--- a/fuentes/11210049_CF02_CFA.docx
+++ b/fuentes/11210049_CF02_CFA.docx
@@ -205,7 +205,7 @@
               </wp:anchor>
             </w:drawing>
           </mc:Choice>
-          <mc:Fallback xmlns:oel="http://schemas.microsoft.com/office/2019/extlst" xmlns:w16cex="http://schemas.microsoft.com/office/word/2018/wordml/cex" xmlns:w16="http://schemas.microsoft.com/office/word/2018/wordml" xmlns:w16sdtdh="http://schemas.microsoft.com/office/word/2020/wordml/sdtdatahash">
+          <mc:Fallback xmlns:w16sdtdh="http://schemas.microsoft.com/office/word/2020/wordml/sdtdatahash" xmlns:w16="http://schemas.microsoft.com/office/word/2018/wordml" xmlns:w16cex="http://schemas.microsoft.com/office/word/2018/wordml/cex" xmlns:oel="http://schemas.microsoft.com/office/2019/extlst">
             <w:pict>
               <v:rect w14:anchorId="4C256C62" id="Rectángulo 3" o:spid="_x0000_s1026" alt="&quot;&quot;" style="position:absolute;margin-left:-55.95pt;margin-top:26.4pt;width:613.85pt;height:164.25pt;z-index:-251655168;visibility:visible;mso-wrap-style:square;mso-height-percent:0;mso-wrap-distance-left:9pt;mso-wrap-distance-top:0;mso-wrap-distance-right:9pt;mso-wrap-distance-bottom:0;mso-position-horizontal:absolute;mso-position-horizontal-relative:text;mso-position-vertical:absolute;mso-position-vertical-relative:text;mso-height-percent:0;mso-height-relative:margin;v-text-anchor:middle" o:gfxdata="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" fillcolor="#00314d" stroked="f" strokeweight="1pt"/>
             </w:pict>
@@ -540,7 +540,6 @@
           <w:docPartUnique/>
         </w:docPartObj>
       </w:sdtPr>
-      <w:sdtEndPr/>
       <w:sdtContent>
         <w:p>
           <w:pPr>
@@ -577,7 +576,7 @@
           <w:r>
             <w:fldChar w:fldCharType="separate"/>
           </w:r>
-          <w:hyperlink w:anchor="_Toc239081750" w:history="1">
+          <w:hyperlink w:anchor="_Toc240303537" w:history="1">
             <w:r>
               <w:rPr>
                 <w:rStyle w:val="Hipervnculo"/>
@@ -604,7 +603,7 @@
                 <w:noProof/>
                 <w:webHidden/>
               </w:rPr>
-              <w:instrText xml:space="preserve"> PAGEREF _Toc239081750 \h </w:instrText>
+              <w:instrText xml:space="preserve"> PAGEREF _Toc240303537 \h </w:instrText>
             </w:r>
             <w:r>
               <w:rPr>
@@ -650,7 +649,7 @@
               <w14:ligatures w14:val="none"/>
             </w:rPr>
           </w:pPr>
-          <w:hyperlink w:anchor="_Toc239081751" w:history="1">
+          <w:hyperlink w:anchor="_Toc240303538" w:history="1">
             <w:r>
               <w:rPr>
                 <w:rStyle w:val="Hipervnculo"/>
@@ -677,7 +676,7 @@
                 <w:noProof/>
                 <w:webHidden/>
               </w:rPr>
-              <w:instrText xml:space="preserve"> PAGEREF _Toc239081751 \h </w:instrText>
+              <w:instrText xml:space="preserve"> PAGEREF _Toc240303538 \h </w:instrText>
             </w:r>
             <w:r>
               <w:rPr>
@@ -723,22 +722,13 @@
               <w14:ligatures w14:val="none"/>
             </w:rPr>
           </w:pPr>
-          <w:hyperlink w:anchor="_Toc239081752" w:history="1">
+          <w:hyperlink w:anchor="_Toc240303539" w:history="1">
             <w:r>
               <w:rPr>
                 <w:rStyle w:val="Hipervnculo"/>
                 <w:noProof/>
               </w:rPr>
-              <w:t>1.1. Fundamentos de la comunica</w:t>
-            </w:r>
-            <w:bookmarkStart w:id="0" w:name="_GoBack"/>
-            <w:bookmarkEnd w:id="0"/>
-            <w:r>
-              <w:rPr>
-                <w:rStyle w:val="Hipervnculo"/>
-                <w:noProof/>
-              </w:rPr>
-              <w:t>ción</w:t>
+              <w:t>1.1. Fundamentos de la comunicación</w:t>
             </w:r>
             <w:r>
               <w:rPr>
@@ -759,7 +749,7 @@
                 <w:noProof/>
                 <w:webHidden/>
               </w:rPr>
-              <w:instrText xml:space="preserve"> PAGEREF _Toc239081752 \h </w:instrText>
+              <w:instrText xml:space="preserve"> PAGEREF _Toc240303539 \h </w:instrText>
             </w:r>
             <w:r>
               <w:rPr>
@@ -805,7 +795,7 @@
               <w14:ligatures w14:val="none"/>
             </w:rPr>
           </w:pPr>
-          <w:hyperlink w:anchor="_Toc239081753" w:history="1">
+          <w:hyperlink w:anchor="_Toc240303540" w:history="1">
             <w:r>
               <w:rPr>
                 <w:rStyle w:val="Hipervnculo"/>
@@ -832,7 +822,7 @@
                 <w:noProof/>
                 <w:webHidden/>
               </w:rPr>
-              <w:instrText xml:space="preserve"> PAGEREF _Toc239081753 \h </w:instrText>
+              <w:instrText xml:space="preserve"> PAGEREF _Toc240303540 \h </w:instrText>
             </w:r>
             <w:r>
               <w:rPr>
@@ -878,7 +868,7 @@
               <w14:ligatures w14:val="none"/>
             </w:rPr>
           </w:pPr>
-          <w:hyperlink w:anchor="_Toc239081754" w:history="1">
+          <w:hyperlink w:anchor="_Toc240303541" w:history="1">
             <w:r>
               <w:rPr>
                 <w:rStyle w:val="Hipervnculo"/>
@@ -905,7 +895,7 @@
                 <w:noProof/>
                 <w:webHidden/>
               </w:rPr>
-              <w:instrText xml:space="preserve"> PAGEREF _Toc239081754 \h </w:instrText>
+              <w:instrText xml:space="preserve"> PAGEREF _Toc240303541 \h </w:instrText>
             </w:r>
             <w:r>
               <w:rPr>
@@ -951,7 +941,7 @@
               <w14:ligatures w14:val="none"/>
             </w:rPr>
           </w:pPr>
-          <w:hyperlink w:anchor="_Toc239081755" w:history="1">
+          <w:hyperlink w:anchor="_Toc240303542" w:history="1">
             <w:r>
               <w:rPr>
                 <w:rStyle w:val="Hipervnculo"/>
@@ -978,7 +968,7 @@
                 <w:noProof/>
                 <w:webHidden/>
               </w:rPr>
-              <w:instrText xml:space="preserve"> PAGEREF _Toc239081755 \h </w:instrText>
+              <w:instrText xml:space="preserve"> PAGEREF _Toc240303542 \h </w:instrText>
             </w:r>
             <w:r>
               <w:rPr>
@@ -1024,13 +1014,13 @@
               <w14:ligatures w14:val="none"/>
             </w:rPr>
           </w:pPr>
-          <w:hyperlink w:anchor="_Toc239081756" w:history="1">
+          <w:hyperlink w:anchor="_Toc240303543" w:history="1">
             <w:r>
               <w:rPr>
                 <w:rStyle w:val="Hipervnculo"/>
                 <w:noProof/>
               </w:rPr>
-              <w:t>2. Trabajo colaborativo y trabajo en equipo</w:t>
+              <w:t>2. Trabajo colaborativo y en equipo</w:t>
             </w:r>
             <w:r>
               <w:rPr>
@@ -1051,7 +1041,7 @@
                 <w:noProof/>
                 <w:webHidden/>
               </w:rPr>
-              <w:instrText xml:space="preserve"> PAGEREF _Toc239081756 \h </w:instrText>
+              <w:instrText xml:space="preserve"> PAGEREF _Toc240303543 \h </w:instrText>
             </w:r>
             <w:r>
               <w:rPr>
@@ -1097,7 +1087,7 @@
               <w14:ligatures w14:val="none"/>
             </w:rPr>
           </w:pPr>
-          <w:hyperlink w:anchor="_Toc239081757" w:history="1">
+          <w:hyperlink w:anchor="_Toc240303544" w:history="1">
             <w:r>
               <w:rPr>
                 <w:rStyle w:val="Hipervnculo"/>
@@ -1124,7 +1114,7 @@
                 <w:noProof/>
                 <w:webHidden/>
               </w:rPr>
-              <w:instrText xml:space="preserve"> PAGEREF _Toc239081757 \h </w:instrText>
+              <w:instrText xml:space="preserve"> PAGEREF _Toc240303544 \h </w:instrText>
             </w:r>
             <w:r>
               <w:rPr>
@@ -1170,7 +1160,7 @@
               <w14:ligatures w14:val="none"/>
             </w:rPr>
           </w:pPr>
-          <w:hyperlink w:anchor="_Toc239081758" w:history="1">
+          <w:hyperlink w:anchor="_Toc240303545" w:history="1">
             <w:r>
               <w:rPr>
                 <w:rStyle w:val="Hipervnculo"/>
@@ -1197,7 +1187,7 @@
                 <w:noProof/>
                 <w:webHidden/>
               </w:rPr>
-              <w:instrText xml:space="preserve"> PAGEREF _Toc239081758 \h </w:instrText>
+              <w:instrText xml:space="preserve"> PAGEREF _Toc240303545 \h </w:instrText>
             </w:r>
             <w:r>
               <w:rPr>
@@ -1243,7 +1233,7 @@
               <w14:ligatures w14:val="none"/>
             </w:rPr>
           </w:pPr>
-          <w:hyperlink w:anchor="_Toc239081759" w:history="1">
+          <w:hyperlink w:anchor="_Toc240303546" w:history="1">
             <w:r>
               <w:rPr>
                 <w:rStyle w:val="Hipervnculo"/>
@@ -1270,7 +1260,7 @@
                 <w:noProof/>
                 <w:webHidden/>
               </w:rPr>
-              <w:instrText xml:space="preserve"> PAGEREF _Toc239081759 \h </w:instrText>
+              <w:instrText xml:space="preserve"> PAGEREF _Toc240303546 \h </w:instrText>
             </w:r>
             <w:r>
               <w:rPr>
@@ -1316,7 +1306,7 @@
               <w14:ligatures w14:val="none"/>
             </w:rPr>
           </w:pPr>
-          <w:hyperlink w:anchor="_Toc239081760" w:history="1">
+          <w:hyperlink w:anchor="_Toc240303547" w:history="1">
             <w:r>
               <w:rPr>
                 <w:rStyle w:val="Hipervnculo"/>
@@ -1343,7 +1333,7 @@
                 <w:noProof/>
                 <w:webHidden/>
               </w:rPr>
-              <w:instrText xml:space="preserve"> PAGEREF _Toc239081760 \h </w:instrText>
+              <w:instrText xml:space="preserve"> PAGEREF _Toc240303547 \h </w:instrText>
             </w:r>
             <w:r>
               <w:rPr>
@@ -1389,7 +1379,7 @@
               <w14:ligatures w14:val="none"/>
             </w:rPr>
           </w:pPr>
-          <w:hyperlink w:anchor="_Toc239081761" w:history="1">
+          <w:hyperlink w:anchor="_Toc240303548" w:history="1">
             <w:r>
               <w:rPr>
                 <w:rStyle w:val="Hipervnculo"/>
@@ -1416,7 +1406,7 @@
                 <w:noProof/>
                 <w:webHidden/>
               </w:rPr>
-              <w:instrText xml:space="preserve"> PAGEREF _Toc239081761 \h </w:instrText>
+              <w:instrText xml:space="preserve"> PAGEREF _Toc240303548 \h </w:instrText>
             </w:r>
             <w:r>
               <w:rPr>
@@ -1462,7 +1452,7 @@
               <w14:ligatures w14:val="none"/>
             </w:rPr>
           </w:pPr>
-          <w:hyperlink w:anchor="_Toc239081762" w:history="1">
+          <w:hyperlink w:anchor="_Toc240303549" w:history="1">
             <w:r>
               <w:rPr>
                 <w:rStyle w:val="Hipervnculo"/>
@@ -1489,7 +1479,7 @@
                 <w:noProof/>
                 <w:webHidden/>
               </w:rPr>
-              <w:instrText xml:space="preserve"> PAGEREF _Toc239081762 \h </w:instrText>
+              <w:instrText xml:space="preserve"> PAGEREF _Toc240303549 \h </w:instrText>
             </w:r>
             <w:r>
               <w:rPr>
@@ -1535,7 +1525,7 @@
               <w14:ligatures w14:val="none"/>
             </w:rPr>
           </w:pPr>
-          <w:hyperlink w:anchor="_Toc239081763" w:history="1">
+          <w:hyperlink w:anchor="_Toc240303550" w:history="1">
             <w:r>
               <w:rPr>
                 <w:rStyle w:val="Hipervnculo"/>
@@ -1562,7 +1552,7 @@
                 <w:noProof/>
                 <w:webHidden/>
               </w:rPr>
-              <w:instrText xml:space="preserve"> PAGEREF _Toc239081763 \h </w:instrText>
+              <w:instrText xml:space="preserve"> PAGEREF _Toc240303550 \h </w:instrText>
             </w:r>
             <w:r>
               <w:rPr>
@@ -1608,7 +1598,7 @@
               <w14:ligatures w14:val="none"/>
             </w:rPr>
           </w:pPr>
-          <w:hyperlink w:anchor="_Toc239081764" w:history="1">
+          <w:hyperlink w:anchor="_Toc240303551" w:history="1">
             <w:r>
               <w:rPr>
                 <w:rStyle w:val="Hipervnculo"/>
@@ -1635,7 +1625,7 @@
                 <w:noProof/>
                 <w:webHidden/>
               </w:rPr>
-              <w:instrText xml:space="preserve"> PAGEREF _Toc239081764 \h </w:instrText>
+              <w:instrText xml:space="preserve"> PAGEREF _Toc240303551 \h </w:instrText>
             </w:r>
             <w:r>
               <w:rPr>
@@ -1681,7 +1671,7 @@
               <w14:ligatures w14:val="none"/>
             </w:rPr>
           </w:pPr>
-          <w:hyperlink w:anchor="_Toc239081765" w:history="1">
+          <w:hyperlink w:anchor="_Toc240303552" w:history="1">
             <w:r>
               <w:rPr>
                 <w:rStyle w:val="Hipervnculo"/>
@@ -1708,7 +1698,7 @@
                 <w:noProof/>
                 <w:webHidden/>
               </w:rPr>
-              <w:instrText xml:space="preserve"> PAGEREF _Toc239081765 \h </w:instrText>
+              <w:instrText xml:space="preserve"> PAGEREF _Toc240303552 \h </w:instrText>
             </w:r>
             <w:r>
               <w:rPr>
@@ -1754,7 +1744,7 @@
               <w14:ligatures w14:val="none"/>
             </w:rPr>
           </w:pPr>
-          <w:hyperlink w:anchor="_Toc239081766" w:history="1">
+          <w:hyperlink w:anchor="_Toc240303553" w:history="1">
             <w:r>
               <w:rPr>
                 <w:rStyle w:val="Hipervnculo"/>
@@ -1781,7 +1771,7 @@
                 <w:noProof/>
                 <w:webHidden/>
               </w:rPr>
-              <w:instrText xml:space="preserve"> PAGEREF _Toc239081766 \h </w:instrText>
+              <w:instrText xml:space="preserve"> PAGEREF _Toc240303553 \h </w:instrText>
             </w:r>
             <w:r>
               <w:rPr>
@@ -1827,7 +1817,7 @@
               <w14:ligatures w14:val="none"/>
             </w:rPr>
           </w:pPr>
-          <w:hyperlink w:anchor="_Toc239081767" w:history="1">
+          <w:hyperlink w:anchor="_Toc240303554" w:history="1">
             <w:r>
               <w:rPr>
                 <w:rStyle w:val="Hipervnculo"/>
@@ -1854,7 +1844,7 @@
                 <w:noProof/>
                 <w:webHidden/>
               </w:rPr>
-              <w:instrText xml:space="preserve"> PAGEREF _Toc239081767 \h </w:instrText>
+              <w:instrText xml:space="preserve"> PAGEREF _Toc240303554 \h </w:instrText>
             </w:r>
             <w:r>
               <w:rPr>
@@ -1900,7 +1890,7 @@
               <w14:ligatures w14:val="none"/>
             </w:rPr>
           </w:pPr>
-          <w:hyperlink w:anchor="_Toc239081768" w:history="1">
+          <w:hyperlink w:anchor="_Toc240303555" w:history="1">
             <w:r>
               <w:rPr>
                 <w:rStyle w:val="Hipervnculo"/>
@@ -1927,7 +1917,7 @@
                 <w:noProof/>
                 <w:webHidden/>
               </w:rPr>
-              <w:instrText xml:space="preserve"> PAGEREF _Toc239081768 \h </w:instrText>
+              <w:instrText xml:space="preserve"> PAGEREF _Toc240303555 \h </w:instrText>
             </w:r>
             <w:r>
               <w:rPr>
@@ -1973,7 +1963,7 @@
               <w14:ligatures w14:val="none"/>
             </w:rPr>
           </w:pPr>
-          <w:hyperlink w:anchor="_Toc239081769" w:history="1">
+          <w:hyperlink w:anchor="_Toc240303556" w:history="1">
             <w:r>
               <w:rPr>
                 <w:rStyle w:val="Hipervnculo"/>
@@ -2000,7 +1990,7 @@
                 <w:noProof/>
                 <w:webHidden/>
               </w:rPr>
-              <w:instrText xml:space="preserve"> PAGEREF _Toc239081769 \h </w:instrText>
+              <w:instrText xml:space="preserve"> PAGEREF _Toc240303556 \h </w:instrText>
             </w:r>
             <w:r>
               <w:rPr>
@@ -2046,7 +2036,7 @@
               <w14:ligatures w14:val="none"/>
             </w:rPr>
           </w:pPr>
-          <w:hyperlink w:anchor="_Toc239081770" w:history="1">
+          <w:hyperlink w:anchor="_Toc240303557" w:history="1">
             <w:r>
               <w:rPr>
                 <w:rStyle w:val="Hipervnculo"/>
@@ -2073,7 +2063,7 @@
                 <w:noProof/>
                 <w:webHidden/>
               </w:rPr>
-              <w:instrText xml:space="preserve"> PAGEREF _Toc239081770 \h </w:instrText>
+              <w:instrText xml:space="preserve"> PAGEREF _Toc240303557 \h </w:instrText>
             </w:r>
             <w:r>
               <w:rPr>
@@ -2119,7 +2109,7 @@
               <w14:ligatures w14:val="none"/>
             </w:rPr>
           </w:pPr>
-          <w:hyperlink w:anchor="_Toc239081771" w:history="1">
+          <w:hyperlink w:anchor="_Toc240303558" w:history="1">
             <w:r>
               <w:rPr>
                 <w:rStyle w:val="Hipervnculo"/>
@@ -2146,7 +2136,7 @@
                 <w:noProof/>
                 <w:webHidden/>
               </w:rPr>
-              <w:instrText xml:space="preserve"> PAGEREF _Toc239081771 \h </w:instrText>
+              <w:instrText xml:space="preserve"> PAGEREF _Toc240303558 \h </w:instrText>
             </w:r>
             <w:r>
               <w:rPr>
@@ -2192,7 +2182,7 @@
               <w14:ligatures w14:val="none"/>
             </w:rPr>
           </w:pPr>
-          <w:hyperlink w:anchor="_Toc239081772" w:history="1">
+          <w:hyperlink w:anchor="_Toc240303559" w:history="1">
             <w:r>
               <w:rPr>
                 <w:rStyle w:val="Hipervnculo"/>
@@ -2219,7 +2209,7 @@
                 <w:noProof/>
                 <w:webHidden/>
               </w:rPr>
-              <w:instrText xml:space="preserve"> PAGEREF _Toc239081772 \h </w:instrText>
+              <w:instrText xml:space="preserve"> PAGEREF _Toc240303559 \h </w:instrText>
             </w:r>
             <w:r>
               <w:rPr>
@@ -2265,7 +2255,7 @@
               <w14:ligatures w14:val="none"/>
             </w:rPr>
           </w:pPr>
-          <w:hyperlink w:anchor="_Toc239081773" w:history="1">
+          <w:hyperlink w:anchor="_Toc240303560" w:history="1">
             <w:r>
               <w:rPr>
                 <w:rStyle w:val="Hipervnculo"/>
@@ -2292,7 +2282,7 @@
                 <w:noProof/>
                 <w:webHidden/>
               </w:rPr>
-              <w:instrText xml:space="preserve"> PAGEREF _Toc239081773 \h </w:instrText>
+              <w:instrText xml:space="preserve"> PAGEREF _Toc240303560 \h </w:instrText>
             </w:r>
             <w:r>
               <w:rPr>
@@ -2340,12 +2330,12 @@
       <w:pPr>
         <w:pStyle w:val="Titulosgenerales"/>
       </w:pPr>
-      <w:bookmarkStart w:id="1" w:name="_Toc239081750"/>
+      <w:bookmarkStart w:id="0" w:name="_Toc240303537"/>
       <w:r>
         <w:lastRenderedPageBreak/>
         <w:t>Introducción</w:t>
       </w:r>
-      <w:bookmarkEnd w:id="1"/>
+      <w:bookmarkEnd w:id="0"/>
     </w:p>
     <w:p>
       <w:r>
@@ -2387,7 +2377,7 @@
         </w:rPr>
         <w:lastRenderedPageBreak/>
         <w:drawing>
-          <wp:anchor distT="0" distB="0" distL="114300" distR="114300" simplePos="0" relativeHeight="251664384" behindDoc="0" locked="0" layoutInCell="1" allowOverlap="1" wp14:anchorId="0F316486" wp14:editId="50800E8F">
+          <wp:anchor distT="0" distB="0" distL="114300" distR="114300" simplePos="0" relativeHeight="251664384" behindDoc="0" locked="0" layoutInCell="1" allowOverlap="1" wp14:anchorId="0F316486" wp14:editId="1FE317CB">
             <wp:simplePos x="0" y="0"/>
             <wp:positionH relativeFrom="column">
               <wp:posOffset>687732</wp:posOffset>
@@ -2398,7 +2388,13 @@
             <wp:extent cx="4680000" cy="2631600"/>
             <wp:effectExtent l="0" t="0" r="6350" b="0"/>
             <wp:wrapNone/>
-            <wp:docPr id="1" name="Imagen 1"/>
+            <wp:docPr id="1" name="Imagen 1">
+              <a:extLst xmlns:a="http://schemas.openxmlformats.org/drawingml/2006/main">
+                <a:ext uri="{C183D7F6-B498-43B3-948B-1728B52AA6E4}">
+                  <adec:decorative xmlns:adec="http://schemas.microsoft.com/office/drawing/2017/decorative" val="1"/>
+                </a:ext>
+              </a:extLst>
+            </wp:docPr>
             <wp:cNvGraphicFramePr>
               <a:graphicFrameLocks xmlns:a="http://schemas.openxmlformats.org/drawingml/2006/main" noChangeAspect="1"/>
             </wp:cNvGraphicFramePr>
@@ -2479,6 +2475,8 @@
         <w:ind w:hanging="142"/>
         <w:jc w:val="center"/>
       </w:pPr>
+      <w:bookmarkStart w:id="1" w:name="_GoBack"/>
+      <w:bookmarkEnd w:id="1"/>
     </w:p>
     <w:p>
       <w:pPr>
@@ -2600,7 +2598,7 @@
         <w:lastRenderedPageBreak/>
         <w:t xml:space="preserve"> </w:t>
       </w:r>
-      <w:bookmarkStart w:id="2" w:name="_Toc239081751"/>
+      <w:bookmarkStart w:id="2" w:name="_Toc240303538"/>
       <w:r>
         <w:t>Comunicación en el entorno organizacional</w:t>
       </w:r>
@@ -2793,7 +2791,19 @@
         <w:rPr>
           <w:lang w:val="es-419" w:eastAsia="es-CO"/>
         </w:rPr>
-        <w:t>Estos seis factores no operan de manera independiente, se articulan y se condicionan mutuamente para generar un proceso comunicativo complejo y dinámico. Identificar cómo interactúan hace posible reconocer los puntos en los que la comunicación puede fortalecerse o deteriorarse dentro de la organización.</w:t>
+        <w:t>Estos seis factores no operan de manera independiente</w:t>
+      </w:r>
+      <w:r>
+        <w:rPr>
+          <w:lang w:val="es-419" w:eastAsia="es-CO"/>
+        </w:rPr>
+        <w:t>;</w:t>
+      </w:r>
+      <w:r>
+        <w:rPr>
+          <w:lang w:val="es-419" w:eastAsia="es-CO"/>
+        </w:rPr>
+        <w:t xml:space="preserve"> se articulan y se condicionan mutuamente para generar un proceso comunicativo complejo y dinámico. Identificar cómo interactúan hace posible reconocer los puntos en los que la comunicación puede fortalecerse o deteriorarse dentro de la organización.</w:t>
       </w:r>
     </w:p>
     <w:p>
@@ -2821,7 +2831,7 @@
       <w:pPr>
         <w:pStyle w:val="Ttulo2"/>
       </w:pPr>
-      <w:bookmarkStart w:id="3" w:name="_Toc239081752"/>
+      <w:bookmarkStart w:id="3" w:name="_Toc240303539"/>
       <w:r>
         <w:t>Fundamentos de la comunicación</w:t>
       </w:r>
@@ -3457,7 +3467,7 @@
       <w:pPr>
         <w:pStyle w:val="Ttulo2"/>
       </w:pPr>
-      <w:bookmarkStart w:id="4" w:name="_Toc239081753"/>
+      <w:bookmarkStart w:id="4" w:name="_Toc240303540"/>
       <w:r>
         <w:t>Comunicación verbal y no verbal</w:t>
       </w:r>
@@ -3665,7 +3675,7 @@
         <w:rPr>
           <w:lang w:val="es-419" w:eastAsia="es-CO"/>
         </w:rPr>
-        <w:t>La combinación de estas clases de comunicación determina la calidad del intercambio en la organización. Un mensaje verbal sólido puede verse reforzado o contradicho por la postura, el tono o el espacio en el que se emite. Para el gestor de talento humano, desarrollar consciencia sobre todos estos canales resulta tan importante como seleccionar las palabras adecuadas al comunicar.</w:t>
+        <w:t>La combinación de estas clases de comunicación determina la calidad del intercambio en la organización. Un mensaje verbal sólido puede verse reforzado o contradicho por la postura, el tono o el espacio en el que se emite. Para el gestor de talento humano, desarrollar conciencia sobre todos estos canales resulta tan importante como seleccionar las palabras adecuadas al comunicar.</w:t>
       </w:r>
     </w:p>
     <w:p>
@@ -4232,7 +4242,7 @@
       <w:pPr>
         <w:pStyle w:val="Ttulo2"/>
       </w:pPr>
-      <w:bookmarkStart w:id="5" w:name="_Toc239081754"/>
+      <w:bookmarkStart w:id="5" w:name="_Toc240303541"/>
       <w:r>
         <w:lastRenderedPageBreak/>
         <w:t>Comunicación kinésica, proxémica y paralingüística</w:t>
@@ -4484,7 +4494,7 @@
       <w:pPr>
         <w:pStyle w:val="Ttulo2"/>
       </w:pPr>
-      <w:bookmarkStart w:id="6" w:name="_Toc239081755"/>
+      <w:bookmarkStart w:id="6" w:name="_Toc240303542"/>
       <w:r>
         <w:t>Comunicación efectiva en el trabajo</w:t>
       </w:r>
@@ -4896,10 +4906,10 @@
       <w:pPr>
         <w:pStyle w:val="Ttulo1"/>
       </w:pPr>
-      <w:bookmarkStart w:id="7" w:name="_Toc239081756"/>
+      <w:bookmarkStart w:id="7" w:name="_Toc240303543"/>
       <w:r>
         <w:lastRenderedPageBreak/>
-        <w:t>Trabajo colaborativo y trabajo en equipo</w:t>
+        <w:t>Trabajo colaborativo y en equipo</w:t>
       </w:r>
       <w:bookmarkEnd w:id="7"/>
     </w:p>
@@ -4939,7 +4949,19 @@
         <w:rPr>
           <w:lang w:val="es-419" w:eastAsia="es-CO"/>
         </w:rPr>
-        <w:t>Las empresas afrontan entornos cambiantes y estructuras cada vez más diversas, la capacidad de trabajar en equipo y de forma colaborativa se convierte en un factor diferenciador. Organizaciones del sector público, pymes, cooperativas y grandes empresas encuentran en estas modalidades una vía para potenciar sus recursos, distribuir responsabilidades y generar soluciones más innovadoras y sostenibles.</w:t>
+        <w:t>Las empresas afrontan entornos cambiantes y estructuras cada vez más diversas</w:t>
+      </w:r>
+      <w:r>
+        <w:rPr>
+          <w:lang w:val="es-419" w:eastAsia="es-CO"/>
+        </w:rPr>
+        <w:t>;</w:t>
+      </w:r>
+      <w:r>
+        <w:rPr>
+          <w:lang w:val="es-419" w:eastAsia="es-CO"/>
+        </w:rPr>
+        <w:t xml:space="preserve"> la capacidad de trabajar en equipo y de forma colaborativa se convierte en un factor diferenciador. Organizaciones del sector público, pymes, cooperativas y grandes empresas encuentran en estas modalidades una vía para potenciar sus recursos, distribuir responsabilidades y generar soluciones más innovadoras y sostenibles.</w:t>
       </w:r>
     </w:p>
     <w:p>
@@ -5118,7 +5140,7 @@
       <w:pPr>
         <w:pStyle w:val="Ttulo2"/>
       </w:pPr>
-      <w:bookmarkStart w:id="8" w:name="_Toc239081757"/>
+      <w:bookmarkStart w:id="8" w:name="_Toc240303544"/>
       <w:r>
         <w:lastRenderedPageBreak/>
         <w:t>Tipos de trabajo grupal</w:t>
@@ -5250,7 +5272,31 @@
         <w:rPr>
           <w:lang w:val="es-419" w:eastAsia="es-CO"/>
         </w:rPr>
-        <w:t>: en el trabajo en equipo es funcional y operativa; en el colaborativo es cognitiva y relacional.</w:t>
+        <w:t>: en el trabajo en equipo</w:t>
+      </w:r>
+      <w:r>
+        <w:rPr>
+          <w:lang w:val="es-419" w:eastAsia="es-CO"/>
+        </w:rPr>
+        <w:t>,</w:t>
+      </w:r>
+      <w:r>
+        <w:rPr>
+          <w:lang w:val="es-419" w:eastAsia="es-CO"/>
+        </w:rPr>
+        <w:t xml:space="preserve"> es funcional y operativa; en el colaborativo</w:t>
+      </w:r>
+      <w:r>
+        <w:rPr>
+          <w:lang w:val="es-419" w:eastAsia="es-CO"/>
+        </w:rPr>
+        <w:t>,</w:t>
+      </w:r>
+      <w:r>
+        <w:rPr>
+          <w:lang w:val="es-419" w:eastAsia="es-CO"/>
+        </w:rPr>
+        <w:t xml:space="preserve"> es cognitiva y relacional.</w:t>
       </w:r>
     </w:p>
     <w:p>
@@ -5497,7 +5543,7 @@
       <w:pPr>
         <w:pStyle w:val="Ttulo2"/>
       </w:pPr>
-      <w:bookmarkStart w:id="9" w:name="_Toc239081758"/>
+      <w:bookmarkStart w:id="9" w:name="_Toc240303545"/>
       <w:r>
         <w:t>Principios del trabajo colaborativo</w:t>
       </w:r>
@@ -5837,7 +5883,7 @@
       <w:pPr>
         <w:pStyle w:val="Ttulo2"/>
       </w:pPr>
-      <w:bookmarkStart w:id="10" w:name="_Toc239081759"/>
+      <w:bookmarkStart w:id="10" w:name="_Toc240303546"/>
       <w:r>
         <w:lastRenderedPageBreak/>
         <w:t>Técnicas para el trabajo en equipo</w:t>
@@ -6096,7 +6142,19 @@
         <w:rPr>
           <w:lang w:val="es-419" w:eastAsia="es-CO"/>
         </w:rPr>
-        <w:t>En una empresa de logística con 35 colaboradores, el equipo de talento humano detecta que los tiempos de despacho aumentan sin causa clara. El coordinador convoca una sesión de lluvia de ideas con representantes de cada área, sin filtros previos. En la siguiente sesión seleccionan las tres alternativas más viables e implementan un piloto. Al finalizar, realizan una retrospectiva: identifican lo que funcionó (la participación equitativa) y lo que mejorar (la documentación de acuerdos). Este ciclo; generar, seleccionar, evaluar; redujo los tiempos de despacho un 18 % en el trimestre siguiente.</w:t>
+        <w:t>En una empresa de logística con 35 colaboradores, el equipo de talento humano detecta que los tiempos de despacho aumentan sin causa clara. El coordinador convoca una sesión de lluvia de ideas con representantes de cada área, sin filtros previos. En la siguiente sesión seleccionan las tres alternativas más viables e implementan un piloto. Al finalizar, realizan una retrospectiva: identifican lo que funcionó (la participación equitativa) y lo que mejorar (la documentación de acuerdos). Este ciclo</w:t>
+      </w:r>
+      <w:r>
+        <w:rPr>
+          <w:lang w:val="es-419" w:eastAsia="es-CO"/>
+        </w:rPr>
+        <w:t>:</w:t>
+      </w:r>
+      <w:r>
+        <w:rPr>
+          <w:lang w:val="es-419" w:eastAsia="es-CO"/>
+        </w:rPr>
+        <w:t xml:space="preserve"> generar, seleccionar, evaluar; redujo los tiempos de despacho un 18 % en el trimestre siguiente.</w:t>
       </w:r>
     </w:p>
     <w:p>
@@ -6136,7 +6194,7 @@
       <w:pPr>
         <w:pStyle w:val="Ttulo2"/>
       </w:pPr>
-      <w:bookmarkStart w:id="11" w:name="_Toc239081760"/>
+      <w:bookmarkStart w:id="11" w:name="_Toc240303547"/>
       <w:r>
         <w:lastRenderedPageBreak/>
         <w:t>Barreras y estrategias comunicativas</w:t>
@@ -6479,7 +6537,7 @@
       <w:pPr>
         <w:pStyle w:val="Ttulo1"/>
       </w:pPr>
-      <w:bookmarkStart w:id="12" w:name="_Toc239081761"/>
+      <w:bookmarkStart w:id="12" w:name="_Toc240303548"/>
       <w:r>
         <w:lastRenderedPageBreak/>
         <w:t>Resolución de problemas organizacionales</w:t>
@@ -6695,7 +6753,7 @@
       <w:pPr>
         <w:pStyle w:val="Ttulo2"/>
       </w:pPr>
-      <w:bookmarkStart w:id="13" w:name="_Toc239081762"/>
+      <w:bookmarkStart w:id="13" w:name="_Toc240303549"/>
       <w:r>
         <w:t>Tipos de conflicto organizacional</w:t>
       </w:r>
@@ -6756,7 +6814,19 @@
         <w:rPr>
           <w:lang w:val="es-419" w:eastAsia="es-CO"/>
         </w:rPr>
-        <w:t>eneran tensión productiva dentro del equipo y actúan como motor de cambio e innovación. Lejos de ser perjudiciales, cuando se gestionan adecuadamente estimulan el pensamiento crítico, cuestionan los supuestos establecidos y abren espacio para nuevas soluciones.</w:t>
+        <w:t>eneran tensión productiva dentro del equipo y actúan como motor de cambio e innovación. Lejos de ser perjudiciales, cuando se gestionan adecuadamente</w:t>
+      </w:r>
+      <w:r>
+        <w:rPr>
+          <w:lang w:val="es-419" w:eastAsia="es-CO"/>
+        </w:rPr>
+        <w:t>,</w:t>
+      </w:r>
+      <w:r>
+        <w:rPr>
+          <w:lang w:val="es-419" w:eastAsia="es-CO"/>
+        </w:rPr>
+        <w:t xml:space="preserve"> estimulan el pensamiento crítico, cuestionan los supuestos establecidos y abren espacio para nuevas soluciones.</w:t>
       </w:r>
     </w:p>
     <w:p>
@@ -6975,33 +7045,20 @@
       </w:pPr>
       <w:r>
         <w:rPr>
+          <w:noProof/>
           <w:lang w:val="es-419"/>
         </w:rPr>
-        <w:t>Tipos de conflicto más habituales en las organizaciones</w:t>
-      </w:r>
-    </w:p>
-    <w:p>
-      <w:pPr>
-        <w:rPr>
-          <w:lang w:val="es-419" w:eastAsia="es-CO"/>
-        </w:rPr>
-      </w:pPr>
-      <w:r>
-        <w:rPr>
-          <w:noProof/>
-          <w:lang w:val="es-419" w:eastAsia="es-CO"/>
-        </w:rPr>
         <w:drawing>
-          <wp:anchor distT="0" distB="0" distL="114300" distR="114300" simplePos="0" relativeHeight="251665408" behindDoc="0" locked="0" layoutInCell="1" allowOverlap="1" wp14:anchorId="09F5D5B7" wp14:editId="79CA3800">
+          <wp:anchor distT="0" distB="0" distL="114300" distR="114300" simplePos="0" relativeHeight="251665408" behindDoc="0" locked="0" layoutInCell="1" allowOverlap="1" wp14:anchorId="09F5D5B7" wp14:editId="205A50F7">
             <wp:simplePos x="0" y="0"/>
             <wp:positionH relativeFrom="column">
-              <wp:posOffset>82439</wp:posOffset>
+              <wp:posOffset>41910</wp:posOffset>
             </wp:positionH>
             <wp:positionV relativeFrom="paragraph">
-              <wp:posOffset>35974</wp:posOffset>
+              <wp:posOffset>353816</wp:posOffset>
             </wp:positionV>
-            <wp:extent cx="5532078" cy="3945520"/>
-            <wp:effectExtent l="0" t="0" r="0" b="0"/>
+            <wp:extent cx="6000750" cy="4279780"/>
+            <wp:effectExtent l="0" t="0" r="0" b="6985"/>
             <wp:wrapNone/>
             <wp:docPr id="23" name="Imagen 23" descr="Figura que presenta los tres tipos de conflicto organizacional: el de tarea, sobre el trabajo; el de relación, entre personas; y el de proceso, sobre los métodos. Reconocer el tipo de conflicto orienta su solución."/>
             <wp:cNvGraphicFramePr>
@@ -7032,7 +7089,7 @@
                   <pic:spPr bwMode="auto">
                     <a:xfrm>
                       <a:off x="0" y="0"/>
-                      <a:ext cx="5532078" cy="3945520"/>
+                      <a:ext cx="6002642" cy="4281129"/>
                     </a:xfrm>
                     <a:prstGeom prst="rect">
                       <a:avLst/>
@@ -7051,6 +7108,19 @@
           </wp:anchor>
         </w:drawing>
       </w:r>
+      <w:r>
+        <w:rPr>
+          <w:lang w:val="es-419"/>
+        </w:rPr>
+        <w:t>Tipos de conflicto más habituales en las organizaciones</w:t>
+      </w:r>
+    </w:p>
+    <w:p>
+      <w:pPr>
+        <w:rPr>
+          <w:lang w:val="es-419" w:eastAsia="es-CO"/>
+        </w:rPr>
+      </w:pPr>
     </w:p>
     <w:p>
       <w:pPr>
@@ -7573,7 +7643,7 @@
       <w:pPr>
         <w:pStyle w:val="Ttulo2"/>
       </w:pPr>
-      <w:bookmarkStart w:id="14" w:name="_Toc239081763"/>
+      <w:bookmarkStart w:id="14" w:name="_Toc240303550"/>
       <w:r>
         <w:t>Argumentación y criterios de solución</w:t>
       </w:r>
@@ -7615,7 +7685,7 @@
         <w:rPr>
           <w:lang w:val="es-419" w:eastAsia="es-CO"/>
         </w:rPr>
-        <w:t>Los criterios que deben cumplir una argumentación sólida son los siguientes:</w:t>
+        <w:t>Los criterios que debe cumplir una argumentación sólida son los siguientes:</w:t>
       </w:r>
     </w:p>
     <w:p>
@@ -7964,7 +8034,7 @@
       <w:pPr>
         <w:pStyle w:val="Ttulo2"/>
       </w:pPr>
-      <w:bookmarkStart w:id="15" w:name="_Toc239081764"/>
+      <w:bookmarkStart w:id="15" w:name="_Toc240303551"/>
       <w:r>
         <w:t>Estrategias creativas de solución</w:t>
       </w:r>
@@ -8482,7 +8552,7 @@
       <w:pPr>
         <w:pStyle w:val="Ttulo2"/>
       </w:pPr>
-      <w:bookmarkStart w:id="16" w:name="_Toc239081765"/>
+      <w:bookmarkStart w:id="16" w:name="_Toc240303552"/>
       <w:r>
         <w:t>Consensos y acuerdos</w:t>
       </w:r>
@@ -8813,7 +8883,7 @@
       <w:pPr>
         <w:pStyle w:val="Ttulo1"/>
       </w:pPr>
-      <w:bookmarkStart w:id="17" w:name="_Toc239081766"/>
+      <w:bookmarkStart w:id="17" w:name="_Toc240303553"/>
       <w:r>
         <w:lastRenderedPageBreak/>
         <w:t>Asertividad en la dirección de personas</w:t>
@@ -9190,7 +9260,7 @@
       <w:pPr>
         <w:pStyle w:val="Ttulo2"/>
       </w:pPr>
-      <w:bookmarkStart w:id="18" w:name="_Toc239081767"/>
+      <w:bookmarkStart w:id="18" w:name="_Toc240303554"/>
       <w:r>
         <w:t>Concepto de asertividad</w:t>
       </w:r>
@@ -9563,7 +9633,13 @@
               <w:rPr>
                 <w:bCs/>
               </w:rPr>
-              <w:t>En una reunión de trabajo, el equipo toma una decisión con la que alguien no está de acuerdo. Pero, por evitar el conflicto, esa persona guarda silencio.</w:t>
+              <w:t>e</w:t>
+            </w:r>
+            <w:r>
+              <w:rPr>
+                <w:bCs/>
+              </w:rPr>
+              <w:t>n una reunión de trabajo, el equipo toma una decisión con la que alguien no está de acuerdo. Pero, por evitar el conflicto, esa persona guarda silencio.</w:t>
             </w:r>
           </w:p>
           <w:p>
@@ -9589,7 +9665,13 @@
               <w:rPr>
                 <w:bCs/>
               </w:rPr>
-              <w:t>El caso contrario es el de quien responde de forma tajante, impone su idea y deja la sala en un silencio tenso. Son dos formas de reaccionar que se alejan de la comunicación asertiva.</w:t>
+              <w:t>e</w:t>
+            </w:r>
+            <w:r>
+              <w:rPr>
+                <w:bCs/>
+              </w:rPr>
+              <w:t>l caso contrario es el de quien responde de forma tajante, impone su idea y deja la sala en un silencio tenso. Son dos formas de reaccionar que se alejan de la comunicación asertiva.</w:t>
             </w:r>
           </w:p>
           <w:p>
@@ -9615,7 +9697,13 @@
               <w:rPr>
                 <w:bCs/>
               </w:rPr>
-              <w:t>La comunicación asertiva busca ese equilibrio. Mientras la persona pasiva calla, cede y termina guardándose la molestia, la agresiva pasa por encima de los demás y rompe la confianza del equipo.</w:t>
+              <w:t>l</w:t>
+            </w:r>
+            <w:r>
+              <w:rPr>
+                <w:bCs/>
+              </w:rPr>
+              <w:t>a comunicación asertiva busca ese equilibrio. Mientras la persona pasiva calla, cede y termina guardándose la molestia, la agresiva pasa por encima de los demás y rompe la confianza del equipo.</w:t>
             </w:r>
           </w:p>
           <w:p>
@@ -9641,7 +9729,13 @@
               <w:rPr>
                 <w:bCs/>
               </w:rPr>
-              <w:t>La clave está en expresar lo que se piensa y se siente con claridad, pero sin faltar al respeto. Es defender una posición reconociendo también la del otro.</w:t>
+              <w:t>l</w:t>
+            </w:r>
+            <w:r>
+              <w:rPr>
+                <w:bCs/>
+              </w:rPr>
+              <w:t>a clave está en expresar lo que se piensa y se siente con claridad, pero sin faltar al respeto. Es defender una posición reconociendo también la del otro.</w:t>
             </w:r>
           </w:p>
           <w:p>
@@ -9667,7 +9761,13 @@
               <w:rPr>
                 <w:bCs/>
               </w:rPr>
-              <w:t>Y esta habilidad es indispensable para quien dirige personas. Permite señalar un error sin humillar, pedir un cambio sin imponerlo y poner límites sin dañar la relación laboral.</w:t>
+              <w:t>y</w:t>
+            </w:r>
+            <w:r>
+              <w:rPr>
+                <w:bCs/>
+              </w:rPr>
+              <w:t xml:space="preserve"> esta habilidad es indispensable para quien dirige personas. Permite señalar un error sin humillar, pedir un cambio sin imponerlo y poner límites sin dañar la relación laboral.</w:t>
             </w:r>
           </w:p>
           <w:p>
@@ -9694,7 +9794,13 @@
               <w:rPr>
                 <w:bCs/>
               </w:rPr>
-              <w:t>Pensemos en un líder que necesita corregir el trabajo de alguien de su equipo. Si asume una postura pasiva y se queda callado, el problema se seguirá repitiendo.</w:t>
+              <w:t>p</w:t>
+            </w:r>
+            <w:r>
+              <w:rPr>
+                <w:bCs/>
+              </w:rPr>
+              <w:t>ensemos en un líder que necesita corregir el trabajo de alguien de su equipo. Si asume una postura pasiva y se queda callado, el problema se seguirá repitiendo.</w:t>
             </w:r>
           </w:p>
           <w:p>
@@ -9720,7 +9826,13 @@
               <w:rPr>
                 <w:bCs/>
               </w:rPr>
-              <w:t>Si, por el contrario, reacciona de forma agresiva, puede terminar gritando, imponiendo y descalificando a la persona delante de los demás.</w:t>
+              <w:t>s</w:t>
+            </w:r>
+            <w:r>
+              <w:rPr>
+                <w:bCs/>
+              </w:rPr>
+              <w:t>i, por el contrario, reacciona de forma agresiva, puede terminar gritando, imponiendo y descalificando a la persona delante de los demás.</w:t>
             </w:r>
           </w:p>
           <w:p>
@@ -9746,7 +9858,13 @@
               <w:rPr>
                 <w:bCs/>
               </w:rPr>
-              <w:t>Pero si lo hace de forma asertiva, describe el hecho puntual, explica el efecto que tuvo y propone una mejora en conjunto. ¿Notan cómo cambia por completo la forma de abordar el problema?</w:t>
+              <w:t>p</w:t>
+            </w:r>
+            <w:r>
+              <w:rPr>
+                <w:bCs/>
+              </w:rPr>
+              <w:t>ero si lo hace de forma asertiva, describe el hecho puntual, explica el efecto que tuvo y propone una mejora en conjunto. ¿Notan cómo cambia por completo la forma de abordar el problema?</w:t>
             </w:r>
           </w:p>
           <w:p>
@@ -9772,7 +9890,13 @@
               <w:rPr>
                 <w:bCs/>
               </w:rPr>
-              <w:t xml:space="preserve">Una forma de poner </w:t>
+              <w:t>u</w:t>
+            </w:r>
+            <w:r>
+              <w:rPr>
+                <w:bCs/>
+              </w:rPr>
+              <w:t xml:space="preserve">na forma de poner </w:t>
             </w:r>
             <w:proofErr w:type="gramStart"/>
             <w:r>
@@ -9812,7 +9936,13 @@
               <w:rPr>
                 <w:bCs/>
               </w:rPr>
-              <w:t>Por ejemplo, no es lo mismo decir “usted nunca entrega a tiempo” que explicar “necesito que el informe esté listo el martes para poder continuar con el proceso”. Así la conversación se centra en la situación que hay que resolver y no en atacar a la persona.</w:t>
+              <w:t>p</w:t>
+            </w:r>
+            <w:r>
+              <w:rPr>
+                <w:bCs/>
+              </w:rPr>
+              <w:t>or ejemplo, no es lo mismo decir “usted nunca entrega a tiempo” que explicar “necesito que el informe esté listo el martes para poder continuar con el proceso”. Así la conversación se centra en la situación que hay que resolver y no en atacar a la persona.</w:t>
             </w:r>
           </w:p>
           <w:p>
@@ -9838,7 +9968,13 @@
               <w:rPr>
                 <w:bCs/>
               </w:rPr>
-              <w:t>También es importante escuchar la respuesta del otro. La comunicación asertiva no consiste solamente en decir lo que pensamos; implica entender qué está pasando y abrir espacio para encontrar una solución.</w:t>
+              <w:t>t</w:t>
+            </w:r>
+            <w:r>
+              <w:rPr>
+                <w:bCs/>
+              </w:rPr>
+              <w:t>ambién es importante escuchar la respuesta del otro. La comunicación asertiva no consiste solamente en decir lo que pensamos; implica entender qué está pasando y abrir espacio para encontrar una solución.</w:t>
             </w:r>
           </w:p>
           <w:p>
@@ -9864,7 +10000,13 @@
               <w:rPr>
                 <w:bCs/>
               </w:rPr>
-              <w:t>Estas formas de comunicarse se pueden aprender y practicar. Con el tiempo ayudan a manejar mejor los desacuerdos, dar retroalimentación y mantener conversaciones difíciles sin deteriorar la relación laboral.</w:t>
+              <w:t>e</w:t>
+            </w:r>
+            <w:r>
+              <w:rPr>
+                <w:bCs/>
+              </w:rPr>
+              <w:t>stas formas de comunicarse se pueden aprender y practicar. Con el tiempo ayudan a manejar mejor los desacuerdos, dar retroalimentación y mantener conversaciones difíciles sin deteriorar la relación laboral.</w:t>
             </w:r>
           </w:p>
           <w:p>
@@ -9897,7 +10039,13 @@
               <w:rPr>
                 <w:bCs/>
               </w:rPr>
-              <w:t>Somos asertivos cuando expresamos lo que necesitamos, reconocemos al otro y buscamos una forma de avanzar sin convertir cada diferencia en un conflicto.</w:t>
+              <w:t>s</w:t>
+            </w:r>
+            <w:r>
+              <w:rPr>
+                <w:bCs/>
+              </w:rPr>
+              <w:t>omos asertivos cuando expresamos lo que necesitamos, reconocemos al otro y buscamos una forma de avanzar sin convertir cada diferencia en un conflicto.</w:t>
             </w:r>
           </w:p>
           <w:p>
@@ -9918,7 +10066,13 @@
               <w:rPr>
                 <w:bCs/>
               </w:rPr>
-              <w:t>Comunicarnos es parte del día a día, por eso los equipos que adoptan una comunicación asertiva pueden resolver sus diferencias con mayor claridad, trabajar mejor, y obtener mejores resultados.</w:t>
+              <w:t>c</w:t>
+            </w:r>
+            <w:r>
+              <w:rPr>
+                <w:bCs/>
+              </w:rPr>
+              <w:t>omunicarnos es parte del día a día, por eso los equipos que adoptan una comunicación asertiva pueden resolver sus diferencias con mayor claridad, trabajar mejor, y obtener mejores resultados.</w:t>
             </w:r>
           </w:p>
         </w:tc>
@@ -9954,7 +10108,7 @@
       <w:pPr>
         <w:pStyle w:val="Ttulo2"/>
       </w:pPr>
-      <w:bookmarkStart w:id="19" w:name="_Toc239081768"/>
+      <w:bookmarkStart w:id="19" w:name="_Toc240303555"/>
       <w:r>
         <w:t>Comunicación asertiva en el trabajo</w:t>
       </w:r>
@@ -10380,7 +10534,7 @@
       <w:r>
         <w:t xml:space="preserve"> </w:t>
       </w:r>
-      <w:bookmarkStart w:id="20" w:name="_Toc239081769"/>
+      <w:bookmarkStart w:id="20" w:name="_Toc240303556"/>
       <w:r>
         <w:t>Estrategias para dirigir personas</w:t>
       </w:r>
@@ -10633,7 +10787,7 @@
           <w:u w:val="single"/>
         </w:rPr>
       </w:pPr>
-      <w:bookmarkStart w:id="21" w:name="_Toc239081770"/>
+      <w:bookmarkStart w:id="21" w:name="_Toc240303557"/>
       <w:r>
         <w:lastRenderedPageBreak/>
         <w:t>Síntesis</w:t>
@@ -10655,7 +10809,21 @@
           <w:noProof/>
           <w:lang w:eastAsia="es-CO"/>
         </w:rPr>
-        <w:t>El componente formativo aborda la comunicación, el trabajo colaborativo y la asertividad como capacidades que se potencian de manera conjunta para mejorar las interacciones y los resultados en los entornos laborales. Explora la comunicación organizacional desde sus fundamentos hasta su uso efectivo en los equipos, reconociendo sus formas verbales y no verbales, así como las barreras que la dificultan; el trabajo colaborativo y las bases que permiten construir grupos integrados y orientados a un propósito común; la resolución de conflictos como proceso que transforma las diferencias en oportunidades de acuerdo; y la asertividad como habilidad para orientar las personas, retroalimentar con criterio constructivo y sostener vínculos de trabajo respetuosos y productivos.</w:t>
+        <w:t>El componente formativo aborda la comunicación, el trabajo colaborativo y la asertividad como capacidades que se potencian de manera conjunta para mejorar las interacciones y los resultados en los entornos laborales. Explora la comunicación organizacional desde sus fundamentos hasta su uso efectivo en los equipos, reconociendo sus formas verbales y no verbales, así como las barreras que la dificultan; el trabajo colaborativo y las bases que permiten construir grupos integrados y orientados a un propósito común; la resolución de conflictos como proceso que transforma las diferencias en oportunidades de acuerdo; y la asertividad como habilidad para orientar</w:t>
+      </w:r>
+      <w:r>
+        <w:rPr>
+          <w:noProof/>
+          <w:lang w:eastAsia="es-CO"/>
+        </w:rPr>
+        <w:t xml:space="preserve"> a</w:t>
+      </w:r>
+      <w:r>
+        <w:rPr>
+          <w:noProof/>
+          <w:lang w:eastAsia="es-CO"/>
+        </w:rPr>
+        <w:t xml:space="preserve"> las personas, retroalimentar con criterio constructivo y sostener vínculos de trabajo respetuosos y productivos.</w:t>
       </w:r>
     </w:p>
     <w:p>
@@ -10775,7 +10943,7 @@
       <w:pPr>
         <w:pStyle w:val="Titulosgenerales"/>
       </w:pPr>
-      <w:bookmarkStart w:id="22" w:name="_Toc239081771"/>
+      <w:bookmarkStart w:id="22" w:name="_Toc240303558"/>
       <w:r>
         <w:lastRenderedPageBreak/>
         <w:t>Glosario</w:t>
@@ -10975,7 +11143,7 @@
       <w:pPr>
         <w:pStyle w:val="Titulosgenerales"/>
       </w:pPr>
-      <w:bookmarkStart w:id="23" w:name="_Toc239081772"/>
+      <w:bookmarkStart w:id="23" w:name="_Toc240303559"/>
       <w:r>
         <w:lastRenderedPageBreak/>
         <w:t>Referencias bibliográficas</w:t>
@@ -11101,7 +11269,7 @@
       <w:pPr>
         <w:pStyle w:val="Titulosgenerales"/>
       </w:pPr>
-      <w:bookmarkStart w:id="24" w:name="_Toc239081773"/>
+      <w:bookmarkStart w:id="24" w:name="_Toc240303560"/>
       <w:r>
         <w:lastRenderedPageBreak/>
         <w:t>Créditos</w:t>
@@ -11747,7 +11915,6 @@
         <w:docPartUnique/>
       </w:docPartObj>
     </w:sdtPr>
-    <w:sdtEndPr/>
     <w:sdtContent>
       <w:p>
         <w:pPr>
@@ -17490,6 +17657,26 @@
 </file>
 
 <file path=customXml/item1.xml><?xml version="1.0" encoding="utf-8"?>
+<?mso-contentType ?>
+<FormTemplates xmlns="http://schemas.microsoft.com/sharepoint/v3/contenttype/forms">
+  <Display>DocumentLibraryForm</Display>
+  <Edit>DocumentLibraryForm</Edit>
+  <New>DocumentLibraryForm</New>
+</FormTemplates>
+</file>
+
+<file path=customXml/item2.xml><?xml version="1.0" encoding="utf-8"?>
+<p:properties xmlns:p="http://schemas.microsoft.com/office/2006/metadata/properties" xmlns:xsi="http://www.w3.org/2001/XMLSchema-instance" xmlns:pc="http://schemas.microsoft.com/office/infopath/2007/PartnerControls">
+  <documentManagement>
+    <TaxCatchAll xmlns="13c90a0b-73bc-4dc0-be5f-28d77b615beb" xsi:nil="true"/>
+    <lcf76f155ced4ddcb4097134ff3c332f xmlns="13c93bba-48ce-428c-bfe5-88b42c19b028">
+      <Terms xmlns="http://schemas.microsoft.com/office/infopath/2007/PartnerControls"/>
+    </lcf76f155ced4ddcb4097134ff3c332f>
+  </documentManagement>
+</p:properties>
+</file>
+
+<file path=customXml/item3.xml><?xml version="1.0" encoding="utf-8"?>
 <ct:contentTypeSchema xmlns:ct="http://schemas.microsoft.com/office/2006/metadata/contentType" xmlns:ma="http://schemas.microsoft.com/office/2006/metadata/properties/metaAttributes" ct:_="" ma:_="" ma:contentTypeName="Documento" ma:contentTypeID="0x0101006A81D6BD42E8DF4C91013959704817E1" ma:contentTypeVersion="15" ma:contentTypeDescription="Crear nuevo documento." ma:contentTypeScope="" ma:versionID="bf4f72ffd194f0963ff564daca6869f7">
   <xsd:schema xmlns:xsd="http://www.w3.org/2001/XMLSchema" xmlns:xs="http://www.w3.org/2001/XMLSchema" xmlns:p="http://schemas.microsoft.com/office/2006/metadata/properties" xmlns:ns2="13c90a0b-73bc-4dc0-be5f-28d77b615beb" xmlns:ns3="13c93bba-48ce-428c-bfe5-88b42c19b028" targetNamespace="http://schemas.microsoft.com/office/2006/metadata/properties" ma:root="true" ma:fieldsID="8718d6f4873a5b1392a45044efa78385" ns2:_="" ns3:_="">
     <xsd:import namespace="13c90a0b-73bc-4dc0-be5f-28d77b615beb"/>
@@ -17724,31 +17911,30 @@
 </ct:contentTypeSchema>
 </file>
 
-<file path=customXml/item2.xml><?xml version="1.0" encoding="utf-8"?>
-<p:properties xmlns:p="http://schemas.microsoft.com/office/2006/metadata/properties" xmlns:xsi="http://www.w3.org/2001/XMLSchema-instance" xmlns:pc="http://schemas.microsoft.com/office/infopath/2007/PartnerControls">
-  <documentManagement>
-    <TaxCatchAll xmlns="13c90a0b-73bc-4dc0-be5f-28d77b615beb" xsi:nil="true"/>
-    <lcf76f155ced4ddcb4097134ff3c332f xmlns="13c93bba-48ce-428c-bfe5-88b42c19b028">
-      <Terms xmlns="http://schemas.microsoft.com/office/infopath/2007/PartnerControls"/>
-    </lcf76f155ced4ddcb4097134ff3c332f>
-  </documentManagement>
-</p:properties>
-</file>
-
-<file path=customXml/item3.xml><?xml version="1.0" encoding="utf-8"?>
-<?mso-contentType ?>
-<FormTemplates xmlns="http://schemas.microsoft.com/sharepoint/v3/contenttype/forms">
-  <Display>DocumentLibraryForm</Display>
-  <Edit>DocumentLibraryForm</Edit>
-  <New>DocumentLibraryForm</New>
-</FormTemplates>
-</file>
-
 <file path=customXml/item4.xml><?xml version="1.0" encoding="utf-8"?>
 <b:Sources xmlns:b="http://schemas.openxmlformats.org/officeDocument/2006/bibliography" xmlns="http://schemas.openxmlformats.org/officeDocument/2006/bibliography" SelectedStyle="\APASixthEditionOfficeOnline.xsl" StyleName="APA" Version="6"/>
 </file>
 
 <file path=customXml/itemProps1.xml><?xml version="1.0" encoding="utf-8"?>
+<ds:datastoreItem xmlns:ds="http://schemas.openxmlformats.org/officeDocument/2006/customXml" ds:itemID="{10663269-2064-4804-8290-36D4A57F5557}">
+  <ds:schemaRefs>
+    <ds:schemaRef ds:uri="http://schemas.microsoft.com/sharepoint/v3/contenttype/forms"/>
+  </ds:schemaRefs>
+</ds:datastoreItem>
+</file>
+
+<file path=customXml/itemProps2.xml><?xml version="1.0" encoding="utf-8"?>
+<ds:datastoreItem xmlns:ds="http://schemas.openxmlformats.org/officeDocument/2006/customXml" ds:itemID="{1279454D-02BE-4A9C-A117-DCD1573E2608}">
+  <ds:schemaRefs>
+    <ds:schemaRef ds:uri="http://schemas.microsoft.com/office/2006/metadata/properties"/>
+    <ds:schemaRef ds:uri="http://schemas.microsoft.com/office/infopath/2007/PartnerControls"/>
+    <ds:schemaRef ds:uri="13c90a0b-73bc-4dc0-be5f-28d77b615beb"/>
+    <ds:schemaRef ds:uri="13c93bba-48ce-428c-bfe5-88b42c19b028"/>
+  </ds:schemaRefs>
+</ds:datastoreItem>
+</file>
+
+<file path=customXml/itemProps3.xml><?xml version="1.0" encoding="utf-8"?>
 <ds:datastoreItem xmlns:ds="http://schemas.openxmlformats.org/officeDocument/2006/customXml" ds:itemID="{59065960-E0CA-4804-83B5-320CBCDCC160}">
   <ds:schemaRefs>
     <ds:schemaRef ds:uri="http://schemas.microsoft.com/office/2006/metadata/contentType"/>
@@ -17767,27 +17953,8 @@
 </ds:datastoreItem>
 </file>
 
-<file path=customXml/itemProps2.xml><?xml version="1.0" encoding="utf-8"?>
-<ds:datastoreItem xmlns:ds="http://schemas.openxmlformats.org/officeDocument/2006/customXml" ds:itemID="{1279454D-02BE-4A9C-A117-DCD1573E2608}">
-  <ds:schemaRefs>
-    <ds:schemaRef ds:uri="http://schemas.microsoft.com/office/2006/metadata/properties"/>
-    <ds:schemaRef ds:uri="http://schemas.microsoft.com/office/infopath/2007/PartnerControls"/>
-    <ds:schemaRef ds:uri="13c90a0b-73bc-4dc0-be5f-28d77b615beb"/>
-    <ds:schemaRef ds:uri="13c93bba-48ce-428c-bfe5-88b42c19b028"/>
-  </ds:schemaRefs>
-</ds:datastoreItem>
-</file>
-
-<file path=customXml/itemProps3.xml><?xml version="1.0" encoding="utf-8"?>
-<ds:datastoreItem xmlns:ds="http://schemas.openxmlformats.org/officeDocument/2006/customXml" ds:itemID="{10663269-2064-4804-8290-36D4A57F5557}">
-  <ds:schemaRefs>
-    <ds:schemaRef ds:uri="http://schemas.microsoft.com/sharepoint/v3/contenttype/forms"/>
-  </ds:schemaRefs>
-</ds:datastoreItem>
-</file>
-
 <file path=customXml/itemProps4.xml><?xml version="1.0" encoding="utf-8"?>
-<ds:datastoreItem xmlns:ds="http://schemas.openxmlformats.org/officeDocument/2006/customXml" ds:itemID="{2579FB57-8920-4E2C-B645-E8D81E54F9CD}">
+<ds:datastoreItem xmlns:ds="http://schemas.openxmlformats.org/officeDocument/2006/customXml" ds:itemID="{1DDA3ECC-82AC-441B-B3C0-71EF97AF7834}">
   <ds:schemaRefs>
     <ds:schemaRef ds:uri="http://schemas.openxmlformats.org/officeDocument/2006/bibliography"/>
   </ds:schemaRefs>

--- a/fuentes/11210049_CF02_CFA.docx
+++ b/fuentes/11210049_CF02_CFA.docx
@@ -1,6 +1,6 @@
 
 <file path=word/document.xml><?xml version="1.0" encoding="utf-8"?>
-<w:document xmlns:wpc="http://schemas.microsoft.com/office/word/2010/wordprocessingCanvas" xmlns:cx="http://schemas.microsoft.com/office/drawing/2014/chartex" xmlns:cx1="http://schemas.microsoft.com/office/drawing/2015/9/8/chartex" xmlns:cx2="http://schemas.microsoft.com/office/drawing/2015/10/21/chartex" xmlns:cx3="http://schemas.microsoft.com/office/drawing/2016/5/9/chartex" xmlns:cx4="http://schemas.microsoft.com/office/drawing/2016/5/10/chartex" xmlns:cx5="http://schemas.microsoft.com/office/drawing/2016/5/11/chartex" xmlns:cx6="http://schemas.microsoft.com/office/drawing/2016/5/12/chartex" xmlns:cx7="http://schemas.microsoft.com/office/drawing/2016/5/13/chartex" xmlns:cx8="http://schemas.microsoft.com/office/drawing/2016/5/14/chartex" xmlns:mc="http://schemas.openxmlformats.org/markup-compatibility/2006" xmlns:aink="http://schemas.microsoft.com/office/drawing/2016/ink" xmlns:am3d="http://schemas.microsoft.com/office/drawing/2017/model3d" xmlns:o="urn:schemas-microsoft-com:office:office" xmlns:r="http://schemas.openxmlformats.org/officeDocument/2006/relationships" xmlns:m="http://schemas.openxmlformats.org/officeDocument/2006/math" xmlns:v="urn:schemas-microsoft-com:vml" xmlns:wp14="http://schemas.microsoft.com/office/word/2010/wordprocessingDrawing" xmlns:wp="http://schemas.openxmlformats.org/drawingml/2006/wordprocessingDrawing" xmlns:w10="urn:schemas-microsoft-com:office:word" xmlns:w="http://schemas.openxmlformats.org/wordprocessingml/2006/main" xmlns:w14="http://schemas.microsoft.com/office/word/2010/wordml" xmlns:w15="http://schemas.microsoft.com/office/word/2012/wordml" xmlns:w16cid="http://schemas.microsoft.com/office/word/2016/wordml/cid" xmlns:w16se="http://schemas.microsoft.com/office/word/2015/wordml/symex" xmlns:wpg="http://schemas.microsoft.com/office/word/2010/wordprocessingGroup" xmlns:wpi="http://schemas.microsoft.com/office/word/2010/wordprocessingInk" xmlns:wne="http://schemas.microsoft.com/office/word/2006/wordml" xmlns:wps="http://schemas.microsoft.com/office/word/2010/wordprocessingShape" mc:Ignorable="w14 w15 w16se w16cid wp14">
+<w:document xmlns:wpc="http://schemas.microsoft.com/office/word/2010/wordprocessingCanvas" xmlns:cx="http://schemas.microsoft.com/office/drawing/2014/chartex" xmlns:cx1="http://schemas.microsoft.com/office/drawing/2015/9/8/chartex" xmlns:cx2="http://schemas.microsoft.com/office/drawing/2015/10/21/chartex" xmlns:cx3="http://schemas.microsoft.com/office/drawing/2016/5/9/chartex" xmlns:cx4="http://schemas.microsoft.com/office/drawing/2016/5/10/chartex" xmlns:cx5="http://schemas.microsoft.com/office/drawing/2016/5/11/chartex" xmlns:cx6="http://schemas.microsoft.com/office/drawing/2016/5/12/chartex" xmlns:cx7="http://schemas.microsoft.com/office/drawing/2016/5/13/chartex" xmlns:cx8="http://schemas.microsoft.com/office/drawing/2016/5/14/chartex" xmlns:mc="http://schemas.openxmlformats.org/markup-compatibility/2006" xmlns:aink="http://schemas.microsoft.com/office/drawing/2016/ink" xmlns:am3d="http://schemas.microsoft.com/office/drawing/2017/model3d" xmlns:o="urn:schemas-microsoft-com:office:office" xmlns:r="http://schemas.openxmlformats.org/officeDocument/2006/relationships" xmlns:m="http://schemas.openxmlformats.org/officeDocument/2006/math" xmlns:v="urn:schemas-microsoft-com:vml" xmlns:wp14="http://schemas.microsoft.com/office/word/2010/wordprocessingDrawing" xmlns:wp="http://schemas.openxmlformats.org/drawingml/2006/wordprocessingDrawing" xmlns:w10="urn:schemas-microsoft-com:office:word" xmlns:w="http://schemas.openxmlformats.org/wordprocessingml/2006/main" xmlns:w14="http://schemas.microsoft.com/office/word/2010/wordml" xmlns:w15="http://schemas.microsoft.com/office/word/2012/wordml" xmlns:w16cex="http://schemas.microsoft.com/office/word/2018/wordml/cex" xmlns:w16cid="http://schemas.microsoft.com/office/word/2016/wordml/cid" xmlns:w16="http://schemas.microsoft.com/office/word/2018/wordml" xmlns:w16sdtdh="http://schemas.microsoft.com/office/word/2020/wordml/sdtdatahash" xmlns:w16se="http://schemas.microsoft.com/office/word/2015/wordml/symex" xmlns:wpg="http://schemas.microsoft.com/office/word/2010/wordprocessingGroup" xmlns:wpi="http://schemas.microsoft.com/office/word/2010/wordprocessingInk" xmlns:wne="http://schemas.microsoft.com/office/word/2006/wordml" xmlns:wps="http://schemas.microsoft.com/office/word/2010/wordprocessingShape" mc:Ignorable="w14 w15 w16se w16cid w16 w16cex w16sdtdh wp14">
   <w:body>
     <w:p>
       <w:pPr>
@@ -205,7 +205,7 @@
               </wp:anchor>
             </w:drawing>
           </mc:Choice>
-          <mc:Fallback xmlns:w16sdtdh="http://schemas.microsoft.com/office/word/2020/wordml/sdtdatahash" xmlns:w16="http://schemas.microsoft.com/office/word/2018/wordml" xmlns:w16cex="http://schemas.microsoft.com/office/word/2018/wordml/cex" xmlns:oel="http://schemas.microsoft.com/office/2019/extlst">
+          <mc:Fallback xmlns:oel="http://schemas.microsoft.com/office/2019/extlst">
             <w:pict>
               <v:rect w14:anchorId="4C256C62" id="Rectángulo 3" o:spid="_x0000_s1026" alt="&quot;&quot;" style="position:absolute;margin-left:-55.95pt;margin-top:26.4pt;width:613.85pt;height:164.25pt;z-index:-251655168;visibility:visible;mso-wrap-style:square;mso-height-percent:0;mso-wrap-distance-left:9pt;mso-wrap-distance-top:0;mso-wrap-distance-right:9pt;mso-wrap-distance-bottom:0;mso-position-horizontal:absolute;mso-position-horizontal-relative:text;mso-position-vertical:absolute;mso-position-vertical-relative:text;mso-height-percent:0;mso-height-relative:margin;v-text-anchor:middle" o:gfxdata="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" fillcolor="#00314d" stroked="f" strokeweight="1pt"/>
             </w:pict>
@@ -318,7 +318,7 @@
                 <v:stroke joinstyle="miter"/>
                 <v:path gradientshapeok="t" o:connecttype="rect"/>
               </v:shapetype>
-              <v:shape id="Cuadro de texto 2" o:spid="_x0000_s1026" type="#_x0000_t202" style="position:absolute;left:0;text-align:left;margin-left:-25.2pt;margin-top:21.9pt;width:549pt;height:102.95pt;z-index:251663360;visibility:visible;mso-wrap-style:square;mso-width-percent:0;mso-height-percent:0;mso-wrap-distance-left:9pt;mso-wrap-distance-top:3.6pt;mso-wrap-distance-right:9pt;mso-wrap-distance-bottom:3.6pt;mso-position-horizontal:absolute;mso-position-horizontal-relative:margin;mso-position-vertical:absolute;mso-position-vertical-relative:text;mso-width-percent:0;mso-height-percent:0;mso-width-relative:margin;mso-height-relative:margin;v-text-anchor:top" o:gfxdata="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" filled="f" stroked="f">
+              <v:shape id="Cuadro de texto 2" o:spid="_x0000_s1026" type="#_x0000_t202" alt="&quot;&quot;" style="position:absolute;left:0;text-align:left;margin-left:-25.2pt;margin-top:21.9pt;width:549pt;height:102.95pt;z-index:251663360;visibility:visible;mso-wrap-style:square;mso-width-percent:0;mso-height-percent:0;mso-wrap-distance-left:9pt;mso-wrap-distance-top:3.6pt;mso-wrap-distance-right:9pt;mso-wrap-distance-bottom:3.6pt;mso-position-horizontal:absolute;mso-position-horizontal-relative:margin;mso-position-vertical:absolute;mso-position-vertical-relative:text;mso-width-percent:0;mso-height-percent:0;mso-width-relative:margin;mso-height-relative:margin;v-text-anchor:top" o:gfxdata="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" filled="f" stroked="f">
                 <v:textbox>
                   <w:txbxContent>
                     <w:p>
@@ -450,21 +450,7 @@
         <w:rPr>
           <w:rStyle w:val="TablaCar"/>
         </w:rPr>
-        <w:t xml:space="preserve">El componente formativo desarrolla la capacidad de comunicarse, colaborar y dirigir personas de forma efectiva en entornos laborales. Examina la comunicación verbal, no verbal y paralingüística; el trabajo en equipo; la resolución de conflictos organizacionales; y </w:t>
-      </w:r>
-      <w:proofErr w:type="gramStart"/>
-      <w:r>
-        <w:rPr>
-          <w:rStyle w:val="TablaCar"/>
-        </w:rPr>
-        <w:t>la asertividad</w:t>
-      </w:r>
-      <w:proofErr w:type="gramEnd"/>
-      <w:r>
-        <w:rPr>
-          <w:rStyle w:val="TablaCar"/>
-        </w:rPr>
-        <w:t xml:space="preserve"> en la dirección de personas, con el propósito de fortalecer la convivencia y los resultados colectivos.</w:t>
+        <w:t>El componente formativo desarrolla la capacidad de comunicarse, colaborar y dirigir personas de forma efectiva en entornos laborales. Examina la comunicación verbal, no verbal y paralingüística; el trabajo en equipo; la resolución de conflictos organizacionales; y la asertividad en la dirección de personas, con el propósito de fortalecer la convivencia y los resultados colectivos.</w:t>
       </w:r>
     </w:p>
     <w:p>
@@ -540,6 +526,7 @@
           <w:docPartUnique/>
         </w:docPartObj>
       </w:sdtPr>
+      <w:sdtEndPr/>
       <w:sdtContent>
         <w:p>
           <w:pPr>
@@ -576,7 +563,7 @@
           <w:r>
             <w:fldChar w:fldCharType="separate"/>
           </w:r>
-          <w:hyperlink w:anchor="_Toc240303537" w:history="1">
+          <w:hyperlink w:anchor="_Toc240449751" w:history="1">
             <w:r>
               <w:rPr>
                 <w:rStyle w:val="Hipervnculo"/>
@@ -603,7 +590,7 @@
                 <w:noProof/>
                 <w:webHidden/>
               </w:rPr>
-              <w:instrText xml:space="preserve"> PAGEREF _Toc240303537 \h </w:instrText>
+              <w:instrText xml:space="preserve"> PAGEREF _Toc240449751 \h </w:instrText>
             </w:r>
             <w:r>
               <w:rPr>
@@ -649,7 +636,7 @@
               <w14:ligatures w14:val="none"/>
             </w:rPr>
           </w:pPr>
-          <w:hyperlink w:anchor="_Toc240303538" w:history="1">
+          <w:hyperlink w:anchor="_Toc240449752" w:history="1">
             <w:r>
               <w:rPr>
                 <w:rStyle w:val="Hipervnculo"/>
@@ -676,7 +663,7 @@
                 <w:noProof/>
                 <w:webHidden/>
               </w:rPr>
-              <w:instrText xml:space="preserve"> PAGEREF _Toc240303538 \h </w:instrText>
+              <w:instrText xml:space="preserve"> PAGEREF _Toc240449752 \h </w:instrText>
             </w:r>
             <w:r>
               <w:rPr>
@@ -722,7 +709,7 @@
               <w14:ligatures w14:val="none"/>
             </w:rPr>
           </w:pPr>
-          <w:hyperlink w:anchor="_Toc240303539" w:history="1">
+          <w:hyperlink w:anchor="_Toc240449753" w:history="1">
             <w:r>
               <w:rPr>
                 <w:rStyle w:val="Hipervnculo"/>
@@ -749,7 +736,7 @@
                 <w:noProof/>
                 <w:webHidden/>
               </w:rPr>
-              <w:instrText xml:space="preserve"> PAGEREF _Toc240303539 \h </w:instrText>
+              <w:instrText xml:space="preserve"> PAGEREF _Toc240449753 \h </w:instrText>
             </w:r>
             <w:r>
               <w:rPr>
@@ -795,7 +782,7 @@
               <w14:ligatures w14:val="none"/>
             </w:rPr>
           </w:pPr>
-          <w:hyperlink w:anchor="_Toc240303540" w:history="1">
+          <w:hyperlink w:anchor="_Toc240449754" w:history="1">
             <w:r>
               <w:rPr>
                 <w:rStyle w:val="Hipervnculo"/>
@@ -822,7 +809,7 @@
                 <w:noProof/>
                 <w:webHidden/>
               </w:rPr>
-              <w:instrText xml:space="preserve"> PAGEREF _Toc240303540 \h </w:instrText>
+              <w:instrText xml:space="preserve"> PAGEREF _Toc240449754 \h </w:instrText>
             </w:r>
             <w:r>
               <w:rPr>
@@ -868,7 +855,7 @@
               <w14:ligatures w14:val="none"/>
             </w:rPr>
           </w:pPr>
-          <w:hyperlink w:anchor="_Toc240303541" w:history="1">
+          <w:hyperlink w:anchor="_Toc240449755" w:history="1">
             <w:r>
               <w:rPr>
                 <w:rStyle w:val="Hipervnculo"/>
@@ -895,7 +882,7 @@
                 <w:noProof/>
                 <w:webHidden/>
               </w:rPr>
-              <w:instrText xml:space="preserve"> PAGEREF _Toc240303541 \h </w:instrText>
+              <w:instrText xml:space="preserve"> PAGEREF _Toc240449755 \h </w:instrText>
             </w:r>
             <w:r>
               <w:rPr>
@@ -941,7 +928,7 @@
               <w14:ligatures w14:val="none"/>
             </w:rPr>
           </w:pPr>
-          <w:hyperlink w:anchor="_Toc240303542" w:history="1">
+          <w:hyperlink w:anchor="_Toc240449756" w:history="1">
             <w:r>
               <w:rPr>
                 <w:rStyle w:val="Hipervnculo"/>
@@ -968,7 +955,7 @@
                 <w:noProof/>
                 <w:webHidden/>
               </w:rPr>
-              <w:instrText xml:space="preserve"> PAGEREF _Toc240303542 \h </w:instrText>
+              <w:instrText xml:space="preserve"> PAGEREF _Toc240449756 \h </w:instrText>
             </w:r>
             <w:r>
               <w:rPr>
@@ -1014,13 +1001,27 @@
               <w14:ligatures w14:val="none"/>
             </w:rPr>
           </w:pPr>
-          <w:hyperlink w:anchor="_Toc240303543" w:history="1">
+          <w:hyperlink w:anchor="_Toc240449757" w:history="1">
             <w:r>
               <w:rPr>
                 <w:rStyle w:val="Hipervnculo"/>
                 <w:noProof/>
               </w:rPr>
-              <w:t>2. Trabajo colaborativo y en equipo</w:t>
+              <w:t>2. Trabajo colaborativo y</w:t>
+            </w:r>
+            <w:r>
+              <w:rPr>
+                <w:rStyle w:val="Hipervnculo"/>
+                <w:noProof/>
+              </w:rPr>
+              <w:t xml:space="preserve"> trabajo</w:t>
+            </w:r>
+            <w:r>
+              <w:rPr>
+                <w:rStyle w:val="Hipervnculo"/>
+                <w:noProof/>
+              </w:rPr>
+              <w:t xml:space="preserve"> en equipo</w:t>
             </w:r>
             <w:r>
               <w:rPr>
@@ -1041,7 +1042,7 @@
                 <w:noProof/>
                 <w:webHidden/>
               </w:rPr>
-              <w:instrText xml:space="preserve"> PAGEREF _Toc240303543 \h </w:instrText>
+              <w:instrText xml:space="preserve"> PAGEREF _Toc240449757 \h </w:instrText>
             </w:r>
             <w:r>
               <w:rPr>
@@ -1087,7 +1088,7 @@
               <w14:ligatures w14:val="none"/>
             </w:rPr>
           </w:pPr>
-          <w:hyperlink w:anchor="_Toc240303544" w:history="1">
+          <w:hyperlink w:anchor="_Toc240449758" w:history="1">
             <w:r>
               <w:rPr>
                 <w:rStyle w:val="Hipervnculo"/>
@@ -1114,7 +1115,7 @@
                 <w:noProof/>
                 <w:webHidden/>
               </w:rPr>
-              <w:instrText xml:space="preserve"> PAGEREF _Toc240303544 \h </w:instrText>
+              <w:instrText xml:space="preserve"> PAGEREF _Toc240449758 \h </w:instrText>
             </w:r>
             <w:r>
               <w:rPr>
@@ -1160,7 +1161,7 @@
               <w14:ligatures w14:val="none"/>
             </w:rPr>
           </w:pPr>
-          <w:hyperlink w:anchor="_Toc240303545" w:history="1">
+          <w:hyperlink w:anchor="_Toc240449759" w:history="1">
             <w:r>
               <w:rPr>
                 <w:rStyle w:val="Hipervnculo"/>
@@ -1187,7 +1188,7 @@
                 <w:noProof/>
                 <w:webHidden/>
               </w:rPr>
-              <w:instrText xml:space="preserve"> PAGEREF _Toc240303545 \h </w:instrText>
+              <w:instrText xml:space="preserve"> PAGEREF _Toc240449759 \h </w:instrText>
             </w:r>
             <w:r>
               <w:rPr>
@@ -1233,7 +1234,7 @@
               <w14:ligatures w14:val="none"/>
             </w:rPr>
           </w:pPr>
-          <w:hyperlink w:anchor="_Toc240303546" w:history="1">
+          <w:hyperlink w:anchor="_Toc240449760" w:history="1">
             <w:r>
               <w:rPr>
                 <w:rStyle w:val="Hipervnculo"/>
@@ -1260,7 +1261,7 @@
                 <w:noProof/>
                 <w:webHidden/>
               </w:rPr>
-              <w:instrText xml:space="preserve"> PAGEREF _Toc240303546 \h </w:instrText>
+              <w:instrText xml:space="preserve"> PAGEREF _Toc240449760 \h </w:instrText>
             </w:r>
             <w:r>
               <w:rPr>
@@ -1306,7 +1307,7 @@
               <w14:ligatures w14:val="none"/>
             </w:rPr>
           </w:pPr>
-          <w:hyperlink w:anchor="_Toc240303547" w:history="1">
+          <w:hyperlink w:anchor="_Toc240449761" w:history="1">
             <w:r>
               <w:rPr>
                 <w:rStyle w:val="Hipervnculo"/>
@@ -1333,7 +1334,7 @@
                 <w:noProof/>
                 <w:webHidden/>
               </w:rPr>
-              <w:instrText xml:space="preserve"> PAGEREF _Toc240303547 \h </w:instrText>
+              <w:instrText xml:space="preserve"> PAGEREF _Toc240449761 \h </w:instrText>
             </w:r>
             <w:r>
               <w:rPr>
@@ -1379,7 +1380,7 @@
               <w14:ligatures w14:val="none"/>
             </w:rPr>
           </w:pPr>
-          <w:hyperlink w:anchor="_Toc240303548" w:history="1">
+          <w:hyperlink w:anchor="_Toc240449762" w:history="1">
             <w:r>
               <w:rPr>
                 <w:rStyle w:val="Hipervnculo"/>
@@ -1406,7 +1407,7 @@
                 <w:noProof/>
                 <w:webHidden/>
               </w:rPr>
-              <w:instrText xml:space="preserve"> PAGEREF _Toc240303548 \h </w:instrText>
+              <w:instrText xml:space="preserve"> PAGEREF _Toc240449762 \h </w:instrText>
             </w:r>
             <w:r>
               <w:rPr>
@@ -1452,7 +1453,7 @@
               <w14:ligatures w14:val="none"/>
             </w:rPr>
           </w:pPr>
-          <w:hyperlink w:anchor="_Toc240303549" w:history="1">
+          <w:hyperlink w:anchor="_Toc240449763" w:history="1">
             <w:r>
               <w:rPr>
                 <w:rStyle w:val="Hipervnculo"/>
@@ -1479,7 +1480,7 @@
                 <w:noProof/>
                 <w:webHidden/>
               </w:rPr>
-              <w:instrText xml:space="preserve"> PAGEREF _Toc240303549 \h </w:instrText>
+              <w:instrText xml:space="preserve"> PAGEREF _Toc240449763 \h </w:instrText>
             </w:r>
             <w:r>
               <w:rPr>
@@ -1525,7 +1526,7 @@
               <w14:ligatures w14:val="none"/>
             </w:rPr>
           </w:pPr>
-          <w:hyperlink w:anchor="_Toc240303550" w:history="1">
+          <w:hyperlink w:anchor="_Toc240449764" w:history="1">
             <w:r>
               <w:rPr>
                 <w:rStyle w:val="Hipervnculo"/>
@@ -1552,7 +1553,7 @@
                 <w:noProof/>
                 <w:webHidden/>
               </w:rPr>
-              <w:instrText xml:space="preserve"> PAGEREF _Toc240303550 \h </w:instrText>
+              <w:instrText xml:space="preserve"> PAGEREF _Toc240449764 \h </w:instrText>
             </w:r>
             <w:r>
               <w:rPr>
@@ -1598,7 +1599,7 @@
               <w14:ligatures w14:val="none"/>
             </w:rPr>
           </w:pPr>
-          <w:hyperlink w:anchor="_Toc240303551" w:history="1">
+          <w:hyperlink w:anchor="_Toc240449765" w:history="1">
             <w:r>
               <w:rPr>
                 <w:rStyle w:val="Hipervnculo"/>
@@ -1625,7 +1626,7 @@
                 <w:noProof/>
                 <w:webHidden/>
               </w:rPr>
-              <w:instrText xml:space="preserve"> PAGEREF _Toc240303551 \h </w:instrText>
+              <w:instrText xml:space="preserve"> PAGEREF _Toc240449765 \h </w:instrText>
             </w:r>
             <w:r>
               <w:rPr>
@@ -1671,7 +1672,7 @@
               <w14:ligatures w14:val="none"/>
             </w:rPr>
           </w:pPr>
-          <w:hyperlink w:anchor="_Toc240303552" w:history="1">
+          <w:hyperlink w:anchor="_Toc240449766" w:history="1">
             <w:r>
               <w:rPr>
                 <w:rStyle w:val="Hipervnculo"/>
@@ -1698,7 +1699,7 @@
                 <w:noProof/>
                 <w:webHidden/>
               </w:rPr>
-              <w:instrText xml:space="preserve"> PAGEREF _Toc240303552 \h </w:instrText>
+              <w:instrText xml:space="preserve"> PAGEREF _Toc240449766 \h </w:instrText>
             </w:r>
             <w:r>
               <w:rPr>
@@ -1744,7 +1745,7 @@
               <w14:ligatures w14:val="none"/>
             </w:rPr>
           </w:pPr>
-          <w:hyperlink w:anchor="_Toc240303553" w:history="1">
+          <w:hyperlink w:anchor="_Toc240449767" w:history="1">
             <w:r>
               <w:rPr>
                 <w:rStyle w:val="Hipervnculo"/>
@@ -1771,7 +1772,7 @@
                 <w:noProof/>
                 <w:webHidden/>
               </w:rPr>
-              <w:instrText xml:space="preserve"> PAGEREF _Toc240303553 \h </w:instrText>
+              <w:instrText xml:space="preserve"> PAGEREF _Toc240449767 \h </w:instrText>
             </w:r>
             <w:r>
               <w:rPr>
@@ -1817,7 +1818,7 @@
               <w14:ligatures w14:val="none"/>
             </w:rPr>
           </w:pPr>
-          <w:hyperlink w:anchor="_Toc240303554" w:history="1">
+          <w:hyperlink w:anchor="_Toc240449768" w:history="1">
             <w:r>
               <w:rPr>
                 <w:rStyle w:val="Hipervnculo"/>
@@ -1844,7 +1845,7 @@
                 <w:noProof/>
                 <w:webHidden/>
               </w:rPr>
-              <w:instrText xml:space="preserve"> PAGEREF _Toc240303554 \h </w:instrText>
+              <w:instrText xml:space="preserve"> PAGEREF _Toc240449768 \h </w:instrText>
             </w:r>
             <w:r>
               <w:rPr>
@@ -1890,7 +1891,7 @@
               <w14:ligatures w14:val="none"/>
             </w:rPr>
           </w:pPr>
-          <w:hyperlink w:anchor="_Toc240303555" w:history="1">
+          <w:hyperlink w:anchor="_Toc240449769" w:history="1">
             <w:r>
               <w:rPr>
                 <w:rStyle w:val="Hipervnculo"/>
@@ -1917,7 +1918,7 @@
                 <w:noProof/>
                 <w:webHidden/>
               </w:rPr>
-              <w:instrText xml:space="preserve"> PAGEREF _Toc240303555 \h </w:instrText>
+              <w:instrText xml:space="preserve"> PAGEREF _Toc240449769 \h </w:instrText>
             </w:r>
             <w:r>
               <w:rPr>
@@ -1963,7 +1964,7 @@
               <w14:ligatures w14:val="none"/>
             </w:rPr>
           </w:pPr>
-          <w:hyperlink w:anchor="_Toc240303556" w:history="1">
+          <w:hyperlink w:anchor="_Toc240449770" w:history="1">
             <w:r>
               <w:rPr>
                 <w:rStyle w:val="Hipervnculo"/>
@@ -1990,7 +1991,7 @@
                 <w:noProof/>
                 <w:webHidden/>
               </w:rPr>
-              <w:instrText xml:space="preserve"> PAGEREF _Toc240303556 \h </w:instrText>
+              <w:instrText xml:space="preserve"> PAGEREF _Toc240449770 \h </w:instrText>
             </w:r>
             <w:r>
               <w:rPr>
@@ -2036,7 +2037,7 @@
               <w14:ligatures w14:val="none"/>
             </w:rPr>
           </w:pPr>
-          <w:hyperlink w:anchor="_Toc240303557" w:history="1">
+          <w:hyperlink w:anchor="_Toc240449771" w:history="1">
             <w:r>
               <w:rPr>
                 <w:rStyle w:val="Hipervnculo"/>
@@ -2063,7 +2064,7 @@
                 <w:noProof/>
                 <w:webHidden/>
               </w:rPr>
-              <w:instrText xml:space="preserve"> PAGEREF _Toc240303557 \h </w:instrText>
+              <w:instrText xml:space="preserve"> PAGEREF _Toc240449771 \h </w:instrText>
             </w:r>
             <w:r>
               <w:rPr>
@@ -2109,7 +2110,7 @@
               <w14:ligatures w14:val="none"/>
             </w:rPr>
           </w:pPr>
-          <w:hyperlink w:anchor="_Toc240303558" w:history="1">
+          <w:hyperlink w:anchor="_Toc240449772" w:history="1">
             <w:r>
               <w:rPr>
                 <w:rStyle w:val="Hipervnculo"/>
@@ -2136,7 +2137,7 @@
                 <w:noProof/>
                 <w:webHidden/>
               </w:rPr>
-              <w:instrText xml:space="preserve"> PAGEREF _Toc240303558 \h </w:instrText>
+              <w:instrText xml:space="preserve"> PAGEREF _Toc240449772 \h </w:instrText>
             </w:r>
             <w:r>
               <w:rPr>
@@ -2182,7 +2183,7 @@
               <w14:ligatures w14:val="none"/>
             </w:rPr>
           </w:pPr>
-          <w:hyperlink w:anchor="_Toc240303559" w:history="1">
+          <w:hyperlink w:anchor="_Toc240449773" w:history="1">
             <w:r>
               <w:rPr>
                 <w:rStyle w:val="Hipervnculo"/>
@@ -2209,7 +2210,7 @@
                 <w:noProof/>
                 <w:webHidden/>
               </w:rPr>
-              <w:instrText xml:space="preserve"> PAGEREF _Toc240303559 \h </w:instrText>
+              <w:instrText xml:space="preserve"> PAGEREF _Toc240449773 \h </w:instrText>
             </w:r>
             <w:r>
               <w:rPr>
@@ -2255,7 +2256,7 @@
               <w14:ligatures w14:val="none"/>
             </w:rPr>
           </w:pPr>
-          <w:hyperlink w:anchor="_Toc240303560" w:history="1">
+          <w:hyperlink w:anchor="_Toc240449774" w:history="1">
             <w:r>
               <w:rPr>
                 <w:rStyle w:val="Hipervnculo"/>
@@ -2282,7 +2283,7 @@
                 <w:noProof/>
                 <w:webHidden/>
               </w:rPr>
-              <w:instrText xml:space="preserve"> PAGEREF _Toc240303560 \h </w:instrText>
+              <w:instrText xml:space="preserve"> PAGEREF _Toc240449774 \h </w:instrText>
             </w:r>
             <w:r>
               <w:rPr>
@@ -2330,24 +2331,15 @@
       <w:pPr>
         <w:pStyle w:val="Titulosgenerales"/>
       </w:pPr>
-      <w:bookmarkStart w:id="0" w:name="_Toc240303537"/>
-      <w:r>
-        <w:lastRenderedPageBreak/>
+      <w:bookmarkStart w:id="0" w:name="_Toc240449751"/>
+      <w:r>
         <w:t>Introducción</w:t>
       </w:r>
       <w:bookmarkEnd w:id="0"/>
     </w:p>
     <w:p>
       <w:r>
-        <w:t xml:space="preserve">El presente componente formativo orienta la comprensión de la comunicación como base de la gestión organizacional y su relación con el trabajo colaborativo. Desde el contexto colombiano, se abordan los procesos y las clases de comunicación, el trabajo en equipo, la resolución de problemas y </w:t>
-      </w:r>
-      <w:proofErr w:type="gramStart"/>
-      <w:r>
-        <w:t>la asertividad</w:t>
-      </w:r>
-      <w:proofErr w:type="gramEnd"/>
-      <w:r>
-        <w:t>, con el fin de reconocer cómo las organizaciones fortalecen la convivencia, la coordinación y el logro de sus objetivos.</w:t>
+        <w:t>El presente componente formativo orienta la comprensión de la comunicación como base de la gestión organizacional y su relación con el trabajo colaborativo. Desde el contexto colombiano, se abordan los procesos y las clases de comunicación, el trabajo en equipo, la resolución de problemas y la asertividad, con el fin de reconocer cómo las organizaciones fortalecen la convivencia, la coordinación y el logro de sus objetivos.</w:t>
       </w:r>
     </w:p>
     <w:p>
@@ -2375,7 +2367,6 @@
         <w:rPr>
           <w:noProof/>
         </w:rPr>
-        <w:lastRenderedPageBreak/>
         <w:drawing>
           <wp:anchor distT="0" distB="0" distL="114300" distR="114300" simplePos="0" relativeHeight="251664384" behindDoc="0" locked="0" layoutInCell="1" allowOverlap="1" wp14:anchorId="0F316486" wp14:editId="1FE317CB">
             <wp:simplePos x="0" y="0"/>
@@ -2475,8 +2466,6 @@
         <w:ind w:hanging="142"/>
         <w:jc w:val="center"/>
       </w:pPr>
-      <w:bookmarkStart w:id="1" w:name="_GoBack"/>
-      <w:bookmarkEnd w:id="1"/>
     </w:p>
     <w:p>
       <w:pPr>
@@ -2547,24 +2536,12 @@
           </w:p>
           <w:p>
             <w:r>
-              <w:t xml:space="preserve">Este componente desarrolla las competencias comunicativas y colaborativas de quienes gestionan el talento humano. Aborda la comunicación organizacional, el trabajo colaborativo, la resolución de conflictos y </w:t>
-            </w:r>
-            <w:proofErr w:type="gramStart"/>
-            <w:r>
-              <w:t>la asertividad</w:t>
-            </w:r>
-            <w:proofErr w:type="gramEnd"/>
-            <w:r>
-              <w:t xml:space="preserve"> como herramientas para dirigir personas con criterio y respeto.</w:t>
+              <w:t>Este componente desarrolla las competencias comunicativas y colaborativas de quienes gestionan el talento humano. Aborda la comunicación organizacional, el trabajo colaborativo, la resolución de conflictos y la asertividad como herramientas para dirigir personas con criterio y respeto.</w:t>
             </w:r>
           </w:p>
           <w:p>
             <w:r>
-              <w:t xml:space="preserve">El recorrido inicia en la comunicación en el entorno organizacional: sus fundamentos, formas (verbal, no verbal, kinésica y paralingüística) y las técnicas que la hacen efectiva. Desde allí se avanza al trabajo colaborativo y en equipo: sus </w:t>
-            </w:r>
-            <w:r>
-              <w:lastRenderedPageBreak/>
-              <w:t>principios, las dinámicas que fortalecen la colaboración y las estrategias para superar los obstáculos que dificultan el trabajo en equipo.</w:t>
+              <w:t>El recorrido inicia en la comunicación en el entorno organizacional: sus fundamentos, formas (verbal, no verbal, kinésica y paralingüística) y las técnicas que la hacen efectiva. Desde allí se avanza al trabajo colaborativo y en equipo: sus principios, las dinámicas que fortalecen la colaboración y las estrategias para superar los obstáculos que dificultan el trabajo en equipo.</w:t>
             </w:r>
           </w:p>
           <w:p>
@@ -2586,7 +2563,6 @@
         <w:ind w:firstLine="0"/>
       </w:pPr>
       <w:r>
-        <w:lastRenderedPageBreak/>
         <w:br w:type="page"/>
       </w:r>
     </w:p>
@@ -2595,14 +2571,13 @@
         <w:pStyle w:val="Ttulo1"/>
       </w:pPr>
       <w:r>
-        <w:lastRenderedPageBreak/>
         <w:t xml:space="preserve"> </w:t>
       </w:r>
-      <w:bookmarkStart w:id="2" w:name="_Toc240303538"/>
+      <w:bookmarkStart w:id="1" w:name="_Toc240449752"/>
       <w:r>
         <w:t>Comunicación en el entorno organizacional</w:t>
       </w:r>
-      <w:bookmarkEnd w:id="2"/>
+      <w:bookmarkEnd w:id="1"/>
     </w:p>
     <w:p>
       <w:pPr>
@@ -2696,7 +2671,6 @@
           <w:b/>
           <w:lang w:val="es-419" w:eastAsia="es-CO"/>
         </w:rPr>
-        <w:lastRenderedPageBreak/>
         <w:t>Códigos</w:t>
       </w:r>
       <w:r>
@@ -2816,7 +2790,6 @@
         <w:rPr>
           <w:lang w:val="es-419" w:eastAsia="es-CO"/>
         </w:rPr>
-        <w:lastRenderedPageBreak/>
         <w:t>Con esta comprensión del proceso comunicativo en su conjunto, es posible ahondar en los fundamentos teóricos que explican cómo se origina, se transmite y se recibe un mensaje en el entorno de trabajo.</w:t>
       </w:r>
     </w:p>
@@ -2831,11 +2804,11 @@
       <w:pPr>
         <w:pStyle w:val="Ttulo2"/>
       </w:pPr>
-      <w:bookmarkStart w:id="3" w:name="_Toc240303539"/>
+      <w:bookmarkStart w:id="2" w:name="_Toc240449753"/>
       <w:r>
         <w:t>Fundamentos de la comunicación</w:t>
       </w:r>
-      <w:bookmarkEnd w:id="3"/>
+      <w:bookmarkEnd w:id="2"/>
     </w:p>
     <w:p>
       <w:pPr>
@@ -2929,7 +2902,6 @@
           <w:b/>
           <w:lang w:val="es-419" w:eastAsia="es-CO"/>
         </w:rPr>
-        <w:lastRenderedPageBreak/>
         <w:t>Mensaje</w:t>
       </w:r>
       <w:r>
@@ -3037,14 +3009,7 @@
         <w:rPr>
           <w:lang w:val="es-419" w:eastAsia="es-CO"/>
         </w:rPr>
-        <w:t xml:space="preserve">Más allá del análisis de sus componentes, la comunicación organizacional cobra pleno sentido cuando se identifican las funciones que desempeña en la vida cotidiana de los equipos. Cada intercambio comunicativo, desde una instrucción hasta una </w:t>
-      </w:r>
-      <w:r>
-        <w:rPr>
-          <w:lang w:val="es-419" w:eastAsia="es-CO"/>
-        </w:rPr>
-        <w:lastRenderedPageBreak/>
-        <w:t>retroalimentación, cumple uno o varios propósitos que orientan las decisiones de quienes gestionan personas en la organización.</w:t>
+        <w:t>Más allá del análisis de sus componentes, la comunicación organizacional cobra pleno sentido cuando se identifican las funciones que desempeña en la vida cotidiana de los equipos. Cada intercambio comunicativo, desde una instrucción hasta una retroalimentación, cumple uno o varios propósitos que orientan las decisiones de quienes gestionan personas en la organización.</w:t>
       </w:r>
     </w:p>
     <w:p>
@@ -3133,14 +3098,7 @@
         <w:rPr>
           <w:lang w:val="es-419" w:eastAsia="es-CO"/>
         </w:rPr>
-        <w:t xml:space="preserve">: orienta el comportamiento de los integrantes de la organización mediante el establecimiento y la difusión de normas, </w:t>
-      </w:r>
-      <w:r>
-        <w:rPr>
-          <w:lang w:val="es-419" w:eastAsia="es-CO"/>
-        </w:rPr>
-        <w:lastRenderedPageBreak/>
-        <w:t>políticas, procedimientos y manuales. Asegura que las decisiones y acciones individuales sean coherentes con los estándares institucionales y contribuyan al logro de los objetivos colectivos.</w:t>
+        <w:t>: orienta el comportamiento de los integrantes de la organización mediante el establecimiento y la difusión de normas, políticas, procedimientos y manuales. Asegura que las decisiones y acciones individuales sean coherentes con los estándares institucionales y contribuyan al logro de los objetivos colectivos.</w:t>
       </w:r>
     </w:p>
     <w:p>
@@ -3241,7 +3199,6 @@
         <w:rPr>
           <w:lang w:val="es-419" w:eastAsia="es-CO"/>
         </w:rPr>
-        <w:lastRenderedPageBreak/>
         <w:t>El siguiente caso ilustra cómo dos funciones de la comunicación organizacional, la informativa y la motivadora, pueden integrarse en una misma acción de gestión del talento humano, con efectos positivos en el clima y el desempeño del equipo.</w:t>
       </w:r>
     </w:p>
@@ -3395,7 +3352,6 @@
           <w:b/>
           <w:lang w:val="es-419" w:eastAsia="es-CO"/>
         </w:rPr>
-        <w:lastRenderedPageBreak/>
         <w:t>Comunicados de cambio organizacional</w:t>
       </w:r>
       <w:r>
@@ -3467,11 +3423,11 @@
       <w:pPr>
         <w:pStyle w:val="Ttulo2"/>
       </w:pPr>
-      <w:bookmarkStart w:id="4" w:name="_Toc240303540"/>
+      <w:bookmarkStart w:id="3" w:name="_Toc240449754"/>
       <w:r>
         <w:t>Comunicación verbal y no verbal</w:t>
       </w:r>
-      <w:bookmarkEnd w:id="4"/>
+      <w:bookmarkEnd w:id="3"/>
     </w:p>
     <w:p>
       <w:pPr>
@@ -3509,7 +3465,6 @@
         <w:rPr>
           <w:lang w:val="es-419" w:eastAsia="es-CO"/>
         </w:rPr>
-        <w:lastRenderedPageBreak/>
         <w:t>La comunicación no verbal (gestos, tono de voz y manejo de distancias) puede reforzar o contradecir el mensaje verbal, y es determinante en la credibilidad y la confianza que genera quien comunica.</w:t>
       </w:r>
     </w:p>
@@ -3605,7 +3560,6 @@
           <w:b/>
           <w:lang w:val="es-419" w:eastAsia="es-CO"/>
         </w:rPr>
-        <w:lastRenderedPageBreak/>
         <w:t>Comunicación no verbal corporal</w:t>
       </w:r>
       <w:r>
@@ -3688,7 +3642,6 @@
         <w:rPr>
           <w:lang w:val="es-419" w:eastAsia="es-CO"/>
         </w:rPr>
-        <w:lastRenderedPageBreak/>
         <w:t>La atención a estas señales no es solo una habilidad individual: se convierte en una responsabilidad de gestión cuando el mensaje que se emite contradice las actitudes que se proyectan. Esta contradicción, conocida como incoherencia comunicativa, puede erosionar la credibilidad del gestor y deteriorar el ambiente laboral de manera gradual. El siguiente caso ilustra cómo esta situación se presenta en un contexto organizacional concreto:</w:t>
       </w:r>
     </w:p>
@@ -3763,7 +3716,6 @@
         <w:rPr>
           <w:lang w:val="es-419" w:eastAsia="es-CO"/>
         </w:rPr>
-        <w:lastRenderedPageBreak/>
         <w:t>Manifestaciones y efectos de la comunicación verbal y no verbal en el entorno organizacional</w:t>
       </w:r>
     </w:p>
@@ -4070,11 +4022,7 @@
               </w:rPr>
             </w:pPr>
             <w:r>
-              <w:t xml:space="preserve">Un mensaje verbal claro y oportuno genera seguridad y </w:t>
-            </w:r>
-            <w:r>
-              <w:lastRenderedPageBreak/>
-              <w:t>reduce la incertidumbre en el equipo.</w:t>
+              <w:t>Un mensaje verbal claro y oportuno genera seguridad y reduce la incertidumbre en el equipo.</w:t>
             </w:r>
           </w:p>
         </w:tc>
@@ -4090,12 +4038,7 @@
               </w:rPr>
             </w:pPr>
             <w:r>
-              <w:lastRenderedPageBreak/>
-              <w:t xml:space="preserve">La coherencia entre lo que se dice y lo que se proyecta es </w:t>
-            </w:r>
-            <w:r>
-              <w:lastRenderedPageBreak/>
-              <w:t>determinante en la percepción de credibilidad del gestor.</w:t>
+              <w:t>La coherencia entre lo que se dice y lo que se proyecta es determinante en la percepción de credibilidad del gestor.</w:t>
             </w:r>
           </w:p>
         </w:tc>
@@ -4113,7 +4056,6 @@
               </w:rPr>
             </w:pPr>
             <w:r>
-              <w:lastRenderedPageBreak/>
               <w:t>Riesgo de omisión</w:t>
             </w:r>
           </w:p>
@@ -4242,12 +4184,11 @@
       <w:pPr>
         <w:pStyle w:val="Ttulo2"/>
       </w:pPr>
-      <w:bookmarkStart w:id="5" w:name="_Toc240303541"/>
-      <w:r>
-        <w:lastRenderedPageBreak/>
+      <w:bookmarkStart w:id="4" w:name="_Toc240449755"/>
+      <w:r>
         <w:t>Comunicación kinésica, proxémica y paralingüística</w:t>
       </w:r>
-      <w:bookmarkEnd w:id="5"/>
+      <w:bookmarkEnd w:id="4"/>
     </w:p>
     <w:p>
       <w:pPr>
@@ -4285,21 +4226,7 @@
         <w:rPr>
           <w:lang w:val="es-419" w:eastAsia="es-CO"/>
         </w:rPr>
-        <w:t xml:space="preserve">Dentro de la comunicación no verbal, se distinguen tres dimensiones especialmente relevantes para la gestión de personas en las organizaciones. Cada una </w:t>
-      </w:r>
-      <w:proofErr w:type="spellStart"/>
-      <w:r>
-        <w:rPr>
-          <w:lang w:val="es-419" w:eastAsia="es-CO"/>
-        </w:rPr>
-        <w:t>opera</w:t>
-      </w:r>
-      <w:proofErr w:type="spellEnd"/>
-      <w:r>
-        <w:rPr>
-          <w:lang w:val="es-419" w:eastAsia="es-CO"/>
-        </w:rPr>
-        <w:t xml:space="preserve"> sobre un canal distinto y aporta información complementaria que enriquece o, en ocasiones, contradice el contenido del mensaje verbal:</w:t>
+        <w:t>Dentro de la comunicación no verbal, se distinguen tres dimensiones especialmente relevantes para la gestión de personas en las organizaciones. Cada una opera sobre un canal distinto y aporta información complementaria que enriquece o, en ocasiones, contradice el contenido del mensaje verbal:</w:t>
       </w:r>
     </w:p>
     <w:p>
@@ -4349,14 +4276,7 @@
         <w:rPr>
           <w:lang w:val="es-419" w:eastAsia="es-CO"/>
         </w:rPr>
-        <w:t xml:space="preserve">: analiza el uso del espacio físico y las distancias interpersonales en las interacciones. La distancia que se mantiene durante </w:t>
-      </w:r>
-      <w:r>
-        <w:rPr>
-          <w:lang w:val="es-419" w:eastAsia="es-CO"/>
-        </w:rPr>
-        <w:lastRenderedPageBreak/>
-        <w:t>una conversación comunica información sobre el tipo de relación, el nivel de confianza y las normas culturales del entorno. En las organizaciones, el diseño del espacio también influye en la dinámica comunicativa del equipo.</w:t>
+        <w:t>: analiza el uso del espacio físico y las distancias interpersonales en las interacciones. La distancia que se mantiene durante una conversación comunica información sobre el tipo de relación, el nivel de confianza y las normas culturales del entorno. En las organizaciones, el diseño del espacio también influye en la dinámica comunicativa del equipo.</w:t>
       </w:r>
     </w:p>
     <w:p>
@@ -4440,7 +4360,6 @@
           <w:b/>
           <w:lang w:val="es-419" w:eastAsia="es-CO"/>
         </w:rPr>
-        <w:lastRenderedPageBreak/>
         <w:t>Ajuste proxémico en una retroalimentación de desempeño</w:t>
       </w:r>
     </w:p>
@@ -4494,30 +4413,23 @@
       <w:pPr>
         <w:pStyle w:val="Ttulo2"/>
       </w:pPr>
-      <w:bookmarkStart w:id="6" w:name="_Toc240303542"/>
+      <w:bookmarkStart w:id="5" w:name="_Toc240449756"/>
       <w:r>
         <w:t>Comunicación efectiva en el trabajo</w:t>
       </w:r>
-      <w:bookmarkEnd w:id="6"/>
-    </w:p>
-    <w:p>
-      <w:pPr>
-        <w:rPr>
-          <w:lang w:val="es-419" w:eastAsia="es-CO"/>
-        </w:rPr>
-      </w:pPr>
-      <w:r>
-        <w:rPr>
-          <w:lang w:val="es-419" w:eastAsia="es-CO"/>
-        </w:rPr>
-        <w:t xml:space="preserve">El dominio de técnicas de comunicación efectiva es una competencia transversal para quienes gestionan equipos en entornos organizacionales. Comunicarse de forma efectiva implica formular mensajes claros, utilizar canales adecuados, promover la </w:t>
-      </w:r>
-      <w:r>
-        <w:rPr>
-          <w:lang w:val="es-419" w:eastAsia="es-CO"/>
-        </w:rPr>
-        <w:lastRenderedPageBreak/>
-        <w:t>participación de los interlocutores, verificar la comprensión y ofrecer retroalimentación orientada al aprendizaje.</w:t>
+      <w:bookmarkEnd w:id="5"/>
+    </w:p>
+    <w:p>
+      <w:pPr>
+        <w:rPr>
+          <w:lang w:val="es-419" w:eastAsia="es-CO"/>
+        </w:rPr>
+      </w:pPr>
+      <w:r>
+        <w:rPr>
+          <w:lang w:val="es-419" w:eastAsia="es-CO"/>
+        </w:rPr>
+        <w:t>El dominio de técnicas de comunicación efectiva es una competencia transversal para quienes gestionan equipos en entornos organizacionales. Comunicarse de forma efectiva implica formular mensajes claros, utilizar canales adecuados, promover la participación de los interlocutores, verificar la comprensión y ofrecer retroalimentación orientada al aprendizaje.</w:t>
       </w:r>
     </w:p>
     <w:p>
@@ -4646,14 +4558,7 @@
         <w:rPr>
           <w:lang w:val="es-419" w:eastAsia="es-CO"/>
         </w:rPr>
-        <w:t xml:space="preserve">Cada uno de estos escenarios exige del gestor de talento humano una respuesta comunicativa distinta: no existe una fórmula única que funcione en todas las </w:t>
-      </w:r>
-      <w:r>
-        <w:rPr>
-          <w:lang w:val="es-419" w:eastAsia="es-CO"/>
-        </w:rPr>
-        <w:lastRenderedPageBreak/>
-        <w:t>situaciones. Lo que determina la efectividad es la capacidad de leer el contexto, identificar las necesidades del momento y responder con claridad, empatía y precisión.</w:t>
+        <w:t>Cada uno de estos escenarios exige del gestor de talento humano una respuesta comunicativa distinta: no existe una fórmula única que funcione en todas las situaciones. Lo que determina la efectividad es la capacidad de leer el contexto, identificar las necesidades del momento y responder con claridad, empatía y precisión.</w:t>
       </w:r>
     </w:p>
     <w:p>
@@ -4760,7 +4665,6 @@
           <w:b/>
           <w:lang w:val="es-419" w:eastAsia="es-CO"/>
         </w:rPr>
-        <w:lastRenderedPageBreak/>
         <w:t>Retroalimentación constructiva</w:t>
       </w:r>
       <w:r>
@@ -4851,14 +4755,7 @@
         <w:rPr>
           <w:lang w:val="es-419" w:eastAsia="es-CO"/>
         </w:rPr>
-        <w:t xml:space="preserve">En una organización del sector salud, la jefatura de talento humano debe comunicar la implementación de un nuevo sistema de registro de turnos. Para ello, </w:t>
-      </w:r>
-      <w:r>
-        <w:rPr>
-          <w:lang w:val="es-419" w:eastAsia="es-CO"/>
-        </w:rPr>
-        <w:lastRenderedPageBreak/>
-        <w:t>realiza primero una reunión sincrónica donde explica con claridad el propósito del cambio, los pasos de implementación y los apoyos disponibles (claridad, elección adecuada del canal). Durante la reunión, abre espacios para preguntas, escucha activamente las preocupaciones de los colaboradores y las recoge para ajustar el plan de soporte (escucha activa, comunicación empática). Posteriormente, envía un instructivo escrito con los procedimientos y fechas clave, y programa sesiones de retroalimentación sobre la experiencia inicial con la nueva herramienta (refuerzo del mensaje, retroalimentación constructiva). Esta combinación de técnicas reduce la resistencia al cambio y mejora la adopción del sistema.</w:t>
+        <w:t>En una organización del sector salud, la jefatura de talento humano debe comunicar la implementación de un nuevo sistema de registro de turnos. Para ello, realiza primero una reunión sincrónica donde explica con claridad el propósito del cambio, los pasos de implementación y los apoyos disponibles (claridad, elección adecuada del canal). Durante la reunión, abre espacios para preguntas, escucha activamente las preocupaciones de los colaboradores y las recoge para ajustar el plan de soporte (escucha activa, comunicación empática). Posteriormente, envía un instructivo escrito con los procedimientos y fechas clave, y programa sesiones de retroalimentación sobre la experiencia inicial con la nueva herramienta (refuerzo del mensaje, retroalimentación constructiva). Esta combinación de técnicas reduce la resistencia al cambio y mejora la adopción del sistema.</w:t>
       </w:r>
     </w:p>
     <w:p>
@@ -4906,12 +4803,11 @@
       <w:pPr>
         <w:pStyle w:val="Ttulo1"/>
       </w:pPr>
-      <w:bookmarkStart w:id="7" w:name="_Toc240303543"/>
-      <w:r>
-        <w:lastRenderedPageBreak/>
+      <w:bookmarkStart w:id="6" w:name="_Toc240449757"/>
+      <w:r>
         <w:t>Trabajo colaborativo y en equipo</w:t>
       </w:r>
-      <w:bookmarkEnd w:id="7"/>
+      <w:bookmarkEnd w:id="6"/>
     </w:p>
     <w:p>
       <w:pPr>
@@ -5018,7 +4914,6 @@
           <w:b/>
           <w:lang w:val="es-419" w:eastAsia="es-CO"/>
         </w:rPr>
-        <w:lastRenderedPageBreak/>
         <w:t>Trabajo colaborativo</w:t>
       </w:r>
       <w:r>
@@ -5140,12 +5035,11 @@
       <w:pPr>
         <w:pStyle w:val="Ttulo2"/>
       </w:pPr>
-      <w:bookmarkStart w:id="8" w:name="_Toc240303544"/>
-      <w:r>
-        <w:lastRenderedPageBreak/>
+      <w:bookmarkStart w:id="7" w:name="_Toc240449758"/>
+      <w:r>
         <w:t>Tipos de trabajo grupal</w:t>
       </w:r>
-      <w:bookmarkEnd w:id="8"/>
+      <w:bookmarkEnd w:id="7"/>
     </w:p>
     <w:p>
       <w:pPr>
@@ -5240,7 +5134,6 @@
           <w:b/>
           <w:lang w:val="es-419" w:eastAsia="es-CO"/>
         </w:rPr>
-        <w:lastRenderedPageBreak/>
         <w:t>Responsabilidad</w:t>
       </w:r>
       <w:r>
@@ -5410,7 +5303,6 @@
         <w:rPr>
           <w:lang w:val="es-419" w:eastAsia="es-CO"/>
         </w:rPr>
-        <w:lastRenderedPageBreak/>
         <w:t xml:space="preserve">Ejemplo 1: en una empresa de logística, el equipo divide rutas y consolida reportes de despacho al cierre de cada turno. </w:t>
       </w:r>
     </w:p>
@@ -5449,21 +5341,7 @@
         <w:rPr>
           <w:lang w:val="es-419" w:eastAsia="es-CO"/>
         </w:rPr>
-        <w:t xml:space="preserve">: enfoque en el que los integrantes construyen conocimiento y soluciones de manera conjunta, mediante el diálogo, la negociación y la </w:t>
-      </w:r>
-      <w:proofErr w:type="spellStart"/>
-      <w:r>
-        <w:rPr>
-          <w:lang w:val="es-419" w:eastAsia="es-CO"/>
-        </w:rPr>
-        <w:t>co-creación</w:t>
-      </w:r>
-      <w:proofErr w:type="spellEnd"/>
-      <w:r>
-        <w:rPr>
-          <w:lang w:val="es-419" w:eastAsia="es-CO"/>
-        </w:rPr>
-        <w:t xml:space="preserve">. A diferencia del trabajo en equipo, la responsabilidad no se divide: es compartida por todos en cada etapa del proceso. </w:t>
+        <w:t xml:space="preserve">: enfoque en el que los integrantes construyen conocimiento y soluciones de manera conjunta, mediante el diálogo, la negociación y la co-creación. A diferencia del trabajo en equipo, la responsabilidad no se divide: es compartida por todos en cada etapa del proceso. </w:t>
       </w:r>
     </w:p>
     <w:p>
@@ -5515,7 +5393,6 @@
         <w:rPr>
           <w:lang w:val="es-419" w:eastAsia="es-CO"/>
         </w:rPr>
-        <w:lastRenderedPageBreak/>
         <w:t>Las organizaciones más efectivas combinan el trabajo en equipo y el trabajo colaborativo según el desafío que enfrentan. El gestor de talento humano crea las condiciones para que los grupos transiten con flexibilidad entre ambas modalidades.</w:t>
       </w:r>
     </w:p>
@@ -5543,11 +5420,11 @@
       <w:pPr>
         <w:pStyle w:val="Ttulo2"/>
       </w:pPr>
-      <w:bookmarkStart w:id="9" w:name="_Toc240303545"/>
+      <w:bookmarkStart w:id="8" w:name="_Toc240449759"/>
       <w:r>
         <w:t>Principios del trabajo colaborativo</w:t>
       </w:r>
-      <w:bookmarkEnd w:id="9"/>
+      <w:bookmarkEnd w:id="8"/>
     </w:p>
     <w:p>
       <w:pPr>
@@ -5572,14 +5449,7 @@
         <w:rPr>
           <w:lang w:val="es-419" w:eastAsia="es-CO"/>
         </w:rPr>
-        <w:t xml:space="preserve">Los principios del trabajo colaborativo constituyen el marco que orienta la manera en que los integrantes de un grupo se relacionan, se comunican y construyen conjuntamente. Su aplicación no se limita a las grandes corporaciones con equipos especializados; en las PYMES y en las organizaciones del sector público colombiano, estos principios resultan igualmente determinantes para sostener la cohesión del </w:t>
-      </w:r>
-      <w:r>
-        <w:rPr>
-          <w:lang w:val="es-419" w:eastAsia="es-CO"/>
-        </w:rPr>
-        <w:lastRenderedPageBreak/>
-        <w:t>grupo, distribuir la carga de trabajo de forma equitativa y mantener la motivación frente a los desafíos del entorno. El gestor de talento humano que los conoce y promueve está en capacidad de transformar la dinámica de cualquier equipo, independientemente de su tamaño o sector.</w:t>
+        <w:t>Los principios del trabajo colaborativo constituyen el marco que orienta la manera en que los integrantes de un grupo se relacionan, se comunican y construyen conjuntamente. Su aplicación no se limita a las grandes corporaciones con equipos especializados; en las PYMES y en las organizaciones del sector público colombiano, estos principios resultan igualmente determinantes para sostener la cohesión del grupo, distribuir la carga de trabajo de forma equitativa y mantener la motivación frente a los desafíos del entorno. El gestor de talento humano que los conoce y promueve está en capacidad de transformar la dinámica de cualquier equipo, independientemente de su tamaño o sector.</w:t>
       </w:r>
     </w:p>
     <w:p>
@@ -5667,14 +5537,7 @@
         <w:rPr>
           <w:lang w:val="es-419" w:eastAsia="es-CO"/>
         </w:rPr>
-        <w:t xml:space="preserve">: ambiente en el que todos los integrantes pueden expresar ideas, preguntas y dudas sin temor a la crítica, y en el que las jerarquías no obstaculizan el flujo de información. En </w:t>
-      </w:r>
-      <w:r>
-        <w:rPr>
-          <w:lang w:val="es-419" w:eastAsia="es-CO"/>
-        </w:rPr>
-        <w:lastRenderedPageBreak/>
-        <w:t>la práctica: en una empresa textil, el equipo realiza reuniones semanales para proponer mejoras sin importar el cargo. Situación organizacional: en una cooperativa de caficultores, los asociados cuentan con canales directos para comunicar dificultades sin intermediarios.</w:t>
+        <w:t>: ambiente en el que todos los integrantes pueden expresar ideas, preguntas y dudas sin temor a la crítica, y en el que las jerarquías no obstaculizan el flujo de información. En la práctica: en una empresa textil, el equipo realiza reuniones semanales para proponer mejoras sin importar el cargo. Situación organizacional: en una cooperativa de caficultores, los asociados cuentan con canales directos para comunicar dificultades sin intermediarios.</w:t>
       </w:r>
     </w:p>
     <w:p>
@@ -5757,7 +5620,6 @@
         <w:rPr>
           <w:lang w:val="es-419" w:eastAsia="es-CO"/>
         </w:rPr>
-        <w:lastRenderedPageBreak/>
         <w:t>Para que estos principios se consoliden en la práctica organizacional, el área de talento humano puede implementar acciones concretas que los activen y los sostengan en el tiempo:</w:t>
       </w:r>
     </w:p>
@@ -5883,12 +5745,11 @@
       <w:pPr>
         <w:pStyle w:val="Ttulo2"/>
       </w:pPr>
-      <w:bookmarkStart w:id="10" w:name="_Toc240303546"/>
-      <w:r>
-        <w:lastRenderedPageBreak/>
+      <w:bookmarkStart w:id="9" w:name="_Toc240449760"/>
+      <w:r>
         <w:t>Técnicas para el trabajo en equipo</w:t>
       </w:r>
-      <w:bookmarkEnd w:id="10"/>
+      <w:bookmarkEnd w:id="9"/>
     </w:p>
     <w:p>
       <w:pPr>
@@ -5947,7 +5808,6 @@
         </w:rPr>
         <w:t>Lluvia de ideas (</w:t>
       </w:r>
-      <w:proofErr w:type="spellStart"/>
       <w:r>
         <w:rPr>
           <w:rStyle w:val="Extranjerismo"/>
@@ -5956,7 +5816,6 @@
         </w:rPr>
         <w:t>Brainstorming</w:t>
       </w:r>
-      <w:proofErr w:type="spellEnd"/>
       <w:r>
         <w:rPr>
           <w:b/>
@@ -5993,14 +5852,7 @@
         <w:rPr>
           <w:lang w:val="es-419" w:eastAsia="es-CO"/>
         </w:rPr>
-        <w:t xml:space="preserve">: espacios estructurados para el análisis y debate de un tema específico, en los que un moderador facilita la participación </w:t>
-      </w:r>
-      <w:r>
-        <w:rPr>
-          <w:lang w:val="es-419" w:eastAsia="es-CO"/>
-        </w:rPr>
-        <w:lastRenderedPageBreak/>
-        <w:t xml:space="preserve">equitativa y orienta el diálogo hacia conclusiones concretas. Se aplican para tomar decisiones colectivas, resolver conflictos o construir acuerdos frente a situaciones que afectan al equipo. </w:t>
+        <w:t xml:space="preserve">: espacios estructurados para el análisis y debate de un tema específico, en los que un moderador facilita la participación equitativa y orienta el diálogo hacia conclusiones concretas. Se aplican para tomar decisiones colectivas, resolver conflictos o construir acuerdos frente a situaciones que afectan al equipo. </w:t>
       </w:r>
     </w:p>
     <w:p>
@@ -6108,7 +5960,6 @@
         <w:rPr>
           <w:lang w:val="es-419" w:eastAsia="es-CO"/>
         </w:rPr>
-        <w:lastRenderedPageBreak/>
         <w:t>El siguiente caso ilustra cómo dos de estas técnicas pueden articularse para identificar y resolver un problema real en una organización.</w:t>
       </w:r>
     </w:p>
@@ -6194,12 +6045,11 @@
       <w:pPr>
         <w:pStyle w:val="Ttulo2"/>
       </w:pPr>
-      <w:bookmarkStart w:id="11" w:name="_Toc240303547"/>
-      <w:r>
-        <w:lastRenderedPageBreak/>
+      <w:bookmarkStart w:id="10" w:name="_Toc240449761"/>
+      <w:r>
         <w:t>Barreras y estrategias comunicativas</w:t>
       </w:r>
-      <w:bookmarkEnd w:id="11"/>
+      <w:bookmarkEnd w:id="10"/>
     </w:p>
     <w:p>
       <w:pPr>
@@ -6281,7 +6131,6 @@
           <w:b/>
           <w:lang w:val="es-419" w:eastAsia="es-CO"/>
         </w:rPr>
-        <w:lastRenderedPageBreak/>
         <w:t>Barreras psicológicas</w:t>
       </w:r>
       <w:r>
@@ -6358,7 +6207,6 @@
         <w:rPr>
           <w:lang w:val="es-419" w:eastAsia="es-CO"/>
         </w:rPr>
-        <w:lastRenderedPageBreak/>
         <w:t>El reconocimiento de estas barreras es el primer paso para superarlas: una vez identificadas, el equipo puede diseñar respuestas puntuales que transformen los obstáculos en oportunidades de diálogo y mejora colectiva.</w:t>
       </w:r>
     </w:p>
@@ -6470,14 +6318,7 @@
         <w:rPr>
           <w:lang w:val="es-419" w:eastAsia="es-CO"/>
         </w:rPr>
-        <w:t xml:space="preserve">La implementación de estas estrategias no garantiza la ausencia de barreras, pero sí reduce significativamente su impacto en la dinámica del equipo. Cuando los integrantes comparten un lenguaje común, conocen las normas de participación, cuentan con herramientas adecuadas y se sienten seguros para expresarse, la comunicación fluye con mayor naturalidad y los conflictos se gestionan antes de que escalen. Este tipo de entorno no se construye de un día para otro: requiere intencionalidad, seguimiento y el compromiso sostenido del área de talento humano. </w:t>
-      </w:r>
-      <w:r>
-        <w:rPr>
-          <w:lang w:val="es-419" w:eastAsia="es-CO"/>
-        </w:rPr>
-        <w:lastRenderedPageBreak/>
-        <w:t>Superar estas barreras transforma al equipo en un espacio donde la diversidad de perspectivas deja de ser un obstáculo y se convierte en valor colectivo.</w:t>
+        <w:t>La implementación de estas estrategias no garantiza la ausencia de barreras, pero sí reduce significativamente su impacto en la dinámica del equipo. Cuando los integrantes comparten un lenguaje común, conocen las normas de participación, cuentan con herramientas adecuadas y se sienten seguros para expresarse, la comunicación fluye con mayor naturalidad y los conflictos se gestionan antes de que escalen. Este tipo de entorno no se construye de un día para otro: requiere intencionalidad, seguimiento y el compromiso sostenido del área de talento humano. Superar estas barreras transforma al equipo en un espacio donde la diversidad de perspectivas deja de ser un obstáculo y se convierte en valor colectivo.</w:t>
       </w:r>
     </w:p>
     <w:p>
@@ -6537,12 +6378,11 @@
       <w:pPr>
         <w:pStyle w:val="Ttulo1"/>
       </w:pPr>
-      <w:bookmarkStart w:id="12" w:name="_Toc240303548"/>
-      <w:r>
-        <w:lastRenderedPageBreak/>
+      <w:bookmarkStart w:id="11" w:name="_Toc240449762"/>
+      <w:r>
         <w:t>Resolución de problemas organizacionales</w:t>
       </w:r>
-      <w:bookmarkEnd w:id="12"/>
+      <w:bookmarkEnd w:id="11"/>
     </w:p>
     <w:p>
       <w:pPr>
@@ -6624,7 +6464,6 @@
           <w:b/>
           <w:lang w:val="es-419" w:eastAsia="es-CO"/>
         </w:rPr>
-        <w:lastRenderedPageBreak/>
         <w:t>Diagnóstico objetivo de la situación</w:t>
       </w:r>
       <w:r>
@@ -6719,14 +6558,7 @@
         <w:rPr>
           <w:lang w:val="es-419" w:eastAsia="es-CO"/>
         </w:rPr>
-        <w:t xml:space="preserve">La aplicación articulada de estos principios no garantiza que todos los conflictos se resuelvan sin dificultad, pero sí asegura que el proceso se desarrolle con rigor, respeto y orientación hacia resultados sostenibles. Una organización que incorpora </w:t>
-      </w:r>
-      <w:r>
-        <w:rPr>
-          <w:lang w:val="es-419" w:eastAsia="es-CO"/>
-        </w:rPr>
-        <w:lastRenderedPageBreak/>
-        <w:t>estos principios como parte de su cultura de gestión desarrolla equipos más resilientes y colaborativos frente a los desafíos del entorno laboral.</w:t>
+        <w:t>La aplicación articulada de estos principios no garantiza que todos los conflictos se resuelvan sin dificultad, pero sí asegura que el proceso se desarrolle con rigor, respeto y orientación hacia resultados sostenibles. Una organización que incorpora estos principios como parte de su cultura de gestión desarrolla equipos más resilientes y colaborativos frente a los desafíos del entorno laboral.</w:t>
       </w:r>
     </w:p>
     <w:p>
@@ -6753,11 +6585,11 @@
       <w:pPr>
         <w:pStyle w:val="Ttulo2"/>
       </w:pPr>
-      <w:bookmarkStart w:id="13" w:name="_Toc240303549"/>
+      <w:bookmarkStart w:id="12" w:name="_Toc240449763"/>
       <w:r>
         <w:t>Tipos de conflicto organizacional</w:t>
       </w:r>
-      <w:bookmarkEnd w:id="13"/>
+      <w:bookmarkEnd w:id="12"/>
     </w:p>
     <w:p>
       <w:pPr>
@@ -6801,7 +6633,6 @@
           <w:b/>
           <w:lang w:val="es-419" w:eastAsia="es-CO"/>
         </w:rPr>
-        <w:lastRenderedPageBreak/>
         <w:t>Conflictos funcionales</w:t>
       </w:r>
       <w:r>
@@ -6902,7 +6733,6 @@
           <w:b/>
           <w:lang w:val="es-419" w:eastAsia="es-CO"/>
         </w:rPr>
-        <w:lastRenderedPageBreak/>
         <w:t>Intrapersonales</w:t>
       </w:r>
       <w:r>
@@ -6948,7 +6778,6 @@
           <w:lang w:val="es-419" w:eastAsia="es-CO"/>
         </w:rPr>
       </w:pPr>
-      <w:proofErr w:type="spellStart"/>
       <w:r>
         <w:rPr>
           <w:b/>
@@ -6956,7 +6785,6 @@
         </w:rPr>
         <w:t>Intragrupales</w:t>
       </w:r>
-      <w:proofErr w:type="spellEnd"/>
       <w:r>
         <w:rPr>
           <w:lang w:val="es-419" w:eastAsia="es-CO"/>
@@ -6999,28 +6827,7 @@
         <w:rPr>
           <w:lang w:val="es-419" w:eastAsia="es-CO"/>
         </w:rPr>
-        <w:t xml:space="preserve">Cada nivel de conflicto exige un tipo de intervención diferente: mientras los conflictos intrapersonales requieren acompañamiento individual y espacios de reflexión personal, los interpersonales demandan mediación y comunicación estructurada. Los de carácter </w:t>
-      </w:r>
-      <w:proofErr w:type="spellStart"/>
-      <w:r>
-        <w:rPr>
-          <w:lang w:val="es-419" w:eastAsia="es-CO"/>
-        </w:rPr>
-        <w:t>intragrupal</w:t>
-      </w:r>
-      <w:proofErr w:type="spellEnd"/>
-      <w:r>
-        <w:rPr>
-          <w:lang w:val="es-419" w:eastAsia="es-CO"/>
-        </w:rPr>
-        <w:t xml:space="preserve"> necesitan intervención sobre la dinámica interna del equipo, y los intergrupales exigen acuerdos que trasciendan los intereses particulares de cada </w:t>
-      </w:r>
-      <w:r>
-        <w:rPr>
-          <w:lang w:val="es-419" w:eastAsia="es-CO"/>
-        </w:rPr>
-        <w:lastRenderedPageBreak/>
-        <w:t>área. Comprender en qué nivel se origina el conflicto es el punto de partida para una gestión pertinente y efectiva.</w:t>
+        <w:t>Cada nivel de conflicto exige un tipo de intervención diferente: mientras los conflictos intrapersonales requieren acompañamiento individual y espacios de reflexión personal, los interpersonales demandan mediación y comunicación estructurada. Los de carácter intragrupal necesitan intervención sobre la dinámica interna del equipo, y los intergrupales exigen acuerdos que trasciendan los intereses particulares de cada área. Comprender en qué nivel se origina el conflicto es el punto de partida para una gestión pertinente y efectiva.</w:t>
       </w:r>
     </w:p>
     <w:p>
@@ -7204,7 +7011,6 @@
           <w:b/>
           <w:lang w:val="es-419" w:eastAsia="es-CO"/>
         </w:rPr>
-        <w:lastRenderedPageBreak/>
         <w:t>Conflicto organizacional</w:t>
       </w:r>
     </w:p>
@@ -7456,7 +7262,6 @@
         <w:rPr>
           <w:lang w:val="es-419" w:eastAsia="es-CO"/>
         </w:rPr>
-        <w:lastRenderedPageBreak/>
         <w:t>Para gestionar los conflictos de manera efectiva, es indispensable identificar su causa raíz, pues intervenir sobre los síntomas sin comprender el origen prolonga la tensión y reduce las posibilidades de una solución duradera. En el entorno organizacional, los conflictos rara vez surgen de manera aislada: responden a condiciones estructurales, relacionales o comunicativas que, si no se atienden oportunamente, se convierten en fuente recurrente de malestar y bajo desempeño. Reconocer estos factores permite al gestor de talento humano anticiparse al conflicto y acompañar a los equipos con mayor precisión. Los conflictos organizacionales suelen tener su origen en los siguientes factores:</w:t>
       </w:r>
     </w:p>
@@ -7628,7 +7433,6 @@
         <w:rPr>
           <w:lang w:val="es-419" w:eastAsia="es-CO"/>
         </w:rPr>
-        <w:lastRenderedPageBreak/>
         <w:t>Identificado el tipo y la causa del conflicto, el paso siguiente consiste en construir argumentos sólidos que orienten la búsqueda de soluciones. La argumentación y los criterios de solución son las herramientas que hacen posible esta transición del diagnóstico a la acción.</w:t>
       </w:r>
     </w:p>
@@ -7643,11 +7447,11 @@
       <w:pPr>
         <w:pStyle w:val="Ttulo2"/>
       </w:pPr>
-      <w:bookmarkStart w:id="14" w:name="_Toc240303550"/>
+      <w:bookmarkStart w:id="13" w:name="_Toc240449764"/>
       <w:r>
         <w:t>Argumentación y criterios de solución</w:t>
       </w:r>
-      <w:bookmarkEnd w:id="14"/>
+      <w:bookmarkEnd w:id="13"/>
     </w:p>
     <w:p>
       <w:pPr>
@@ -7766,7 +7570,6 @@
           <w:b/>
           <w:lang w:val="es-419" w:eastAsia="es-CO"/>
         </w:rPr>
-        <w:lastRenderedPageBreak/>
         <w:t>Pertinente</w:t>
       </w:r>
       <w:r>
@@ -7880,7 +7683,6 @@
           <w:b/>
           <w:lang w:val="es-419" w:eastAsia="es-CO"/>
         </w:rPr>
-        <w:lastRenderedPageBreak/>
         <w:t>Factibilidad técnica</w:t>
       </w:r>
       <w:r>
@@ -7975,14 +7777,7 @@
         <w:rPr>
           <w:lang w:val="es-419" w:eastAsia="es-CO"/>
         </w:rPr>
-        <w:t xml:space="preserve">La aplicación simultánea de estos parámetros permite al grupo valorar cada alternativa desde dimensiones complementarias: la viabilidad de su ejecución, la capacidad organizacional para sostenerla, el efecto sobre las personas, su coherencia con la cultura institucional y la oportunidad de su implementación. Ningún parámetro </w:t>
-      </w:r>
-      <w:r>
-        <w:rPr>
-          <w:lang w:val="es-419" w:eastAsia="es-CO"/>
-        </w:rPr>
-        <w:lastRenderedPageBreak/>
-        <w:t>por sí solo determina la mejor opción; es la evaluación integrada la que orienta al equipo hacia decisiones más sólidas, transparentes y aceptadas por quienes participan en el proceso.</w:t>
+        <w:t>La aplicación simultánea de estos parámetros permite al grupo valorar cada alternativa desde dimensiones complementarias: la viabilidad de su ejecución, la capacidad organizacional para sostenerla, el efecto sobre las personas, su coherencia con la cultura institucional y la oportunidad de su implementación. Ningún parámetro por sí solo determina la mejor opción; es la evaluación integrada la que orienta al equipo hacia decisiones más sólidas, transparentes y aceptadas por quienes participan en el proceso.</w:t>
       </w:r>
     </w:p>
     <w:p>
@@ -8034,11 +7829,11 @@
       <w:pPr>
         <w:pStyle w:val="Ttulo2"/>
       </w:pPr>
-      <w:bookmarkStart w:id="15" w:name="_Toc240303551"/>
+      <w:bookmarkStart w:id="14" w:name="_Toc240449765"/>
       <w:r>
         <w:t>Estrategias creativas de solución</w:t>
       </w:r>
-      <w:bookmarkEnd w:id="15"/>
+      <w:bookmarkEnd w:id="14"/>
     </w:p>
     <w:p>
       <w:pPr>
@@ -8063,7 +7858,6 @@
         <w:rPr>
           <w:lang w:val="es-419" w:eastAsia="es-CO"/>
         </w:rPr>
-        <w:lastRenderedPageBreak/>
         <w:t>Aplicar una metodología estructurada para resolver problemas organizacionales permite ordenar el pensamiento del equipo y avanzar de forma sistemática hacia soluciones viables. Sin esa estructura, los grupos tienden a proponer respuestas antes de comprender con claridad el origen de la situación, lo que genera soluciones superficiales o mal orientadas. La siguiente secuencia integra etapas de análisis, generación de ideas y evaluación crítica, de manera que cada paso prepara el terreno para el siguiente:</w:t>
       </w:r>
     </w:p>
@@ -8164,14 +7958,7 @@
         <w:rPr>
           <w:lang w:val="es-419" w:eastAsia="es-CO"/>
         </w:rPr>
-        <w:t xml:space="preserve">: supone comparar cada opción a partir de los estándares de evaluación definidos </w:t>
-      </w:r>
-      <w:r>
-        <w:rPr>
-          <w:lang w:val="es-419" w:eastAsia="es-CO"/>
-        </w:rPr>
-        <w:lastRenderedPageBreak/>
-        <w:t xml:space="preserve">previamente por el grupo. Este análisis estructurado permite jerarquizar las alternativas según su viabilidad, su impacto y su coherencia con los valores y recursos disponibles en la organización. </w:t>
+        <w:t xml:space="preserve">: supone comparar cada opción a partir de los estándares de evaluación definidos previamente por el grupo. Este análisis estructurado permite jerarquizar las alternativas según su viabilidad, su impacto y su coherencia con los valores y recursos disponibles en la organización. </w:t>
       </w:r>
     </w:p>
     <w:p>
@@ -8273,7 +8060,6 @@
         <w:rPr>
           <w:lang w:val="es-419" w:eastAsia="es-CO"/>
         </w:rPr>
-        <w:lastRenderedPageBreak/>
         <w:t>Definir el problema con precisión: describir el síntoma observable, el impacto que tiene y el contexto en el que se presenta, evitando saltar a las soluciones antes de comprender el problema.</w:t>
       </w:r>
     </w:p>
@@ -8383,7 +8169,6 @@
           <w:b/>
           <w:lang w:val="es-419" w:eastAsia="es-CO"/>
         </w:rPr>
-        <w:lastRenderedPageBreak/>
         <w:t>Mapa mental</w:t>
       </w:r>
       <w:r>
@@ -8491,7 +8276,6 @@
         <w:rPr>
           <w:lang w:val="es-419" w:eastAsia="es-CO"/>
         </w:rPr>
-        <w:lastRenderedPageBreak/>
         <w:t>El siguiente caso ilustra cómo la aplicación combinada de estas herramientas permite al equipo de gestión humana avanzar desde el diagnóstico del conflicto hasta la construcción de una solución acordada con resultados concretos. La situación descrita corresponde a un entorno organizacional en el que la creatividad y el análisis actúan de manera complementaria:</w:t>
       </w:r>
     </w:p>
@@ -8552,30 +8336,23 @@
       <w:pPr>
         <w:pStyle w:val="Ttulo2"/>
       </w:pPr>
-      <w:bookmarkStart w:id="16" w:name="_Toc240303552"/>
+      <w:bookmarkStart w:id="15" w:name="_Toc240449766"/>
       <w:r>
         <w:t>Consensos y acuerdos</w:t>
       </w:r>
-      <w:bookmarkEnd w:id="16"/>
-    </w:p>
-    <w:p>
-      <w:pPr>
-        <w:rPr>
-          <w:lang w:val="es-419" w:eastAsia="es-CO"/>
-        </w:rPr>
-      </w:pPr>
-      <w:r>
-        <w:rPr>
-          <w:lang w:val="es-419" w:eastAsia="es-CO"/>
-        </w:rPr>
-        <w:t xml:space="preserve">Cuando un equipo logra resolver un conflicto, el resultado no se mide únicamente por la alternativa seleccionada, sino por el grado en que todos los integrantes la asumen como propia. Una decisión tomada sin participación genuina </w:t>
-      </w:r>
-      <w:r>
-        <w:rPr>
-          <w:lang w:val="es-419" w:eastAsia="es-CO"/>
-        </w:rPr>
-        <w:lastRenderedPageBreak/>
-        <w:t>puede generar resistencia silenciosa, incumplimiento parcial o nuevos focos de tensión en el mediano plazo. Por esa razón, la etapa final del proceso de resolución no es la elección de una solución, sino la construcción de un acuerdo que todas las partes puedan sostener con convicción.</w:t>
+      <w:bookmarkEnd w:id="15"/>
+    </w:p>
+    <w:p>
+      <w:pPr>
+        <w:rPr>
+          <w:lang w:val="es-419" w:eastAsia="es-CO"/>
+        </w:rPr>
+      </w:pPr>
+      <w:r>
+        <w:rPr>
+          <w:lang w:val="es-419" w:eastAsia="es-CO"/>
+        </w:rPr>
+        <w:t>Cuando un equipo logra resolver un conflicto, el resultado no se mide únicamente por la alternativa seleccionada, sino por el grado en que todos los integrantes la asumen como propia. Una decisión tomada sin participación genuina puede generar resistencia silenciosa, incumplimiento parcial o nuevos focos de tensión en el mediano plazo. Por esa razón, la etapa final del proceso de resolución no es la elección de una solución, sino la construcción de un acuerdo que todas las partes puedan sostener con convicción.</w:t>
       </w:r>
     </w:p>
     <w:p>
@@ -8663,14 +8440,7 @@
         <w:rPr>
           <w:lang w:val="es-419" w:eastAsia="es-CO"/>
         </w:rPr>
-        <w:t xml:space="preserve">: habilidad para diferenciar entre lo que cada parte exige de manera explícita (posición) y lo que realmente necesita o le preocupa de fondo (interés). Identificar los intereses subyacentes amplía el margen de negociación y facilita la </w:t>
-      </w:r>
-      <w:r>
-        <w:rPr>
-          <w:lang w:val="es-419" w:eastAsia="es-CO"/>
-        </w:rPr>
-        <w:lastRenderedPageBreak/>
-        <w:t xml:space="preserve">búsqueda de alternativas que resulten aceptables para todos los involucrados. </w:t>
+        <w:t xml:space="preserve">: habilidad para diferenciar entre lo que cada parte exige de manera explícita (posición) y lo que realmente necesita o le preocupa de fondo (interés). Identificar los intereses subyacentes amplía el margen de negociación y facilita la búsqueda de alternativas que resulten aceptables para todos los involucrados. </w:t>
       </w:r>
     </w:p>
     <w:p>
@@ -8734,14 +8504,7 @@
         <w:rPr>
           <w:lang w:val="es-419" w:eastAsia="es-CO"/>
         </w:rPr>
-        <w:t xml:space="preserve">La efectividad de la comunicación en el entorno organizacional no depende únicamente del mensaje que se transmite, sino de la manera en que se construye y se entrega. Cuando los integrantes de un equipo desarrollan hábitos comunicativos sólidos, la posibilidad de alcanzar acuerdos genuinos y sostenibles aumenta de forma </w:t>
-      </w:r>
-      <w:r>
-        <w:rPr>
-          <w:lang w:val="es-419" w:eastAsia="es-CO"/>
-        </w:rPr>
-        <w:lastRenderedPageBreak/>
-        <w:t>significativa. Tres cualidades fundamentales caracterizan una comunicación que fortalece los procesos de consenso:</w:t>
+        <w:t>La efectividad de la comunicación en el entorno organizacional no depende únicamente del mensaje que se transmite, sino de la manera en que se construye y se entrega. Cuando los integrantes de un equipo desarrollan hábitos comunicativos sólidos, la posibilidad de alcanzar acuerdos genuinos y sostenibles aumenta de forma significativa. Tres cualidades fundamentales caracterizan una comunicación que fortalece los procesos de consenso:</w:t>
       </w:r>
     </w:p>
     <w:p>
@@ -8847,21 +8610,7 @@
         <w:rPr>
           <w:lang w:val="es-419" w:eastAsia="es-CO"/>
         </w:rPr>
-        <w:t xml:space="preserve">Desarrollar estas cualidades comunicativas no ocurre de manera espontánea: requiere formación, práctica y reflexión constante sobre la propia forma de relacionarse con los demás. </w:t>
-      </w:r>
-      <w:proofErr w:type="gramStart"/>
-      <w:r>
-        <w:rPr>
-          <w:lang w:val="es-419" w:eastAsia="es-CO"/>
-        </w:rPr>
-        <w:t>La asertividad</w:t>
-      </w:r>
-      <w:proofErr w:type="gramEnd"/>
-      <w:r>
-        <w:rPr>
-          <w:lang w:val="es-419" w:eastAsia="es-CO"/>
-        </w:rPr>
-        <w:t xml:space="preserve"> es precisamente la competencia que integra estas tres dimensiones en una sola habilidad, aplicable tanto en situaciones cotidianas como en momentos de tensión organizacional. Su comprensión y desarrollo constituyen el eje central del siguiente apartado.</w:t>
+        <w:t>Desarrollar estas cualidades comunicativas no ocurre de manera espontánea: requiere formación, práctica y reflexión constante sobre la propia forma de relacionarse con los demás. La asertividad es precisamente la competencia que integra estas tres dimensiones en una sola habilidad, aplicable tanto en situaciones cotidianas como en momentos de tensión organizacional. Su comprensión y desarrollo constituyen el eje central del siguiente apartado.</w:t>
       </w:r>
     </w:p>
     <w:p>
@@ -8883,12 +8632,11 @@
       <w:pPr>
         <w:pStyle w:val="Ttulo1"/>
       </w:pPr>
-      <w:bookmarkStart w:id="17" w:name="_Toc240303553"/>
-      <w:r>
-        <w:lastRenderedPageBreak/>
+      <w:bookmarkStart w:id="16" w:name="_Toc240449767"/>
+      <w:r>
         <w:t>Asertividad en la dirección de personas</w:t>
       </w:r>
-      <w:bookmarkEnd w:id="17"/>
+      <w:bookmarkEnd w:id="16"/>
     </w:p>
     <w:p>
       <w:pPr>
@@ -8945,7 +8693,6 @@
           <w:b/>
           <w:lang w:val="es-419" w:eastAsia="es-CO"/>
         </w:rPr>
-        <w:lastRenderedPageBreak/>
         <w:t>Concepto de asertividad</w:t>
       </w:r>
       <w:r>
@@ -9042,46 +8789,24 @@
           <w:lang w:val="es-419" w:eastAsia="es-CO"/>
         </w:rPr>
       </w:pPr>
-      <w:proofErr w:type="gramStart"/>
-      <w:r>
-        <w:rPr>
-          <w:lang w:val="es-419" w:eastAsia="es-CO"/>
-        </w:rPr>
-        <w:t>La asertividad</w:t>
-      </w:r>
-      <w:proofErr w:type="gramEnd"/>
-      <w:r>
-        <w:rPr>
-          <w:lang w:val="es-419" w:eastAsia="es-CO"/>
-        </w:rPr>
-        <w:t xml:space="preserve"> no es un recurso reservado para situaciones de conflicto: es una práctica cotidiana que define la calidad de las relaciones laborales y el clima organizacional a largo plazo.</w:t>
-      </w:r>
-    </w:p>
-    <w:p>
-      <w:pPr>
-        <w:rPr>
-          <w:lang w:val="es-419" w:eastAsia="es-CO"/>
-        </w:rPr>
-      </w:pPr>
-      <w:r>
-        <w:rPr>
-          <w:lang w:val="es-419" w:eastAsia="es-CO"/>
-        </w:rPr>
-        <w:t xml:space="preserve">Los entornos organizacionales que promueven la comunicación asertiva registran mejoras concretas en múltiples dimensiones de la vida laboral. Según la literatura especializada, estas transformaciones inciden tanto en el desempeño individual como en los resultados colectivos. A continuación, se describen los principales efectos </w:t>
-      </w:r>
-      <w:proofErr w:type="gramStart"/>
-      <w:r>
-        <w:rPr>
-          <w:lang w:val="es-419" w:eastAsia="es-CO"/>
-        </w:rPr>
-        <w:t>de la asertividad</w:t>
-      </w:r>
-      <w:proofErr w:type="gramEnd"/>
-      <w:r>
-        <w:rPr>
-          <w:lang w:val="es-419" w:eastAsia="es-CO"/>
-        </w:rPr>
-        <w:t xml:space="preserve"> en el entorno organizacional:</w:t>
+      <w:r>
+        <w:rPr>
+          <w:lang w:val="es-419" w:eastAsia="es-CO"/>
+        </w:rPr>
+        <w:t>La asertividad no es un recurso reservado para situaciones de conflicto: es una práctica cotidiana que define la calidad de las relaciones laborales y el clima organizacional a largo plazo.</w:t>
+      </w:r>
+    </w:p>
+    <w:p>
+      <w:pPr>
+        <w:rPr>
+          <w:lang w:val="es-419" w:eastAsia="es-CO"/>
+        </w:rPr>
+      </w:pPr>
+      <w:r>
+        <w:rPr>
+          <w:lang w:val="es-419" w:eastAsia="es-CO"/>
+        </w:rPr>
+        <w:t>Los entornos organizacionales que promueven la comunicación asertiva registran mejoras concretas en múltiples dimensiones de la vida laboral. Según la literatura especializada, estas transformaciones inciden tanto en el desempeño individual como en los resultados colectivos. A continuación, se describen los principales efectos de la asertividad en el entorno organizacional:</w:t>
       </w:r>
     </w:p>
     <w:p>
@@ -9106,14 +8831,7 @@
         <w:rPr>
           <w:lang w:val="es-419" w:eastAsia="es-CO"/>
         </w:rPr>
-        <w:t xml:space="preserve">: contribuye a crear entornos en los que las personas se sienten escuchadas y valoradas, lo que reduce la tensión interpersonal y mejora la convivencia diaria. Caso: en una empresa del </w:t>
-      </w:r>
-      <w:r>
-        <w:rPr>
-          <w:lang w:val="es-419" w:eastAsia="es-CO"/>
-        </w:rPr>
-        <w:lastRenderedPageBreak/>
-        <w:t xml:space="preserve">sector servicios, la implementación de reuniones quincenales de escucha activa redujo el ausentismo notablemente y disminuyó la rotación de personal en los primeros dos meses de aplicación. </w:t>
+        <w:t xml:space="preserve">: contribuye a crear entornos en los que las personas se sienten escuchadas y valoradas, lo que reduce la tensión interpersonal y mejora la convivencia diaria. Caso: en una empresa del sector servicios, la implementación de reuniones quincenales de escucha activa redujo el ausentismo notablemente y disminuyó la rotación de personal en los primeros dos meses de aplicación. </w:t>
       </w:r>
     </w:p>
     <w:p>
@@ -9213,14 +8931,7 @@
         <w:rPr>
           <w:lang w:val="es-419" w:eastAsia="es-CO"/>
         </w:rPr>
-        <w:t xml:space="preserve">: elimina los tiempos perdidos en malentendidos, retrabajos y conflictos no resueltos, liberando la energía </w:t>
-      </w:r>
-      <w:r>
-        <w:rPr>
-          <w:lang w:val="es-419" w:eastAsia="es-CO"/>
-        </w:rPr>
-        <w:lastRenderedPageBreak/>
-        <w:t>del equipo hacia la consecución de los objetivos. Caso: en una empresa distribuidora, la adopción de protocolos asertivos entre áreas redujo los reprocesos internos y acortó los tiempos de entrega al cliente final de manera sostenida.</w:t>
+        <w:t>: elimina los tiempos perdidos en malentendidos, retrabajos y conflictos no resueltos, liberando la energía del equipo hacia la consecución de los objetivos. Caso: en una empresa distribuidora, la adopción de protocolos asertivos entre áreas redujo los reprocesos internos y acortó los tiempos de entrega al cliente final de manera sostenida.</w:t>
       </w:r>
     </w:p>
     <w:p>
@@ -9260,44 +8971,35 @@
       <w:pPr>
         <w:pStyle w:val="Ttulo2"/>
       </w:pPr>
-      <w:bookmarkStart w:id="18" w:name="_Toc240303554"/>
+      <w:bookmarkStart w:id="17" w:name="_Toc240449768"/>
       <w:r>
         <w:t>Concepto de asertividad</w:t>
       </w:r>
-      <w:bookmarkEnd w:id="18"/>
-    </w:p>
-    <w:p>
-      <w:pPr>
-        <w:rPr>
-          <w:lang w:val="es-419" w:eastAsia="es-CO"/>
-        </w:rPr>
-      </w:pPr>
-      <w:proofErr w:type="gramStart"/>
-      <w:r>
-        <w:rPr>
-          <w:lang w:val="es-419" w:eastAsia="es-CO"/>
-        </w:rPr>
-        <w:t>La asertividad</w:t>
-      </w:r>
-      <w:proofErr w:type="gramEnd"/>
-      <w:r>
-        <w:rPr>
-          <w:lang w:val="es-419" w:eastAsia="es-CO"/>
-        </w:rPr>
-        <w:t xml:space="preserve"> puede entenderse como el punto de equilibrio entre dos estilos comunicativos extremos: la pasividad y la agresividad. La persona pasiva evita expresar sus opiniones y necesidades por temor al rechazo o al conflicto, acumulando frustración y resentimiento que eventualmente deterioran sus relaciones y su bienestar. La persona agresiva, por el contrario, expresa sus ideas y necesidades de manera impositiva, sin considerar los derechos y sentimientos de los demás, lo que genera conflictos y deteriora el clima organizacional.</w:t>
-      </w:r>
-    </w:p>
-    <w:p>
-      <w:pPr>
-        <w:rPr>
-          <w:lang w:val="es-419" w:eastAsia="es-CO"/>
-        </w:rPr>
-      </w:pPr>
-      <w:r>
-        <w:rPr>
-          <w:lang w:val="es-419" w:eastAsia="es-CO"/>
-        </w:rPr>
-        <w:lastRenderedPageBreak/>
+      <w:bookmarkEnd w:id="17"/>
+    </w:p>
+    <w:p>
+      <w:pPr>
+        <w:rPr>
+          <w:lang w:val="es-419" w:eastAsia="es-CO"/>
+        </w:rPr>
+      </w:pPr>
+      <w:r>
+        <w:rPr>
+          <w:lang w:val="es-419" w:eastAsia="es-CO"/>
+        </w:rPr>
+        <w:t>La asertividad puede entenderse como el punto de equilibrio entre dos estilos comunicativos extremos: la pasividad y la agresividad. La persona pasiva evita expresar sus opiniones y necesidades por temor al rechazo o al conflicto, acumulando frustración y resentimiento que eventualmente deterioran sus relaciones y su bienestar. La persona agresiva, por el contrario, expresa sus ideas y necesidades de manera impositiva, sin considerar los derechos y sentimientos de los demás, lo que genera conflictos y deteriora el clima organizacional.</w:t>
+      </w:r>
+    </w:p>
+    <w:p>
+      <w:pPr>
+        <w:rPr>
+          <w:lang w:val="es-419" w:eastAsia="es-CO"/>
+        </w:rPr>
+      </w:pPr>
+      <w:r>
+        <w:rPr>
+          <w:lang w:val="es-419" w:eastAsia="es-CO"/>
+        </w:rPr>
         <w:t>La persona asertiva, en cambio, se expresa con claridad y honestidad, defiende sus derechos y expresa sus necesidades sin atropellar los derechos y necesidades de los demás. Reconoce que tiene derecho a opinar, a decir no, a expresar desacuerdos y a pedir lo que necesita, pero ejerce ese derecho con respeto y consideración hacia el interlocutor.</w:t>
       </w:r>
     </w:p>
@@ -9375,21 +9077,7 @@
         <w:rPr>
           <w:lang w:val="es-419" w:eastAsia="es-CO"/>
         </w:rPr>
-        <w:t xml:space="preserve">Ejemplo 2: en una empresa de </w:t>
-      </w:r>
-      <w:proofErr w:type="spellStart"/>
-      <w:r>
-        <w:rPr>
-          <w:lang w:val="es-419" w:eastAsia="es-CO"/>
-        </w:rPr>
-        <w:t>retail</w:t>
-      </w:r>
-      <w:proofErr w:type="spellEnd"/>
-      <w:r>
-        <w:rPr>
-          <w:lang w:val="es-419" w:eastAsia="es-CO"/>
-        </w:rPr>
-        <w:t>, un colaborador acepta sobrecargas sistemáticas sin comunicar sus límites hasta que el agotamiento afecta su rendimiento.</w:t>
+        <w:t>Ejemplo 2: en una empresa de retail, un colaborador acepta sobrecargas sistemáticas sin comunicar sus límites hasta que el agotamiento afecta su rendimiento.</w:t>
       </w:r>
     </w:p>
     <w:p>
@@ -9408,7 +9096,6 @@
           <w:b/>
           <w:lang w:val="es-419" w:eastAsia="es-CO"/>
         </w:rPr>
-        <w:lastRenderedPageBreak/>
         <w:t>Estilo agresivo</w:t>
       </w:r>
       <w:r>
@@ -9518,7 +9205,6 @@
         <w:rPr>
           <w:lang w:val="es-419" w:eastAsia="es-CO"/>
         </w:rPr>
-        <w:lastRenderedPageBreak/>
         <w:t>Comunicarse de forma asertiva no es una cuestión de temperamento ni de carácter; es una competencia que se aprende, se entrena y se fortalece con la práctica cotidiana en cada interacción laboral.</w:t>
       </w:r>
     </w:p>
@@ -9532,21 +9218,7 @@
         <w:rPr>
           <w:lang w:val="es-419" w:eastAsia="es-CO"/>
         </w:rPr>
-        <w:t xml:space="preserve">Para profundizar en el concepto </w:t>
-      </w:r>
-      <w:proofErr w:type="gramStart"/>
-      <w:r>
-        <w:rPr>
-          <w:lang w:val="es-419" w:eastAsia="es-CO"/>
-        </w:rPr>
-        <w:t>de  asertividad</w:t>
-      </w:r>
-      <w:proofErr w:type="gramEnd"/>
-      <w:r>
-        <w:rPr>
-          <w:lang w:val="es-419" w:eastAsia="es-CO"/>
-        </w:rPr>
-        <w:t xml:space="preserve"> y reconocer cómo se aplica en situaciones reales del entorno laboral, se presenta el siguiente recurso de audio, que explica qué es la asertividad, en qué se diferencia de la pasividad y la agresividad, y cómo permite mejorar la comunicación en los equipos de trabajo:</w:t>
+        <w:t>Para profundizar en el concepto de  asertividad y reconocer cómo se aplica en situaciones reales del entorno laboral, se presenta el siguiente recurso de audio, que explica qué es la asertividad, en qué se diferencia de la pasividad y la agresividad, y cómo permite mejorar la comunicación en los equipos de trabajo:</w:t>
       </w:r>
     </w:p>
     <w:tbl>
@@ -9577,23 +9249,7 @@
                 <w:b/>
                 <w:bCs/>
               </w:rPr>
-              <w:t xml:space="preserve">Transcripción del </w:t>
-            </w:r>
-            <w:proofErr w:type="spellStart"/>
-            <w:r>
-              <w:rPr>
-                <w:b/>
-                <w:bCs/>
-              </w:rPr>
-              <w:t>pódcast</w:t>
-            </w:r>
-            <w:proofErr w:type="spellEnd"/>
-            <w:r>
-              <w:rPr>
-                <w:b/>
-                <w:bCs/>
-              </w:rPr>
-              <w:t xml:space="preserve">. </w:t>
+              <w:t xml:space="preserve">Transcripción del pódcast. </w:t>
             </w:r>
             <w:r>
               <w:rPr>
@@ -9781,7 +9437,6 @@
                 <w:b/>
                 <w:bCs/>
               </w:rPr>
-              <w:lastRenderedPageBreak/>
               <w:t>Hombre</w:t>
             </w:r>
             <w:r>
@@ -9896,21 +9551,7 @@
               <w:rPr>
                 <w:bCs/>
               </w:rPr>
-              <w:t xml:space="preserve">na forma de poner </w:t>
-            </w:r>
-            <w:proofErr w:type="gramStart"/>
-            <w:r>
-              <w:rPr>
-                <w:bCs/>
-              </w:rPr>
-              <w:t>la asertividad</w:t>
-            </w:r>
-            <w:proofErr w:type="gramEnd"/>
-            <w:r>
-              <w:rPr>
-                <w:bCs/>
-              </w:rPr>
-              <w:t xml:space="preserve"> en práctica es cuidar la manera en que expresamos una situación. En lugar de señalar a la persona, podemos hablar de lo que sucedió y de cómo ese hecho afecta el trabajo.</w:t>
+              <w:t>na forma de poner la asertividad en práctica es cuidar la manera en que expresamos una situación. En lugar de señalar a la persona, podemos hablar de lo que sucedió y de cómo ese hecho afecta el trabajo.</w:t>
             </w:r>
           </w:p>
           <w:p>
@@ -10020,7 +9661,6 @@
                 <w:b/>
                 <w:bCs/>
               </w:rPr>
-              <w:lastRenderedPageBreak/>
               <w:t>Mujer</w:t>
             </w:r>
             <w:r>
@@ -10108,11 +9748,11 @@
       <w:pPr>
         <w:pStyle w:val="Ttulo2"/>
       </w:pPr>
-      <w:bookmarkStart w:id="19" w:name="_Toc240303555"/>
+      <w:bookmarkStart w:id="18" w:name="_Toc240449769"/>
       <w:r>
         <w:t>Comunicación asertiva en el trabajo</w:t>
       </w:r>
-      <w:bookmarkEnd w:id="19"/>
+      <w:bookmarkEnd w:id="18"/>
     </w:p>
     <w:p>
       <w:pPr>
@@ -10137,28 +9777,7 @@
         <w:rPr>
           <w:lang w:val="es-419" w:eastAsia="es-CO"/>
         </w:rPr>
-        <w:t xml:space="preserve">Los hallazgos reportados por </w:t>
-      </w:r>
-      <w:proofErr w:type="spellStart"/>
-      <w:r>
-        <w:rPr>
-          <w:lang w:val="es-419" w:eastAsia="es-CO"/>
-        </w:rPr>
-        <w:t>Experior</w:t>
-      </w:r>
-      <w:proofErr w:type="spellEnd"/>
-      <w:r>
-        <w:rPr>
-          <w:lang w:val="es-419" w:eastAsia="es-CO"/>
-        </w:rPr>
-        <w:t xml:space="preserve"> (2024) señalan que la comunicación asertiva en el ámbito laboral se expresa en momentos cotidianos que, aunque pueden </w:t>
-      </w:r>
-      <w:r>
-        <w:rPr>
-          <w:lang w:val="es-419" w:eastAsia="es-CO"/>
-        </w:rPr>
-        <w:lastRenderedPageBreak/>
-        <w:t>parecer menores, tienen un efecto acumulativo significativo sobre la motivación y el desempeño de los equipos. Reconocer cuándo y cómo comunicar una expectativa, ofrecer una retroalimentación constructiva o establecer un límite respetuoso define, en gran medida, la calidad del liderazgo ejercido en la organización.</w:t>
+        <w:t>Los hallazgos reportados por Experior (2024) señalan que la comunicación asertiva en el ámbito laboral se expresa en momentos cotidianos que, aunque pueden parecer menores, tienen un efecto acumulativo significativo sobre la motivación y el desempeño de los equipos. Reconocer cuándo y cómo comunicar una expectativa, ofrecer una retroalimentación constructiva o establecer un límite respetuoso define, en gran medida, la calidad del liderazgo ejercido en la organización.</w:t>
       </w:r>
     </w:p>
     <w:p>
@@ -10265,7 +9884,6 @@
           <w:b/>
           <w:lang w:val="es-419" w:eastAsia="es-CO"/>
         </w:rPr>
-        <w:lastRenderedPageBreak/>
         <w:t>Contexto</w:t>
       </w:r>
       <w:r>
@@ -10422,7 +10040,6 @@
           <w:b/>
           <w:lang w:val="es-419" w:eastAsia="es-CO"/>
         </w:rPr>
-        <w:lastRenderedPageBreak/>
         <w:t>Caso</w:t>
       </w:r>
       <w:r>
@@ -10503,7 +10120,6 @@
         <w:rPr>
           <w:lang w:val="es-419" w:eastAsia="es-CO"/>
         </w:rPr>
-        <w:lastRenderedPageBreak/>
         <w:t>El caso ilustra cómo la intervención oportuna y respetuosa transforma una situación de bajo rendimiento en una oportunidad de desarrollo y fortalecimiento del vínculo laboral. La coordinadora no recurrió a la confrontación ni al silencio; eligió el diálogo estructurado, la escucha activa y el acuerdo mutuo. Ese tipo de intervención, fundamentada en la claridad y el respeto, distingue la gestión del talento humano efectiva de la que se reduce a cumplir procedimientos.</w:t>
       </w:r>
     </w:p>
@@ -10534,11 +10150,11 @@
       <w:r>
         <w:t xml:space="preserve"> </w:t>
       </w:r>
-      <w:bookmarkStart w:id="20" w:name="_Toc240303556"/>
+      <w:bookmarkStart w:id="19" w:name="_Toc240449770"/>
       <w:r>
         <w:t>Estrategias para dirigir personas</w:t>
       </w:r>
-      <w:bookmarkEnd w:id="20"/>
+      <w:bookmarkEnd w:id="19"/>
     </w:p>
     <w:p>
       <w:pPr>
@@ -10563,14 +10179,7 @@
         <w:rPr>
           <w:lang w:val="es-419" w:eastAsia="es-CO"/>
         </w:rPr>
-        <w:t xml:space="preserve">La diferencia entre quien coordina tareas y quien desarrolla el potencial de su equipo radica, en gran medida, en la calidad de sus prácticas comunicativas. Las </w:t>
-      </w:r>
-      <w:r>
-        <w:rPr>
-          <w:lang w:val="es-419" w:eastAsia="es-CO"/>
-        </w:rPr>
-        <w:lastRenderedPageBreak/>
-        <w:t>estrategias que se presentan a continuación no son técnicas aisladas: forman un marco integrado que, aplicado de manera consistente, transforma la forma en que las personas se relacionan, aprenden y contribuyen dentro de la organización.</w:t>
+        <w:t>La diferencia entre quien coordina tareas y quien desarrolla el potencial de su equipo radica, en gran medida, en la calidad de sus prácticas comunicativas. Las estrategias que se presentan a continuación no son técnicas aisladas: forman un marco integrado que, aplicado de manera consistente, transforma la forma en que las personas se relacionan, aprenden y contribuyen dentro de la organización.</w:t>
       </w:r>
     </w:p>
     <w:p>
@@ -10702,7 +10311,6 @@
           <w:b/>
           <w:lang w:val="es-419" w:eastAsia="es-CO"/>
         </w:rPr>
-        <w:lastRenderedPageBreak/>
         <w:t>Desarrollo de redes de comunicación</w:t>
       </w:r>
       <w:r>
@@ -10787,12 +10395,11 @@
           <w:u w:val="single"/>
         </w:rPr>
       </w:pPr>
-      <w:bookmarkStart w:id="21" w:name="_Toc240303557"/>
-      <w:r>
-        <w:lastRenderedPageBreak/>
+      <w:bookmarkStart w:id="20" w:name="_Toc240449771"/>
+      <w:r>
         <w:t>Síntesis</w:t>
       </w:r>
-      <w:bookmarkEnd w:id="21"/>
+      <w:bookmarkEnd w:id="20"/>
       <w:r>
         <w:t xml:space="preserve"> </w:t>
       </w:r>
@@ -10943,279 +10550,231 @@
       <w:pPr>
         <w:pStyle w:val="Titulosgenerales"/>
       </w:pPr>
-      <w:bookmarkStart w:id="22" w:name="_Toc240303558"/>
-      <w:r>
-        <w:lastRenderedPageBreak/>
+      <w:bookmarkStart w:id="21" w:name="_Toc240449772"/>
+      <w:r>
         <w:t>Glosario</w:t>
       </w:r>
+      <w:bookmarkEnd w:id="21"/>
+    </w:p>
+    <w:p>
+      <w:pPr>
+        <w:rPr>
+          <w:bCs/>
+        </w:rPr>
+      </w:pPr>
+      <w:r>
+        <w:rPr>
+          <w:b/>
+          <w:bCs/>
+        </w:rPr>
+        <w:t>Asertividad</w:t>
+      </w:r>
+      <w:r>
+        <w:rPr>
+          <w:bCs/>
+        </w:rPr>
+        <w:t>: capacidad de expresar ideas, sentimientos y necesidades de forma clara, directa y respetuosa, sin agredir a otros ni renunciar a los propios derechos.</w:t>
+      </w:r>
+    </w:p>
+    <w:p>
+      <w:pPr>
+        <w:rPr>
+          <w:bCs/>
+        </w:rPr>
+      </w:pPr>
+      <w:r>
+        <w:rPr>
+          <w:b/>
+          <w:bCs/>
+        </w:rPr>
+        <w:t>Comunicación asertiva</w:t>
+      </w:r>
+      <w:r>
+        <w:rPr>
+          <w:bCs/>
+        </w:rPr>
+        <w:t>: modo de interacción verbal en el que se expresan expectativas, críticas y acuerdos de forma honesta y empática, orientado a preservar relaciones y alcanzar acuerdos.</w:t>
+      </w:r>
+    </w:p>
+    <w:p>
+      <w:pPr>
+        <w:rPr>
+          <w:bCs/>
+        </w:rPr>
+      </w:pPr>
+      <w:r>
+        <w:rPr>
+          <w:b/>
+          <w:bCs/>
+        </w:rPr>
+        <w:t>Comunicación kinésica</w:t>
+      </w:r>
+      <w:r>
+        <w:rPr>
+          <w:bCs/>
+        </w:rPr>
+        <w:t>: uso del movimiento corporal: gestos, posturas, expresiones faciales y contacto visual como canal para transmitir mensajes en una interacción.</w:t>
+      </w:r>
+    </w:p>
+    <w:p>
+      <w:pPr>
+        <w:rPr>
+          <w:bCs/>
+        </w:rPr>
+      </w:pPr>
+      <w:r>
+        <w:rPr>
+          <w:b/>
+          <w:bCs/>
+        </w:rPr>
+        <w:t>Comunicación no verbal</w:t>
+      </w:r>
+      <w:r>
+        <w:rPr>
+          <w:bCs/>
+        </w:rPr>
+        <w:t>: conjunto de señales no lingüísticas: gestos, postura, silencios y uso del espacio que complementan o modifican el significado del mensaje verbal.</w:t>
+      </w:r>
+    </w:p>
+    <w:p>
+      <w:pPr>
+        <w:rPr>
+          <w:bCs/>
+        </w:rPr>
+      </w:pPr>
+      <w:r>
+        <w:rPr>
+          <w:b/>
+          <w:bCs/>
+        </w:rPr>
+        <w:t>Conflicto organizacional</w:t>
+      </w:r>
+      <w:r>
+        <w:rPr>
+          <w:bCs/>
+        </w:rPr>
+        <w:t>: situación en la que dos o más personas o grupos perciben que sus intereses o metas son incompatibles, generando tensión que exige una respuesta colectiva.</w:t>
+      </w:r>
+    </w:p>
+    <w:p>
+      <w:pPr>
+        <w:rPr>
+          <w:bCs/>
+        </w:rPr>
+      </w:pPr>
+      <w:r>
+        <w:rPr>
+          <w:b/>
+          <w:bCs/>
+        </w:rPr>
+        <w:t>Consenso</w:t>
+      </w:r>
+      <w:r>
+        <w:rPr>
+          <w:bCs/>
+        </w:rPr>
+        <w:t>: acuerdo colectivo alcanzado mediante el diálogo, en el que todas las partes aceptan la decisión sin objeciones fundamentales, aunque no coincida con la preferencia inicial de cada uno.</w:t>
+      </w:r>
+    </w:p>
+    <w:p>
+      <w:pPr>
+        <w:rPr>
+          <w:bCs/>
+        </w:rPr>
+      </w:pPr>
+      <w:r>
+        <w:rPr>
+          <w:b/>
+          <w:bCs/>
+        </w:rPr>
+        <w:t>Escucha activa</w:t>
+      </w:r>
+      <w:r>
+        <w:rPr>
+          <w:bCs/>
+        </w:rPr>
+        <w:t>: proceso de atención plena al interlocutor que implica comprender el mensaje verbal y no verbal, sin interrumpir ni emitir juicios prematuros.</w:t>
+      </w:r>
+    </w:p>
+    <w:p>
+      <w:pPr>
+        <w:rPr>
+          <w:bCs/>
+        </w:rPr>
+      </w:pPr>
+      <w:r>
+        <w:rPr>
+          <w:b/>
+          <w:bCs/>
+        </w:rPr>
+        <w:t>Proxémica</w:t>
+      </w:r>
+      <w:r>
+        <w:rPr>
+          <w:bCs/>
+        </w:rPr>
+        <w:t>: estudio del uso del espacio físico en la comunicación; incluye la distancia interpersonal adoptada según el tipo de relación y el contexto cultural.</w:t>
+      </w:r>
+    </w:p>
+    <w:p>
+      <w:pPr>
+        <w:rPr>
+          <w:bCs/>
+        </w:rPr>
+      </w:pPr>
+      <w:r>
+        <w:rPr>
+          <w:b/>
+          <w:bCs/>
+        </w:rPr>
+        <w:t>Trabajo colaborativo</w:t>
+      </w:r>
+      <w:r>
+        <w:rPr>
+          <w:bCs/>
+        </w:rPr>
+        <w:t>: modalidad de trabajo grupal en la que los integrantes construyen conjuntamente conocimiento y soluciones mediante el diálogo y la reflexión compartida.</w:t>
+      </w:r>
+    </w:p>
+    <w:p>
+      <w:pPr>
+        <w:rPr>
+          <w:b/>
+          <w:bCs/>
+        </w:rPr>
+      </w:pPr>
+    </w:p>
+    <w:p>
+      <w:pPr>
+        <w:pStyle w:val="Titulosgenerales"/>
+      </w:pPr>
+      <w:bookmarkStart w:id="22" w:name="_Toc240449773"/>
+      <w:r>
+        <w:t>Referencias bibliográficas</w:t>
+      </w:r>
       <w:bookmarkEnd w:id="22"/>
-    </w:p>
-    <w:p>
-      <w:pPr>
-        <w:rPr>
-          <w:bCs/>
-        </w:rPr>
-      </w:pPr>
-      <w:r>
-        <w:rPr>
-          <w:b/>
-          <w:bCs/>
-        </w:rPr>
-        <w:t>Asertividad</w:t>
-      </w:r>
-      <w:r>
-        <w:rPr>
-          <w:bCs/>
-        </w:rPr>
-        <w:t>: capacidad de expresar ideas, sentimientos y necesidades de forma clara, directa y respetuosa, sin agredir a otros ni renunciar a los propios derechos.</w:t>
-      </w:r>
-    </w:p>
-    <w:p>
-      <w:pPr>
-        <w:rPr>
-          <w:bCs/>
-        </w:rPr>
-      </w:pPr>
-      <w:r>
-        <w:rPr>
-          <w:b/>
-          <w:bCs/>
-        </w:rPr>
-        <w:t>Comunicación asertiva</w:t>
-      </w:r>
-      <w:r>
-        <w:rPr>
-          <w:bCs/>
-        </w:rPr>
-        <w:t>: modo de interacción verbal en el que se expresan expectativas, críticas y acuerdos de forma honesta y empática, orientado a preservar relaciones y alcanzar acuerdos.</w:t>
-      </w:r>
-    </w:p>
-    <w:p>
-      <w:pPr>
-        <w:rPr>
-          <w:bCs/>
-        </w:rPr>
-      </w:pPr>
-      <w:r>
-        <w:rPr>
-          <w:b/>
-          <w:bCs/>
-        </w:rPr>
-        <w:t>Comunicación kinésica</w:t>
-      </w:r>
-      <w:r>
-        <w:rPr>
-          <w:bCs/>
-        </w:rPr>
-        <w:t>: uso del movimiento corporal: gestos, posturas, expresiones faciales y contacto visual como canal para transmitir mensajes en una interacción.</w:t>
-      </w:r>
-    </w:p>
-    <w:p>
-      <w:pPr>
-        <w:rPr>
-          <w:bCs/>
-        </w:rPr>
-      </w:pPr>
-      <w:r>
-        <w:rPr>
-          <w:b/>
-          <w:bCs/>
-        </w:rPr>
-        <w:t>Comunicación no verbal</w:t>
-      </w:r>
-      <w:r>
-        <w:rPr>
-          <w:bCs/>
-        </w:rPr>
-        <w:t>: conjunto de señales no lingüísticas: gestos, postura, silencios y uso del espacio que complementan o modifican el significado del mensaje verbal.</w:t>
-      </w:r>
-    </w:p>
-    <w:p>
-      <w:pPr>
-        <w:rPr>
-          <w:bCs/>
-        </w:rPr>
-      </w:pPr>
-      <w:r>
-        <w:rPr>
-          <w:b/>
-          <w:bCs/>
-        </w:rPr>
-        <w:t>Conflicto organizacional</w:t>
-      </w:r>
-      <w:r>
-        <w:rPr>
-          <w:bCs/>
-        </w:rPr>
-        <w:t>: situación en la que dos o más personas o grupos perciben que sus intereses o metas son incompatibles, generando tensión que exige una respuesta colectiva.</w:t>
-      </w:r>
-    </w:p>
-    <w:p>
-      <w:pPr>
-        <w:rPr>
-          <w:bCs/>
-        </w:rPr>
-      </w:pPr>
-      <w:r>
-        <w:rPr>
-          <w:b/>
-          <w:bCs/>
-        </w:rPr>
-        <w:t>Consenso</w:t>
-      </w:r>
-      <w:r>
-        <w:rPr>
-          <w:bCs/>
-        </w:rPr>
-        <w:t>: acuerdo colectivo alcanzado mediante el diálogo, en el que todas las partes aceptan la decisión sin objeciones fundamentales, aunque no coincida con la preferencia inicial de cada uno.</w:t>
-      </w:r>
-    </w:p>
-    <w:p>
-      <w:pPr>
-        <w:rPr>
-          <w:bCs/>
-        </w:rPr>
-      </w:pPr>
-      <w:r>
-        <w:rPr>
-          <w:b/>
-          <w:bCs/>
-        </w:rPr>
-        <w:t>Escucha activa</w:t>
-      </w:r>
-      <w:r>
-        <w:rPr>
-          <w:bCs/>
-        </w:rPr>
-        <w:t>: proceso de atención plena al interlocutor que implica comprender el mensaje verbal y no verbal, sin interrumpir ni emitir juicios prematuros.</w:t>
-      </w:r>
-    </w:p>
-    <w:p>
-      <w:pPr>
-        <w:rPr>
-          <w:bCs/>
-        </w:rPr>
-      </w:pPr>
-      <w:r>
-        <w:rPr>
-          <w:b/>
-          <w:bCs/>
-        </w:rPr>
-        <w:t>Proxémica</w:t>
-      </w:r>
-      <w:r>
-        <w:rPr>
-          <w:bCs/>
-        </w:rPr>
-        <w:t>: estudio del uso del espacio físico en la comunicación; incluye la distancia interpersonal adoptada según el tipo de relación y el contexto cultural.</w:t>
-      </w:r>
-    </w:p>
-    <w:p>
-      <w:pPr>
-        <w:rPr>
-          <w:bCs/>
-        </w:rPr>
-      </w:pPr>
-      <w:r>
-        <w:rPr>
-          <w:b/>
-          <w:bCs/>
-        </w:rPr>
-        <w:lastRenderedPageBreak/>
-        <w:t>Trabajo colaborativo</w:t>
-      </w:r>
-      <w:r>
-        <w:rPr>
-          <w:bCs/>
-        </w:rPr>
-        <w:t>: modalidad de trabajo grupal en la que los integrantes construyen conjuntamente conocimiento y soluciones mediante el diálogo y la reflexión compartida.</w:t>
-      </w:r>
-    </w:p>
-    <w:p>
-      <w:pPr>
-        <w:rPr>
-          <w:b/>
-          <w:bCs/>
-        </w:rPr>
-      </w:pPr>
-    </w:p>
-    <w:p>
-      <w:pPr>
-        <w:pStyle w:val="Titulosgenerales"/>
-      </w:pPr>
-      <w:bookmarkStart w:id="23" w:name="_Toc240303559"/>
-      <w:r>
-        <w:lastRenderedPageBreak/>
-        <w:t>Referencias bibliográficas</w:t>
-      </w:r>
-      <w:bookmarkEnd w:id="23"/>
       <w:r>
         <w:t xml:space="preserve"> </w:t>
       </w:r>
     </w:p>
     <w:p>
       <w:r>
-        <w:t xml:space="preserve">Comunicación asertiva como factor relevante en el recurso humano. (2024). </w:t>
-      </w:r>
-      <w:proofErr w:type="spellStart"/>
-      <w:r>
-        <w:t>Experior</w:t>
-      </w:r>
-      <w:proofErr w:type="spellEnd"/>
-      <w:r>
-        <w:t xml:space="preserve">. Revista de ciencias aplicadas. </w:t>
-      </w:r>
-    </w:p>
-    <w:p>
-      <w:r>
-        <w:t xml:space="preserve">Comunicación asertiva: la clave en el liderazgo organizacional. (2024). Repositorio </w:t>
-      </w:r>
-      <w:proofErr w:type="spellStart"/>
-      <w:r>
-        <w:t>RedCol</w:t>
-      </w:r>
-      <w:proofErr w:type="spellEnd"/>
-      <w:r>
-        <w:t xml:space="preserve"> – </w:t>
-      </w:r>
-      <w:proofErr w:type="spellStart"/>
-      <w:r>
-        <w:t>MinCiencias</w:t>
-      </w:r>
-      <w:proofErr w:type="spellEnd"/>
-      <w:r>
-        <w:t xml:space="preserve">. </w:t>
-      </w:r>
-    </w:p>
-    <w:p>
-      <w:r>
-        <w:t xml:space="preserve">Estilos de comunicación y recursos humanos: </w:t>
-      </w:r>
-      <w:proofErr w:type="gramStart"/>
-      <w:r>
-        <w:t>la asertividad</w:t>
-      </w:r>
-      <w:proofErr w:type="gramEnd"/>
-      <w:r>
-        <w:t xml:space="preserve"> en la organización. (2019). Universidad de Buenos Aires.</w:t>
-      </w:r>
-    </w:p>
-    <w:p>
-      <w:proofErr w:type="spellStart"/>
-      <w:r>
-        <w:t>Experior</w:t>
-      </w:r>
-      <w:proofErr w:type="spellEnd"/>
-      <w:r>
-        <w:t xml:space="preserve">. (2024). Comunicación asertiva como factor relevante en el recurso humano. </w:t>
-      </w:r>
-      <w:proofErr w:type="spellStart"/>
-      <w:r>
-        <w:t>Experior</w:t>
-      </w:r>
-      <w:proofErr w:type="spellEnd"/>
-      <w:r>
-        <w:t>: Revista de Ciencias Aplicadas.</w:t>
+        <w:t xml:space="preserve">Comunicación asertiva como factor relevante en el recurso humano. (2024). Experior. Revista de ciencias aplicadas. </w:t>
+      </w:r>
+    </w:p>
+    <w:p>
+      <w:r>
+        <w:t xml:space="preserve">Comunicación asertiva: la clave en el liderazgo organizacional. (2024). Repositorio RedCol – MinCiencias. </w:t>
+      </w:r>
+    </w:p>
+    <w:p>
+      <w:r>
+        <w:t>Estilos de comunicación y recursos humanos: la asertividad en la organización. (2019). Universidad de Buenos Aires.</w:t>
+      </w:r>
+    </w:p>
+    <w:p>
+      <w:r>
+        <w:t>Experior. (2024). Comunicación asertiva como factor relevante en el recurso humano. Experior: Revista de Ciencias Aplicadas.</w:t>
       </w:r>
     </w:p>
     <w:p>
@@ -11230,23 +10789,7 @@
     </w:p>
     <w:p>
       <w:r>
-        <w:t xml:space="preserve">IESE Business </w:t>
-      </w:r>
-      <w:proofErr w:type="spellStart"/>
-      <w:r>
-        <w:t>School</w:t>
-      </w:r>
-      <w:proofErr w:type="spellEnd"/>
-      <w:r>
-        <w:t xml:space="preserve">. (2026). Tres modelos de gestión del conflicto organizativo. IESE </w:t>
-      </w:r>
-      <w:proofErr w:type="spellStart"/>
-      <w:r>
-        <w:t>Insight</w:t>
-      </w:r>
-      <w:proofErr w:type="spellEnd"/>
-      <w:r>
-        <w:t xml:space="preserve">. </w:t>
+        <w:t xml:space="preserve">IESE Business School. (2026). Tres modelos de gestión del conflicto organizativo. IESE Insight. </w:t>
       </w:r>
     </w:p>
     <w:p>
@@ -11269,12 +10812,11 @@
       <w:pPr>
         <w:pStyle w:val="Titulosgenerales"/>
       </w:pPr>
-      <w:bookmarkStart w:id="24" w:name="_Toc240303560"/>
-      <w:r>
-        <w:lastRenderedPageBreak/>
+      <w:bookmarkStart w:id="23" w:name="_Toc240449774"/>
+      <w:r>
         <w:t>Créditos</w:t>
       </w:r>
-      <w:bookmarkEnd w:id="24"/>
+      <w:bookmarkEnd w:id="23"/>
     </w:p>
     <w:tbl>
       <w:tblPr>
@@ -11430,15 +10972,7 @@
               </w:rPr>
             </w:pPr>
             <w:r>
-              <w:t xml:space="preserve">Diana Rocío </w:t>
-            </w:r>
-            <w:proofErr w:type="spellStart"/>
-            <w:r>
-              <w:t>Possos</w:t>
-            </w:r>
-            <w:proofErr w:type="spellEnd"/>
-            <w:r>
-              <w:t xml:space="preserve"> Beltrán</w:t>
+              <w:t>Diana Rocío Possos Beltrán</w:t>
             </w:r>
           </w:p>
         </w:tc>
@@ -11541,15 +11075,7 @@
               </w:rPr>
             </w:pPr>
             <w:r>
-              <w:t xml:space="preserve">Gloria Lida </w:t>
-            </w:r>
-            <w:proofErr w:type="spellStart"/>
-            <w:r>
-              <w:t>Alzate</w:t>
-            </w:r>
-            <w:proofErr w:type="spellEnd"/>
-            <w:r>
-              <w:t xml:space="preserve"> Suárez</w:t>
+              <w:t>Gloria Lida Alzate Suárez</w:t>
             </w:r>
           </w:p>
         </w:tc>
@@ -11652,15 +11178,7 @@
               </w:rPr>
             </w:pPr>
             <w:r>
-              <w:t xml:space="preserve">Manuel Felipe </w:t>
-            </w:r>
-            <w:proofErr w:type="spellStart"/>
-            <w:r>
-              <w:t>Echavarria</w:t>
-            </w:r>
-            <w:proofErr w:type="spellEnd"/>
-            <w:r>
-              <w:t xml:space="preserve"> Orozco</w:t>
+              <w:t>Manuel Felipe Echavarria Orozco</w:t>
             </w:r>
           </w:p>
         </w:tc>
@@ -11716,13 +11234,8 @@
               <w:pStyle w:val="TextoTablas"/>
             </w:pPr>
             <w:r>
-              <w:t xml:space="preserve">Gilberto Junior Rodríguez </w:t>
-            </w:r>
-            <w:proofErr w:type="spellStart"/>
-            <w:r>
-              <w:t>Rodríguez</w:t>
-            </w:r>
-            <w:proofErr w:type="spellEnd"/>
+              <w:t>Gilberto Junior Rodríguez Rodríguez</w:t>
+            </w:r>
           </w:p>
         </w:tc>
         <w:tc>
@@ -11881,7 +11394,7 @@
 </file>
 
 <file path=word/endnotes.xml><?xml version="1.0" encoding="utf-8"?>
-<w:endnotes xmlns:wpc="http://schemas.microsoft.com/office/word/2010/wordprocessingCanvas" xmlns:cx="http://schemas.microsoft.com/office/drawing/2014/chartex" xmlns:cx1="http://schemas.microsoft.com/office/drawing/2015/9/8/chartex" xmlns:cx2="http://schemas.microsoft.com/office/drawing/2015/10/21/chartex" xmlns:cx3="http://schemas.microsoft.com/office/drawing/2016/5/9/chartex" xmlns:cx4="http://schemas.microsoft.com/office/drawing/2016/5/10/chartex" xmlns:cx5="http://schemas.microsoft.com/office/drawing/2016/5/11/chartex" xmlns:cx6="http://schemas.microsoft.com/office/drawing/2016/5/12/chartex" xmlns:cx7="http://schemas.microsoft.com/office/drawing/2016/5/13/chartex" xmlns:cx8="http://schemas.microsoft.com/office/drawing/2016/5/14/chartex" xmlns:mc="http://schemas.openxmlformats.org/markup-compatibility/2006" xmlns:aink="http://schemas.microsoft.com/office/drawing/2016/ink" xmlns:am3d="http://schemas.microsoft.com/office/drawing/2017/model3d" xmlns:o="urn:schemas-microsoft-com:office:office" xmlns:r="http://schemas.openxmlformats.org/officeDocument/2006/relationships" xmlns:m="http://schemas.openxmlformats.org/officeDocument/2006/math" xmlns:v="urn:schemas-microsoft-com:vml" xmlns:wp14="http://schemas.microsoft.com/office/word/2010/wordprocessingDrawing" xmlns:wp="http://schemas.openxmlformats.org/drawingml/2006/wordprocessingDrawing" xmlns:w10="urn:schemas-microsoft-com:office:word" xmlns:w="http://schemas.openxmlformats.org/wordprocessingml/2006/main" xmlns:w14="http://schemas.microsoft.com/office/word/2010/wordml" xmlns:w15="http://schemas.microsoft.com/office/word/2012/wordml" xmlns:w16cid="http://schemas.microsoft.com/office/word/2016/wordml/cid" xmlns:w16se="http://schemas.microsoft.com/office/word/2015/wordml/symex" xmlns:wpg="http://schemas.microsoft.com/office/word/2010/wordprocessingGroup" xmlns:wpi="http://schemas.microsoft.com/office/word/2010/wordprocessingInk" xmlns:wne="http://schemas.microsoft.com/office/word/2006/wordml" xmlns:wps="http://schemas.microsoft.com/office/word/2010/wordprocessingShape" mc:Ignorable="w14 w15 w16se w16cid wp14">
+<w:endnotes xmlns:wpc="http://schemas.microsoft.com/office/word/2010/wordprocessingCanvas" xmlns:cx="http://schemas.microsoft.com/office/drawing/2014/chartex" xmlns:cx1="http://schemas.microsoft.com/office/drawing/2015/9/8/chartex" xmlns:cx2="http://schemas.microsoft.com/office/drawing/2015/10/21/chartex" xmlns:cx3="http://schemas.microsoft.com/office/drawing/2016/5/9/chartex" xmlns:cx4="http://schemas.microsoft.com/office/drawing/2016/5/10/chartex" xmlns:cx5="http://schemas.microsoft.com/office/drawing/2016/5/11/chartex" xmlns:cx6="http://schemas.microsoft.com/office/drawing/2016/5/12/chartex" xmlns:cx7="http://schemas.microsoft.com/office/drawing/2016/5/13/chartex" xmlns:cx8="http://schemas.microsoft.com/office/drawing/2016/5/14/chartex" xmlns:mc="http://schemas.openxmlformats.org/markup-compatibility/2006" xmlns:aink="http://schemas.microsoft.com/office/drawing/2016/ink" xmlns:am3d="http://schemas.microsoft.com/office/drawing/2017/model3d" xmlns:o="urn:schemas-microsoft-com:office:office" xmlns:r="http://schemas.openxmlformats.org/officeDocument/2006/relationships" xmlns:m="http://schemas.openxmlformats.org/officeDocument/2006/math" xmlns:v="urn:schemas-microsoft-com:vml" xmlns:wp14="http://schemas.microsoft.com/office/word/2010/wordprocessingDrawing" xmlns:wp="http://schemas.openxmlformats.org/drawingml/2006/wordprocessingDrawing" xmlns:w10="urn:schemas-microsoft-com:office:word" xmlns:w="http://schemas.openxmlformats.org/wordprocessingml/2006/main" xmlns:w14="http://schemas.microsoft.com/office/word/2010/wordml" xmlns:w15="http://schemas.microsoft.com/office/word/2012/wordml" xmlns:w16cex="http://schemas.microsoft.com/office/word/2018/wordml/cex" xmlns:w16cid="http://schemas.microsoft.com/office/word/2016/wordml/cid" xmlns:w16="http://schemas.microsoft.com/office/word/2018/wordml" xmlns:w16sdtdh="http://schemas.microsoft.com/office/word/2020/wordml/sdtdatahash" xmlns:w16se="http://schemas.microsoft.com/office/word/2015/wordml/symex" xmlns:wpg="http://schemas.microsoft.com/office/word/2010/wordprocessingGroup" xmlns:wpi="http://schemas.microsoft.com/office/word/2010/wordprocessingInk" xmlns:wne="http://schemas.microsoft.com/office/word/2006/wordml" xmlns:wps="http://schemas.microsoft.com/office/word/2010/wordprocessingShape" mc:Ignorable="w14 w15 w16se w16cid w16 w16cex w16sdtdh wp14">
   <w:endnote w:type="separator" w:id="-1">
     <w:p>
       <w:pPr>
@@ -11906,7 +11419,7 @@
 </file>
 
 <file path=word/footer1.xml><?xml version="1.0" encoding="utf-8"?>
-<w:ftr xmlns:wpc="http://schemas.microsoft.com/office/word/2010/wordprocessingCanvas" xmlns:cx="http://schemas.microsoft.com/office/drawing/2014/chartex" xmlns:cx1="http://schemas.microsoft.com/office/drawing/2015/9/8/chartex" xmlns:cx2="http://schemas.microsoft.com/office/drawing/2015/10/21/chartex" xmlns:cx3="http://schemas.microsoft.com/office/drawing/2016/5/9/chartex" xmlns:cx4="http://schemas.microsoft.com/office/drawing/2016/5/10/chartex" xmlns:cx5="http://schemas.microsoft.com/office/drawing/2016/5/11/chartex" xmlns:cx6="http://schemas.microsoft.com/office/drawing/2016/5/12/chartex" xmlns:cx7="http://schemas.microsoft.com/office/drawing/2016/5/13/chartex" xmlns:cx8="http://schemas.microsoft.com/office/drawing/2016/5/14/chartex" xmlns:mc="http://schemas.openxmlformats.org/markup-compatibility/2006" xmlns:aink="http://schemas.microsoft.com/office/drawing/2016/ink" xmlns:am3d="http://schemas.microsoft.com/office/drawing/2017/model3d" xmlns:o="urn:schemas-microsoft-com:office:office" xmlns:r="http://schemas.openxmlformats.org/officeDocument/2006/relationships" xmlns:m="http://schemas.openxmlformats.org/officeDocument/2006/math" xmlns:v="urn:schemas-microsoft-com:vml" xmlns:wp14="http://schemas.microsoft.com/office/word/2010/wordprocessingDrawing" xmlns:wp="http://schemas.openxmlformats.org/drawingml/2006/wordprocessingDrawing" xmlns:w10="urn:schemas-microsoft-com:office:word" xmlns:w="http://schemas.openxmlformats.org/wordprocessingml/2006/main" xmlns:w14="http://schemas.microsoft.com/office/word/2010/wordml" xmlns:w15="http://schemas.microsoft.com/office/word/2012/wordml" xmlns:w16cid="http://schemas.microsoft.com/office/word/2016/wordml/cid" xmlns:w16se="http://schemas.microsoft.com/office/word/2015/wordml/symex" xmlns:wpg="http://schemas.microsoft.com/office/word/2010/wordprocessingGroup" xmlns:wpi="http://schemas.microsoft.com/office/word/2010/wordprocessingInk" xmlns:wne="http://schemas.microsoft.com/office/word/2006/wordml" xmlns:wps="http://schemas.microsoft.com/office/word/2010/wordprocessingShape" mc:Ignorable="w14 w15 w16se w16cid wp14">
+<w:ftr xmlns:wpc="http://schemas.microsoft.com/office/word/2010/wordprocessingCanvas" xmlns:cx="http://schemas.microsoft.com/office/drawing/2014/chartex" xmlns:cx1="http://schemas.microsoft.com/office/drawing/2015/9/8/chartex" xmlns:cx2="http://schemas.microsoft.com/office/drawing/2015/10/21/chartex" xmlns:cx3="http://schemas.microsoft.com/office/drawing/2016/5/9/chartex" xmlns:cx4="http://schemas.microsoft.com/office/drawing/2016/5/10/chartex" xmlns:cx5="http://schemas.microsoft.com/office/drawing/2016/5/11/chartex" xmlns:cx6="http://schemas.microsoft.com/office/drawing/2016/5/12/chartex" xmlns:cx7="http://schemas.microsoft.com/office/drawing/2016/5/13/chartex" xmlns:cx8="http://schemas.microsoft.com/office/drawing/2016/5/14/chartex" xmlns:mc="http://schemas.openxmlformats.org/markup-compatibility/2006" xmlns:aink="http://schemas.microsoft.com/office/drawing/2016/ink" xmlns:am3d="http://schemas.microsoft.com/office/drawing/2017/model3d" xmlns:o="urn:schemas-microsoft-com:office:office" xmlns:r="http://schemas.openxmlformats.org/officeDocument/2006/relationships" xmlns:m="http://schemas.openxmlformats.org/officeDocument/2006/math" xmlns:v="urn:schemas-microsoft-com:vml" xmlns:wp14="http://schemas.microsoft.com/office/word/2010/wordprocessingDrawing" xmlns:wp="http://schemas.openxmlformats.org/drawingml/2006/wordprocessingDrawing" xmlns:w10="urn:schemas-microsoft-com:office:word" xmlns:w="http://schemas.openxmlformats.org/wordprocessingml/2006/main" xmlns:w14="http://schemas.microsoft.com/office/word/2010/wordml" xmlns:w15="http://schemas.microsoft.com/office/word/2012/wordml" xmlns:w16cex="http://schemas.microsoft.com/office/word/2018/wordml/cex" xmlns:w16cid="http://schemas.microsoft.com/office/word/2016/wordml/cid" xmlns:w16="http://schemas.microsoft.com/office/word/2018/wordml" xmlns:w16sdtdh="http://schemas.microsoft.com/office/word/2020/wordml/sdtdatahash" xmlns:w16se="http://schemas.microsoft.com/office/word/2015/wordml/symex" xmlns:wpg="http://schemas.microsoft.com/office/word/2010/wordprocessingGroup" xmlns:wpi="http://schemas.microsoft.com/office/word/2010/wordprocessingInk" xmlns:wne="http://schemas.microsoft.com/office/word/2006/wordml" xmlns:wps="http://schemas.microsoft.com/office/word/2010/wordprocessingShape" mc:Ignorable="w14 w15 w16se w16cid w16 w16cex w16sdtdh wp14">
   <w:sdt>
     <w:sdtPr>
       <w:id w:val="-1465197936"/>
@@ -11915,6 +11428,7 @@
         <w:docPartUnique/>
       </w:docPartObj>
     </w:sdtPr>
+    <w:sdtEndPr/>
     <w:sdtContent>
       <w:p>
         <w:pPr>
@@ -11951,7 +11465,7 @@
 </file>
 
 <file path=word/footnotes.xml><?xml version="1.0" encoding="utf-8"?>
-<w:footnotes xmlns:wpc="http://schemas.microsoft.com/office/word/2010/wordprocessingCanvas" xmlns:cx="http://schemas.microsoft.com/office/drawing/2014/chartex" xmlns:cx1="http://schemas.microsoft.com/office/drawing/2015/9/8/chartex" xmlns:cx2="http://schemas.microsoft.com/office/drawing/2015/10/21/chartex" xmlns:cx3="http://schemas.microsoft.com/office/drawing/2016/5/9/chartex" xmlns:cx4="http://schemas.microsoft.com/office/drawing/2016/5/10/chartex" xmlns:cx5="http://schemas.microsoft.com/office/drawing/2016/5/11/chartex" xmlns:cx6="http://schemas.microsoft.com/office/drawing/2016/5/12/chartex" xmlns:cx7="http://schemas.microsoft.com/office/drawing/2016/5/13/chartex" xmlns:cx8="http://schemas.microsoft.com/office/drawing/2016/5/14/chartex" xmlns:mc="http://schemas.openxmlformats.org/markup-compatibility/2006" xmlns:aink="http://schemas.microsoft.com/office/drawing/2016/ink" xmlns:am3d="http://schemas.microsoft.com/office/drawing/2017/model3d" xmlns:o="urn:schemas-microsoft-com:office:office" xmlns:r="http://schemas.openxmlformats.org/officeDocument/2006/relationships" xmlns:m="http://schemas.openxmlformats.org/officeDocument/2006/math" xmlns:v="urn:schemas-microsoft-com:vml" xmlns:wp14="http://schemas.microsoft.com/office/word/2010/wordprocessingDrawing" xmlns:wp="http://schemas.openxmlformats.org/drawingml/2006/wordprocessingDrawing" xmlns:w10="urn:schemas-microsoft-com:office:word" xmlns:w="http://schemas.openxmlformats.org/wordprocessingml/2006/main" xmlns:w14="http://schemas.microsoft.com/office/word/2010/wordml" xmlns:w15="http://schemas.microsoft.com/office/word/2012/wordml" xmlns:w16cid="http://schemas.microsoft.com/office/word/2016/wordml/cid" xmlns:w16se="http://schemas.microsoft.com/office/word/2015/wordml/symex" xmlns:wpg="http://schemas.microsoft.com/office/word/2010/wordprocessingGroup" xmlns:wpi="http://schemas.microsoft.com/office/word/2010/wordprocessingInk" xmlns:wne="http://schemas.microsoft.com/office/word/2006/wordml" xmlns:wps="http://schemas.microsoft.com/office/word/2010/wordprocessingShape" mc:Ignorable="w14 w15 w16se w16cid wp14">
+<w:footnotes xmlns:wpc="http://schemas.microsoft.com/office/word/2010/wordprocessingCanvas" xmlns:cx="http://schemas.microsoft.com/office/drawing/2014/chartex" xmlns:cx1="http://schemas.microsoft.com/office/drawing/2015/9/8/chartex" xmlns:cx2="http://schemas.microsoft.com/office/drawing/2015/10/21/chartex" xmlns:cx3="http://schemas.microsoft.com/office/drawing/2016/5/9/chartex" xmlns:cx4="http://schemas.microsoft.com/office/drawing/2016/5/10/chartex" xmlns:cx5="http://schemas.microsoft.com/office/drawing/2016/5/11/chartex" xmlns:cx6="http://schemas.microsoft.com/office/drawing/2016/5/12/chartex" xmlns:cx7="http://schemas.microsoft.com/office/drawing/2016/5/13/chartex" xmlns:cx8="http://schemas.microsoft.com/office/drawing/2016/5/14/chartex" xmlns:mc="http://schemas.openxmlformats.org/markup-compatibility/2006" xmlns:aink="http://schemas.microsoft.com/office/drawing/2016/ink" xmlns:am3d="http://schemas.microsoft.com/office/drawing/2017/model3d" xmlns:o="urn:schemas-microsoft-com:office:office" xmlns:r="http://schemas.openxmlformats.org/officeDocument/2006/relationships" xmlns:m="http://schemas.openxmlformats.org/officeDocument/2006/math" xmlns:v="urn:schemas-microsoft-com:vml" xmlns:wp14="http://schemas.microsoft.com/office/word/2010/wordprocessingDrawing" xmlns:wp="http://schemas.openxmlformats.org/drawingml/2006/wordprocessingDrawing" xmlns:w10="urn:schemas-microsoft-com:office:word" xmlns:w="http://schemas.openxmlformats.org/wordprocessingml/2006/main" xmlns:w14="http://schemas.microsoft.com/office/word/2010/wordml" xmlns:w15="http://schemas.microsoft.com/office/word/2012/wordml" xmlns:w16cex="http://schemas.microsoft.com/office/word/2018/wordml/cex" xmlns:w16cid="http://schemas.microsoft.com/office/word/2016/wordml/cid" xmlns:w16="http://schemas.microsoft.com/office/word/2018/wordml" xmlns:w16sdtdh="http://schemas.microsoft.com/office/word/2020/wordml/sdtdatahash" xmlns:w16se="http://schemas.microsoft.com/office/word/2015/wordml/symex" xmlns:wpg="http://schemas.microsoft.com/office/word/2010/wordprocessingGroup" xmlns:wpi="http://schemas.microsoft.com/office/word/2010/wordprocessingInk" xmlns:wne="http://schemas.microsoft.com/office/word/2006/wordml" xmlns:wps="http://schemas.microsoft.com/office/word/2010/wordprocessingShape" mc:Ignorable="w14 w15 w16se w16cid w16 w16cex w16sdtdh wp14">
   <w:footnote w:type="separator" w:id="-1">
     <w:p>
       <w:pPr>
@@ -11976,7 +11490,7 @@
 </file>
 
 <file path=word/header1.xml><?xml version="1.0" encoding="utf-8"?>
-<w:hdr xmlns:wpc="http://schemas.microsoft.com/office/word/2010/wordprocessingCanvas" xmlns:cx="http://schemas.microsoft.com/office/drawing/2014/chartex" xmlns:cx1="http://schemas.microsoft.com/office/drawing/2015/9/8/chartex" xmlns:cx2="http://schemas.microsoft.com/office/drawing/2015/10/21/chartex" xmlns:cx3="http://schemas.microsoft.com/office/drawing/2016/5/9/chartex" xmlns:cx4="http://schemas.microsoft.com/office/drawing/2016/5/10/chartex" xmlns:cx5="http://schemas.microsoft.com/office/drawing/2016/5/11/chartex" xmlns:cx6="http://schemas.microsoft.com/office/drawing/2016/5/12/chartex" xmlns:cx7="http://schemas.microsoft.com/office/drawing/2016/5/13/chartex" xmlns:cx8="http://schemas.microsoft.com/office/drawing/2016/5/14/chartex" xmlns:mc="http://schemas.openxmlformats.org/markup-compatibility/2006" xmlns:aink="http://schemas.microsoft.com/office/drawing/2016/ink" xmlns:am3d="http://schemas.microsoft.com/office/drawing/2017/model3d" xmlns:o="urn:schemas-microsoft-com:office:office" xmlns:r="http://schemas.openxmlformats.org/officeDocument/2006/relationships" xmlns:m="http://schemas.openxmlformats.org/officeDocument/2006/math" xmlns:v="urn:schemas-microsoft-com:vml" xmlns:wp14="http://schemas.microsoft.com/office/word/2010/wordprocessingDrawing" xmlns:wp="http://schemas.openxmlformats.org/drawingml/2006/wordprocessingDrawing" xmlns:w10="urn:schemas-microsoft-com:office:word" xmlns:w="http://schemas.openxmlformats.org/wordprocessingml/2006/main" xmlns:w14="http://schemas.microsoft.com/office/word/2010/wordml" xmlns:w15="http://schemas.microsoft.com/office/word/2012/wordml" xmlns:w16cid="http://schemas.microsoft.com/office/word/2016/wordml/cid" xmlns:w16se="http://schemas.microsoft.com/office/word/2015/wordml/symex" xmlns:wpg="http://schemas.microsoft.com/office/word/2010/wordprocessingGroup" xmlns:wpi="http://schemas.microsoft.com/office/word/2010/wordprocessingInk" xmlns:wne="http://schemas.microsoft.com/office/word/2006/wordml" xmlns:wps="http://schemas.microsoft.com/office/word/2010/wordprocessingShape" mc:Ignorable="w14 w15 w16se w16cid wp14">
+<w:hdr xmlns:wpc="http://schemas.microsoft.com/office/word/2010/wordprocessingCanvas" xmlns:cx="http://schemas.microsoft.com/office/drawing/2014/chartex" xmlns:cx1="http://schemas.microsoft.com/office/drawing/2015/9/8/chartex" xmlns:cx2="http://schemas.microsoft.com/office/drawing/2015/10/21/chartex" xmlns:cx3="http://schemas.microsoft.com/office/drawing/2016/5/9/chartex" xmlns:cx4="http://schemas.microsoft.com/office/drawing/2016/5/10/chartex" xmlns:cx5="http://schemas.microsoft.com/office/drawing/2016/5/11/chartex" xmlns:cx6="http://schemas.microsoft.com/office/drawing/2016/5/12/chartex" xmlns:cx7="http://schemas.microsoft.com/office/drawing/2016/5/13/chartex" xmlns:cx8="http://schemas.microsoft.com/office/drawing/2016/5/14/chartex" xmlns:mc="http://schemas.openxmlformats.org/markup-compatibility/2006" xmlns:aink="http://schemas.microsoft.com/office/drawing/2016/ink" xmlns:am3d="http://schemas.microsoft.com/office/drawing/2017/model3d" xmlns:o="urn:schemas-microsoft-com:office:office" xmlns:r="http://schemas.openxmlformats.org/officeDocument/2006/relationships" xmlns:m="http://schemas.openxmlformats.org/officeDocument/2006/math" xmlns:v="urn:schemas-microsoft-com:vml" xmlns:wp14="http://schemas.microsoft.com/office/word/2010/wordprocessingDrawing" xmlns:wp="http://schemas.openxmlformats.org/drawingml/2006/wordprocessingDrawing" xmlns:w10="urn:schemas-microsoft-com:office:word" xmlns:w="http://schemas.openxmlformats.org/wordprocessingml/2006/main" xmlns:w14="http://schemas.microsoft.com/office/word/2010/wordml" xmlns:w15="http://schemas.microsoft.com/office/word/2012/wordml" xmlns:w16cex="http://schemas.microsoft.com/office/word/2018/wordml/cex" xmlns:w16cid="http://schemas.microsoft.com/office/word/2016/wordml/cid" xmlns:w16="http://schemas.microsoft.com/office/word/2018/wordml" xmlns:w16sdtdh="http://schemas.microsoft.com/office/word/2020/wordml/sdtdatahash" xmlns:w16se="http://schemas.microsoft.com/office/word/2015/wordml/symex" xmlns:wpg="http://schemas.microsoft.com/office/word/2010/wordprocessingGroup" xmlns:wpi="http://schemas.microsoft.com/office/word/2010/wordprocessingInk" xmlns:wne="http://schemas.microsoft.com/office/word/2006/wordml" xmlns:wps="http://schemas.microsoft.com/office/word/2010/wordprocessingShape" mc:Ignorable="w14 w15 w16se w16cid w16 w16cex w16sdtdh wp14">
   <w:p>
     <w:pPr>
       <w:pStyle w:val="Encabezado"/>
@@ -12062,7 +11576,7 @@
 </file>
 
 <file path=word/numbering.xml><?xml version="1.0" encoding="utf-8"?>
-<w:numbering xmlns:wpc="http://schemas.microsoft.com/office/word/2010/wordprocessingCanvas" xmlns:cx="http://schemas.microsoft.com/office/drawing/2014/chartex" xmlns:cx1="http://schemas.microsoft.com/office/drawing/2015/9/8/chartex" xmlns:cx2="http://schemas.microsoft.com/office/drawing/2015/10/21/chartex" xmlns:cx3="http://schemas.microsoft.com/office/drawing/2016/5/9/chartex" xmlns:cx4="http://schemas.microsoft.com/office/drawing/2016/5/10/chartex" xmlns:cx5="http://schemas.microsoft.com/office/drawing/2016/5/11/chartex" xmlns:cx6="http://schemas.microsoft.com/office/drawing/2016/5/12/chartex" xmlns:cx7="http://schemas.microsoft.com/office/drawing/2016/5/13/chartex" xmlns:cx8="http://schemas.microsoft.com/office/drawing/2016/5/14/chartex" xmlns:mc="http://schemas.openxmlformats.org/markup-compatibility/2006" xmlns:aink="http://schemas.microsoft.com/office/drawing/2016/ink" xmlns:am3d="http://schemas.microsoft.com/office/drawing/2017/model3d" xmlns:o="urn:schemas-microsoft-com:office:office" xmlns:r="http://schemas.openxmlformats.org/officeDocument/2006/relationships" xmlns:m="http://schemas.openxmlformats.org/officeDocument/2006/math" xmlns:v="urn:schemas-microsoft-com:vml" xmlns:wp14="http://schemas.microsoft.com/office/word/2010/wordprocessingDrawing" xmlns:wp="http://schemas.openxmlformats.org/drawingml/2006/wordprocessingDrawing" xmlns:w10="urn:schemas-microsoft-com:office:word" xmlns:w="http://schemas.openxmlformats.org/wordprocessingml/2006/main" xmlns:w14="http://schemas.microsoft.com/office/word/2010/wordml" xmlns:w15="http://schemas.microsoft.com/office/word/2012/wordml" xmlns:w16cid="http://schemas.microsoft.com/office/word/2016/wordml/cid" xmlns:w16se="http://schemas.microsoft.com/office/word/2015/wordml/symex" xmlns:wpg="http://schemas.microsoft.com/office/word/2010/wordprocessingGroup" xmlns:wpi="http://schemas.microsoft.com/office/word/2010/wordprocessingInk" xmlns:wne="http://schemas.microsoft.com/office/word/2006/wordml" xmlns:wps="http://schemas.microsoft.com/office/word/2010/wordprocessingShape" mc:Ignorable="w14 w15 w16se w16cid wp14">
+<w:numbering xmlns:wpc="http://schemas.microsoft.com/office/word/2010/wordprocessingCanvas" xmlns:cx="http://schemas.microsoft.com/office/drawing/2014/chartex" xmlns:cx1="http://schemas.microsoft.com/office/drawing/2015/9/8/chartex" xmlns:cx2="http://schemas.microsoft.com/office/drawing/2015/10/21/chartex" xmlns:cx3="http://schemas.microsoft.com/office/drawing/2016/5/9/chartex" xmlns:cx4="http://schemas.microsoft.com/office/drawing/2016/5/10/chartex" xmlns:cx5="http://schemas.microsoft.com/office/drawing/2016/5/11/chartex" xmlns:cx6="http://schemas.microsoft.com/office/drawing/2016/5/12/chartex" xmlns:cx7="http://schemas.microsoft.com/office/drawing/2016/5/13/chartex" xmlns:cx8="http://schemas.microsoft.com/office/drawing/2016/5/14/chartex" xmlns:mc="http://schemas.openxmlformats.org/markup-compatibility/2006" xmlns:aink="http://schemas.microsoft.com/office/drawing/2016/ink" xmlns:am3d="http://schemas.microsoft.com/office/drawing/2017/model3d" xmlns:o="urn:schemas-microsoft-com:office:office" xmlns:r="http://schemas.openxmlformats.org/officeDocument/2006/relationships" xmlns:m="http://schemas.openxmlformats.org/officeDocument/2006/math" xmlns:v="urn:schemas-microsoft-com:vml" xmlns:wp14="http://schemas.microsoft.com/office/word/2010/wordprocessingDrawing" xmlns:wp="http://schemas.openxmlformats.org/drawingml/2006/wordprocessingDrawing" xmlns:w10="urn:schemas-microsoft-com:office:word" xmlns:w="http://schemas.openxmlformats.org/wordprocessingml/2006/main" xmlns:w14="http://schemas.microsoft.com/office/word/2010/wordml" xmlns:w15="http://schemas.microsoft.com/office/word/2012/wordml" xmlns:w16cex="http://schemas.microsoft.com/office/word/2018/wordml/cex" xmlns:w16cid="http://schemas.microsoft.com/office/word/2016/wordml/cid" xmlns:w16="http://schemas.microsoft.com/office/word/2018/wordml" xmlns:w16sdtdh="http://schemas.microsoft.com/office/word/2020/wordml/sdtdatahash" xmlns:w16se="http://schemas.microsoft.com/office/word/2015/wordml/symex" xmlns:wpg="http://schemas.microsoft.com/office/word/2010/wordprocessingGroup" xmlns:wpi="http://schemas.microsoft.com/office/word/2010/wordprocessingInk" xmlns:wne="http://schemas.microsoft.com/office/word/2006/wordml" xmlns:wps="http://schemas.microsoft.com/office/word/2010/wordprocessingShape" mc:Ignorable="w14 w15 w16se w16cid w16 w16cex w16sdtdh wp14">
   <w:abstractNum w:abstractNumId="0" w15:restartNumberingAfterBreak="0">
     <w:nsid w:val="FFFFFF89"/>
     <w:multiLevelType w:val="singleLevel"/>
@@ -15917,7 +15431,7 @@
 </file>
 
 <file path=word/styles.xml><?xml version="1.0" encoding="utf-8"?>
-<w:styles xmlns:mc="http://schemas.openxmlformats.org/markup-compatibility/2006" xmlns:r="http://schemas.openxmlformats.org/officeDocument/2006/relationships" xmlns:w="http://schemas.openxmlformats.org/wordprocessingml/2006/main" xmlns:w14="http://schemas.microsoft.com/office/word/2010/wordml" xmlns:w15="http://schemas.microsoft.com/office/word/2012/wordml" xmlns:w16cid="http://schemas.microsoft.com/office/word/2016/wordml/cid" xmlns:w16se="http://schemas.microsoft.com/office/word/2015/wordml/symex" mc:Ignorable="w14 w15 w16se w16cid">
+<w:styles xmlns:mc="http://schemas.openxmlformats.org/markup-compatibility/2006" xmlns:r="http://schemas.openxmlformats.org/officeDocument/2006/relationships" xmlns:w="http://schemas.openxmlformats.org/wordprocessingml/2006/main" xmlns:w14="http://schemas.microsoft.com/office/word/2010/wordml" xmlns:w15="http://schemas.microsoft.com/office/word/2012/wordml" xmlns:w16cex="http://schemas.microsoft.com/office/word/2018/wordml/cex" xmlns:w16cid="http://schemas.microsoft.com/office/word/2016/wordml/cid" xmlns:w16="http://schemas.microsoft.com/office/word/2018/wordml" xmlns:w16sdtdh="http://schemas.microsoft.com/office/word/2020/wordml/sdtdatahash" xmlns:w16se="http://schemas.microsoft.com/office/word/2015/wordml/symex" mc:Ignorable="w14 w15 w16se w16cid w16 w16cex w16sdtdh">
   <w:docDefaults>
     <w:rPrDefault>
       <w:rPr>
@@ -15935,7 +15449,7 @@
       </w:pPr>
     </w:pPrDefault>
   </w:docDefaults>
-  <w:latentStyles w:defLockedState="0" w:defUIPriority="99" w:defSemiHidden="0" w:defUnhideWhenUsed="0" w:defQFormat="0" w:count="375">
+  <w:latentStyles w:defLockedState="0" w:defUIPriority="99" w:defSemiHidden="0" w:defUnhideWhenUsed="0" w:defQFormat="0" w:count="376">
     <w:lsdException w:name="Normal" w:uiPriority="0" w:qFormat="1"/>
     <w:lsdException w:name="heading 1" w:uiPriority="9" w:qFormat="1"/>
     <w:lsdException w:name="heading 2" w:semiHidden="1" w:uiPriority="9" w:unhideWhenUsed="1" w:qFormat="1"/>
@@ -16041,7 +15555,6 @@
     <w:lsdException w:name="HTML Sample" w:semiHidden="1" w:unhideWhenUsed="1"/>
     <w:lsdException w:name="HTML Typewriter" w:semiHidden="1" w:unhideWhenUsed="1"/>
     <w:lsdException w:name="HTML Variable" w:semiHidden="1" w:unhideWhenUsed="1"/>
-    <w:lsdException w:name="Normal Table" w:semiHidden="1" w:unhideWhenUsed="1"/>
     <w:lsdException w:name="annotation subject" w:semiHidden="1" w:unhideWhenUsed="1"/>
     <w:lsdException w:name="No List" w:semiHidden="1" w:unhideWhenUsed="1"/>
     <w:lsdException w:name="Outline List 1" w:semiHidden="1" w:unhideWhenUsed="1"/>
@@ -16088,10 +15601,8 @@
     <w:lsdException w:name="Table Subtle 2" w:semiHidden="1" w:unhideWhenUsed="1"/>
     <w:lsdException w:name="Table Web 1" w:semiHidden="1" w:unhideWhenUsed="1"/>
     <w:lsdException w:name="Table Web 2" w:semiHidden="1" w:unhideWhenUsed="1"/>
-    <w:lsdException w:name="Table Web 3" w:semiHidden="1" w:unhideWhenUsed="1"/>
     <w:lsdException w:name="Balloon Text" w:semiHidden="1" w:unhideWhenUsed="1"/>
     <w:lsdException w:name="Table Grid" w:uiPriority="39"/>
-    <w:lsdException w:name="Table Theme" w:semiHidden="1" w:unhideWhenUsed="1"/>
     <w:lsdException w:name="Placeholder Text" w:semiHidden="1"/>
     <w:lsdException w:name="No Spacing" w:uiPriority="1" w:qFormat="1"/>
     <w:lsdException w:name="Light Shading" w:uiPriority="60"/>
@@ -16311,6 +15822,7 @@
     <w:lsdException w:name="Smart Hyperlink" w:semiHidden="1" w:unhideWhenUsed="1"/>
     <w:lsdException w:name="Hashtag" w:semiHidden="1" w:unhideWhenUsed="1"/>
     <w:lsdException w:name="Unresolved Mention" w:semiHidden="1" w:unhideWhenUsed="1"/>
+    <w:lsdException w:name="Smart Link" w:semiHidden="1" w:unhideWhenUsed="1"/>
   </w:latentStyles>
   <w:style w:type="paragraph" w:default="1" w:styleId="Normal">
     <w:name w:val="Normal"/>
@@ -17657,15 +17169,6 @@
 </file>
 
 <file path=customXml/item1.xml><?xml version="1.0" encoding="utf-8"?>
-<?mso-contentType ?>
-<FormTemplates xmlns="http://schemas.microsoft.com/sharepoint/v3/contenttype/forms">
-  <Display>DocumentLibraryForm</Display>
-  <Edit>DocumentLibraryForm</Edit>
-  <New>DocumentLibraryForm</New>
-</FormTemplates>
-</file>
-
-<file path=customXml/item2.xml><?xml version="1.0" encoding="utf-8"?>
 <p:properties xmlns:p="http://schemas.microsoft.com/office/2006/metadata/properties" xmlns:xsi="http://www.w3.org/2001/XMLSchema-instance" xmlns:pc="http://schemas.microsoft.com/office/infopath/2007/PartnerControls">
   <documentManagement>
     <TaxCatchAll xmlns="13c90a0b-73bc-4dc0-be5f-28d77b615beb" xsi:nil="true"/>
@@ -17676,7 +17179,20 @@
 </p:properties>
 </file>
 
+<file path=customXml/item2.xml><?xml version="1.0" encoding="utf-8"?>
+<?mso-contentType ?>
+<FormTemplates xmlns="http://schemas.microsoft.com/sharepoint/v3/contenttype/forms">
+  <Display>DocumentLibraryForm</Display>
+  <Edit>DocumentLibraryForm</Edit>
+  <New>DocumentLibraryForm</New>
+</FormTemplates>
+</file>
+
 <file path=customXml/item3.xml><?xml version="1.0" encoding="utf-8"?>
+<b:Sources xmlns:b="http://schemas.openxmlformats.org/officeDocument/2006/bibliography" xmlns="http://schemas.openxmlformats.org/officeDocument/2006/bibliography" SelectedStyle="\APASixthEditionOfficeOnline.xsl" StyleName="APA" Version="6"/>
+</file>
+
+<file path=customXml/item4.xml><?xml version="1.0" encoding="utf-8"?>
 <ct:contentTypeSchema xmlns:ct="http://schemas.microsoft.com/office/2006/metadata/contentType" xmlns:ma="http://schemas.microsoft.com/office/2006/metadata/properties/metaAttributes" ct:_="" ma:_="" ma:contentTypeName="Documento" ma:contentTypeID="0x0101006A81D6BD42E8DF4C91013959704817E1" ma:contentTypeVersion="15" ma:contentTypeDescription="Crear nuevo documento." ma:contentTypeScope="" ma:versionID="bf4f72ffd194f0963ff564daca6869f7">
   <xsd:schema xmlns:xsd="http://www.w3.org/2001/XMLSchema" xmlns:xs="http://www.w3.org/2001/XMLSchema" xmlns:p="http://schemas.microsoft.com/office/2006/metadata/properties" xmlns:ns2="13c90a0b-73bc-4dc0-be5f-28d77b615beb" xmlns:ns3="13c93bba-48ce-428c-bfe5-88b42c19b028" targetNamespace="http://schemas.microsoft.com/office/2006/metadata/properties" ma:root="true" ma:fieldsID="8718d6f4873a5b1392a45044efa78385" ns2:_="" ns3:_="">
     <xsd:import namespace="13c90a0b-73bc-4dc0-be5f-28d77b615beb"/>
@@ -17911,19 +17427,7 @@
 </ct:contentTypeSchema>
 </file>
 
-<file path=customXml/item4.xml><?xml version="1.0" encoding="utf-8"?>
-<b:Sources xmlns:b="http://schemas.openxmlformats.org/officeDocument/2006/bibliography" xmlns="http://schemas.openxmlformats.org/officeDocument/2006/bibliography" SelectedStyle="\APASixthEditionOfficeOnline.xsl" StyleName="APA" Version="6"/>
-</file>
-
 <file path=customXml/itemProps1.xml><?xml version="1.0" encoding="utf-8"?>
-<ds:datastoreItem xmlns:ds="http://schemas.openxmlformats.org/officeDocument/2006/customXml" ds:itemID="{10663269-2064-4804-8290-36D4A57F5557}">
-  <ds:schemaRefs>
-    <ds:schemaRef ds:uri="http://schemas.microsoft.com/sharepoint/v3/contenttype/forms"/>
-  </ds:schemaRefs>
-</ds:datastoreItem>
-</file>
-
-<file path=customXml/itemProps2.xml><?xml version="1.0" encoding="utf-8"?>
 <ds:datastoreItem xmlns:ds="http://schemas.openxmlformats.org/officeDocument/2006/customXml" ds:itemID="{1279454D-02BE-4A9C-A117-DCD1573E2608}">
   <ds:schemaRefs>
     <ds:schemaRef ds:uri="http://schemas.microsoft.com/office/2006/metadata/properties"/>
@@ -17934,7 +17438,23 @@
 </ds:datastoreItem>
 </file>
 
+<file path=customXml/itemProps2.xml><?xml version="1.0" encoding="utf-8"?>
+<ds:datastoreItem xmlns:ds="http://schemas.openxmlformats.org/officeDocument/2006/customXml" ds:itemID="{10663269-2064-4804-8290-36D4A57F5557}">
+  <ds:schemaRefs>
+    <ds:schemaRef ds:uri="http://schemas.microsoft.com/sharepoint/v3/contenttype/forms"/>
+  </ds:schemaRefs>
+</ds:datastoreItem>
+</file>
+
 <file path=customXml/itemProps3.xml><?xml version="1.0" encoding="utf-8"?>
+<ds:datastoreItem xmlns:ds="http://schemas.openxmlformats.org/officeDocument/2006/customXml" ds:itemID="{1DDA3ECC-82AC-441B-B3C0-71EF97AF7834}">
+  <ds:schemaRefs>
+    <ds:schemaRef ds:uri="http://schemas.openxmlformats.org/officeDocument/2006/bibliography"/>
+  </ds:schemaRefs>
+</ds:datastoreItem>
+</file>
+
+<file path=customXml/itemProps4.xml><?xml version="1.0" encoding="utf-8"?>
 <ds:datastoreItem xmlns:ds="http://schemas.openxmlformats.org/officeDocument/2006/customXml" ds:itemID="{59065960-E0CA-4804-83B5-320CBCDCC160}">
   <ds:schemaRefs>
     <ds:schemaRef ds:uri="http://schemas.microsoft.com/office/2006/metadata/contentType"/>
@@ -17951,12 +17471,4 @@
     <ds:schemaRef ds:uri="http://schemas.microsoft.com/internal/obd"/>
   </ds:schemaRefs>
 </ds:datastoreItem>
-</file>
-
-<file path=customXml/itemProps4.xml><?xml version="1.0" encoding="utf-8"?>
-<ds:datastoreItem xmlns:ds="http://schemas.openxmlformats.org/officeDocument/2006/customXml" ds:itemID="{1DDA3ECC-82AC-441B-B3C0-71EF97AF7834}">
-  <ds:schemaRefs>
-    <ds:schemaRef ds:uri="http://schemas.openxmlformats.org/officeDocument/2006/bibliography"/>
-  </ds:schemaRefs>
-</ds:datastoreItem>
 </file>
--- a/fuentes/11210049_CF02_CFA.docx
+++ b/fuentes/11210049_CF02_CFA.docx
@@ -4805,7 +4805,13 @@
       </w:pPr>
       <w:bookmarkStart w:id="6" w:name="_Toc240449757"/>
       <w:r>
-        <w:t>Trabajo colaborativo y en equipo</w:t>
+        <w:t xml:space="preserve">Trabajo colaborativo y </w:t>
+      </w:r>
+      <w:r>
+        <w:t xml:space="preserve">trabajo </w:t>
+      </w:r>
+      <w:r>
+        <w:t>en equipo</w:t>
       </w:r>
       <w:bookmarkEnd w:id="6"/>
     </w:p>
@@ -15555,6 +15561,7 @@
     <w:lsdException w:name="HTML Sample" w:semiHidden="1" w:unhideWhenUsed="1"/>
     <w:lsdException w:name="HTML Typewriter" w:semiHidden="1" w:unhideWhenUsed="1"/>
     <w:lsdException w:name="HTML Variable" w:semiHidden="1" w:unhideWhenUsed="1"/>
+    <w:lsdException w:name="Normal Table" w:semiHidden="1" w:unhideWhenUsed="1"/>
     <w:lsdException w:name="annotation subject" w:semiHidden="1" w:unhideWhenUsed="1"/>
     <w:lsdException w:name="No List" w:semiHidden="1" w:unhideWhenUsed="1"/>
     <w:lsdException w:name="Outline List 1" w:semiHidden="1" w:unhideWhenUsed="1"/>
@@ -15601,8 +15608,10 @@
     <w:lsdException w:name="Table Subtle 2" w:semiHidden="1" w:unhideWhenUsed="1"/>
     <w:lsdException w:name="Table Web 1" w:semiHidden="1" w:unhideWhenUsed="1"/>
     <w:lsdException w:name="Table Web 2" w:semiHidden="1" w:unhideWhenUsed="1"/>
+    <w:lsdException w:name="Table Web 3" w:semiHidden="1" w:unhideWhenUsed="1"/>
     <w:lsdException w:name="Balloon Text" w:semiHidden="1" w:unhideWhenUsed="1"/>
     <w:lsdException w:name="Table Grid" w:uiPriority="39"/>
+    <w:lsdException w:name="Table Theme" w:semiHidden="1" w:unhideWhenUsed="1"/>
     <w:lsdException w:name="Placeholder Text" w:semiHidden="1"/>
     <w:lsdException w:name="No Spacing" w:uiPriority="1" w:qFormat="1"/>
     <w:lsdException w:name="Light Shading" w:uiPriority="60"/>
@@ -17169,6 +17178,15 @@
 </file>
 
 <file path=customXml/item1.xml><?xml version="1.0" encoding="utf-8"?>
+<?mso-contentType ?>
+<FormTemplates xmlns="http://schemas.microsoft.com/sharepoint/v3/contenttype/forms">
+  <Display>DocumentLibraryForm</Display>
+  <Edit>DocumentLibraryForm</Edit>
+  <New>DocumentLibraryForm</New>
+</FormTemplates>
+</file>
+
+<file path=customXml/item2.xml><?xml version="1.0" encoding="utf-8"?>
 <p:properties xmlns:p="http://schemas.microsoft.com/office/2006/metadata/properties" xmlns:xsi="http://www.w3.org/2001/XMLSchema-instance" xmlns:pc="http://schemas.microsoft.com/office/infopath/2007/PartnerControls">
   <documentManagement>
     <TaxCatchAll xmlns="13c90a0b-73bc-4dc0-be5f-28d77b615beb" xsi:nil="true"/>
@@ -17179,20 +17197,7 @@
 </p:properties>
 </file>
 
-<file path=customXml/item2.xml><?xml version="1.0" encoding="utf-8"?>
-<?mso-contentType ?>
-<FormTemplates xmlns="http://schemas.microsoft.com/sharepoint/v3/contenttype/forms">
-  <Display>DocumentLibraryForm</Display>
-  <Edit>DocumentLibraryForm</Edit>
-  <New>DocumentLibraryForm</New>
-</FormTemplates>
-</file>
-
 <file path=customXml/item3.xml><?xml version="1.0" encoding="utf-8"?>
-<b:Sources xmlns:b="http://schemas.openxmlformats.org/officeDocument/2006/bibliography" xmlns="http://schemas.openxmlformats.org/officeDocument/2006/bibliography" SelectedStyle="\APASixthEditionOfficeOnline.xsl" StyleName="APA" Version="6"/>
-</file>
-
-<file path=customXml/item4.xml><?xml version="1.0" encoding="utf-8"?>
 <ct:contentTypeSchema xmlns:ct="http://schemas.microsoft.com/office/2006/metadata/contentType" xmlns:ma="http://schemas.microsoft.com/office/2006/metadata/properties/metaAttributes" ct:_="" ma:_="" ma:contentTypeName="Documento" ma:contentTypeID="0x0101006A81D6BD42E8DF4C91013959704817E1" ma:contentTypeVersion="15" ma:contentTypeDescription="Crear nuevo documento." ma:contentTypeScope="" ma:versionID="bf4f72ffd194f0963ff564daca6869f7">
   <xsd:schema xmlns:xsd="http://www.w3.org/2001/XMLSchema" xmlns:xs="http://www.w3.org/2001/XMLSchema" xmlns:p="http://schemas.microsoft.com/office/2006/metadata/properties" xmlns:ns2="13c90a0b-73bc-4dc0-be5f-28d77b615beb" xmlns:ns3="13c93bba-48ce-428c-bfe5-88b42c19b028" targetNamespace="http://schemas.microsoft.com/office/2006/metadata/properties" ma:root="true" ma:fieldsID="8718d6f4873a5b1392a45044efa78385" ns2:_="" ns3:_="">
     <xsd:import namespace="13c90a0b-73bc-4dc0-be5f-28d77b615beb"/>
@@ -17427,7 +17432,19 @@
 </ct:contentTypeSchema>
 </file>
 
+<file path=customXml/item4.xml><?xml version="1.0" encoding="utf-8"?>
+<b:Sources xmlns:b="http://schemas.openxmlformats.org/officeDocument/2006/bibliography" xmlns="http://schemas.openxmlformats.org/officeDocument/2006/bibliography" SelectedStyle="\APASixthEditionOfficeOnline.xsl" StyleName="APA" Version="6"/>
+</file>
+
 <file path=customXml/itemProps1.xml><?xml version="1.0" encoding="utf-8"?>
+<ds:datastoreItem xmlns:ds="http://schemas.openxmlformats.org/officeDocument/2006/customXml" ds:itemID="{10663269-2064-4804-8290-36D4A57F5557}">
+  <ds:schemaRefs>
+    <ds:schemaRef ds:uri="http://schemas.microsoft.com/sharepoint/v3/contenttype/forms"/>
+  </ds:schemaRefs>
+</ds:datastoreItem>
+</file>
+
+<file path=customXml/itemProps2.xml><?xml version="1.0" encoding="utf-8"?>
 <ds:datastoreItem xmlns:ds="http://schemas.openxmlformats.org/officeDocument/2006/customXml" ds:itemID="{1279454D-02BE-4A9C-A117-DCD1573E2608}">
   <ds:schemaRefs>
     <ds:schemaRef ds:uri="http://schemas.microsoft.com/office/2006/metadata/properties"/>
@@ -17438,23 +17455,7 @@
 </ds:datastoreItem>
 </file>
 
-<file path=customXml/itemProps2.xml><?xml version="1.0" encoding="utf-8"?>
-<ds:datastoreItem xmlns:ds="http://schemas.openxmlformats.org/officeDocument/2006/customXml" ds:itemID="{10663269-2064-4804-8290-36D4A57F5557}">
-  <ds:schemaRefs>
-    <ds:schemaRef ds:uri="http://schemas.microsoft.com/sharepoint/v3/contenttype/forms"/>
-  </ds:schemaRefs>
-</ds:datastoreItem>
-</file>
-
 <file path=customXml/itemProps3.xml><?xml version="1.0" encoding="utf-8"?>
-<ds:datastoreItem xmlns:ds="http://schemas.openxmlformats.org/officeDocument/2006/customXml" ds:itemID="{1DDA3ECC-82AC-441B-B3C0-71EF97AF7834}">
-  <ds:schemaRefs>
-    <ds:schemaRef ds:uri="http://schemas.openxmlformats.org/officeDocument/2006/bibliography"/>
-  </ds:schemaRefs>
-</ds:datastoreItem>
-</file>
-
-<file path=customXml/itemProps4.xml><?xml version="1.0" encoding="utf-8"?>
 <ds:datastoreItem xmlns:ds="http://schemas.openxmlformats.org/officeDocument/2006/customXml" ds:itemID="{59065960-E0CA-4804-83B5-320CBCDCC160}">
   <ds:schemaRefs>
     <ds:schemaRef ds:uri="http://schemas.microsoft.com/office/2006/metadata/contentType"/>
@@ -17471,4 +17472,12 @@
     <ds:schemaRef ds:uri="http://schemas.microsoft.com/internal/obd"/>
   </ds:schemaRefs>
 </ds:datastoreItem>
+</file>
+
+<file path=customXml/itemProps4.xml><?xml version="1.0" encoding="utf-8"?>
+<ds:datastoreItem xmlns:ds="http://schemas.openxmlformats.org/officeDocument/2006/customXml" ds:itemID="{1DDA3ECC-82AC-441B-B3C0-71EF97AF7834}">
+  <ds:schemaRefs>
+    <ds:schemaRef ds:uri="http://schemas.openxmlformats.org/officeDocument/2006/bibliography"/>
+  </ds:schemaRefs>
+</ds:datastoreItem>
 </file>